--- a/src/week_3/lab03.docx
+++ b/src/week_3/lab03.docx
@@ -4,34 +4,3762 @@
   <w:body>
     <w:p>
       <w:pPr>
-        <w:rPr>
+        <w:spacing w:before="120" w:line="240" w:lineRule="auto"/>
+        <w:jc w:val="center"/>
+        <w:rPr>
+          <w:rFonts w:asciiTheme="majorHAnsi" w:hAnsiTheme="majorHAnsi" w:cstheme="majorHAnsi"/>
+          <w:b/>
+          <w:szCs w:val="26"/>
+        </w:rPr>
+      </w:pPr>
+      <w:r>
+        <w:rPr>
+          <w:rFonts w:asciiTheme="majorHAnsi" w:hAnsiTheme="majorHAnsi" w:cstheme="majorHAnsi"/>
+          <w:b/>
+          <w:szCs w:val="26"/>
+        </w:rPr>
+        <w:t>ỦY BAN NHÂN DÂN THÀNH PHỐ HỒ CHÍ MINH</w:t>
+      </w:r>
+    </w:p>
+    <w:p>
+      <w:pPr>
+        <w:spacing w:before="120" w:line="240" w:lineRule="auto"/>
+        <w:jc w:val="center"/>
+        <w:rPr>
+          <w:rFonts w:asciiTheme="majorHAnsi" w:hAnsiTheme="majorHAnsi" w:cstheme="majorHAnsi"/>
+          <w:szCs w:val="26"/>
+        </w:rPr>
+      </w:pPr>
+      <w:r>
+        <w:rPr>
+          <w:rFonts w:asciiTheme="majorHAnsi" w:hAnsiTheme="majorHAnsi" w:cstheme="majorHAnsi"/>
           <w:b/>
           <w:bCs/>
-        </w:rPr>
-      </w:pPr>
-      <w:r>
-        <w:rPr>
+          <w:szCs w:val="26"/>
+        </w:rPr>
+        <w:t>TRƯỜNG ĐẠI HỌC SÀI GÒN</w:t>
+      </w:r>
+    </w:p>
+    <w:p>
+      <w:pPr>
+        <w:spacing w:line="240" w:lineRule="auto"/>
+        <w:jc w:val="center"/>
+        <w:rPr>
+          <w:rFonts w:asciiTheme="majorHAnsi" w:hAnsiTheme="majorHAnsi" w:cstheme="majorHAnsi"/>
           <w:b/>
           <w:bCs/>
-        </w:rPr>
-        <w:t>Giải bài toán N-Queens bằng các thuật toán Local Search</w:t>
-      </w:r>
-    </w:p>
-    <w:p/>
-    <w:p>
-      <w:pPr>
-        <w:rPr>
+          <w:szCs w:val="26"/>
+        </w:rPr>
+      </w:pPr>
+      <w:r>
+        <w:rPr>
+          <w:rFonts w:asciiTheme="majorHAnsi" w:hAnsiTheme="majorHAnsi" w:cstheme="majorHAnsi"/>
           <w:b/>
           <w:bCs/>
-        </w:rPr>
-      </w:pPr>
-      <w:r>
-        <w:rPr>
+          <w:szCs w:val="26"/>
+        </w:rPr>
+        <w:t>KHOA CÔNG NGHỆ THÔNG TIN</w:t>
+      </w:r>
+    </w:p>
+    <w:p>
+      <w:pPr>
+        <w:jc w:val="center"/>
+        <w:rPr>
+          <w:rFonts w:asciiTheme="majorHAnsi" w:hAnsiTheme="majorHAnsi" w:cstheme="majorHAnsi"/>
+          <w:b/>
+          <w:szCs w:val="26"/>
+        </w:rPr>
+      </w:pPr>
+      <w:r>
+        <w:rPr>
+          <w:rFonts w:asciiTheme="majorHAnsi" w:hAnsiTheme="majorHAnsi" w:cstheme="majorHAnsi"/>
+          <w:b/>
+          <w:szCs w:val="26"/>
+        </w:rPr>
+        <w:t>--------***--------</w:t>
+      </w:r>
+    </w:p>
+    <w:p>
+      <w:pPr>
+        <w:spacing w:after="120"/>
+        <w:jc w:val="center"/>
+        <w:rPr>
+          <w:rFonts w:asciiTheme="majorHAnsi" w:hAnsiTheme="majorHAnsi" w:cstheme="majorHAnsi"/>
+          <w:szCs w:val="26"/>
+        </w:rPr>
+      </w:pPr>
+      <w:r>
+        <w:rPr>
+          <w:rFonts w:asciiTheme="majorHAnsi" w:hAnsiTheme="majorHAnsi" w:cstheme="majorHAnsi"/>
+          <w:noProof/>
+          <w:szCs w:val="26"/>
+        </w:rPr>
+        <w:drawing>
+          <wp:inline distT="0" distB="0" distL="0" distR="0" wp14:anchorId="7727F85D" wp14:editId="5370069A">
+            <wp:extent cx="2250831" cy="2114671"/>
+            <wp:effectExtent l="0" t="0" r="0" b="0"/>
+            <wp:docPr id="16551184" name="Picture 16551184" descr="A blue button with white text&#10;&#10;AI-generated content may be incorrect."/>
+            <wp:cNvGraphicFramePr>
+              <a:graphicFrameLocks xmlns:a="http://schemas.openxmlformats.org/drawingml/2006/main" noChangeAspect="1"/>
+            </wp:cNvGraphicFramePr>
+            <a:graphic xmlns:a="http://schemas.openxmlformats.org/drawingml/2006/main">
+              <a:graphicData uri="http://schemas.openxmlformats.org/drawingml/2006/picture">
+                <pic:pic xmlns:pic="http://schemas.openxmlformats.org/drawingml/2006/picture">
+                  <pic:nvPicPr>
+                    <pic:cNvPr id="16551184" name="Picture 16551184" descr="A blue button with white text&#10;&#10;AI-generated content may be incorrect."/>
+                    <pic:cNvPicPr/>
+                  </pic:nvPicPr>
+                  <pic:blipFill>
+                    <a:blip r:embed="rId6">
+                      <a:extLst>
+                        <a:ext uri="{28A0092B-C50C-407E-A947-70E740481C1C}">
+                          <a14:useLocalDpi xmlns:a14="http://schemas.microsoft.com/office/drawing/2010/main" val="0"/>
+                        </a:ext>
+                      </a:extLst>
+                    </a:blip>
+                    <a:stretch>
+                      <a:fillRect/>
+                    </a:stretch>
+                  </pic:blipFill>
+                  <pic:spPr>
+                    <a:xfrm>
+                      <a:off x="0" y="0"/>
+                      <a:ext cx="2261446" cy="2124644"/>
+                    </a:xfrm>
+                    <a:prstGeom prst="rect">
+                      <a:avLst/>
+                    </a:prstGeom>
+                  </pic:spPr>
+                </pic:pic>
+              </a:graphicData>
+            </a:graphic>
+          </wp:inline>
+        </w:drawing>
+      </w:r>
+    </w:p>
+    <w:p>
+      <w:pPr>
+        <w:spacing w:after="120"/>
+        <w:jc w:val="center"/>
+        <w:rPr>
+          <w:rFonts w:asciiTheme="majorHAnsi" w:hAnsiTheme="majorHAnsi" w:cstheme="majorHAnsi"/>
+          <w:szCs w:val="26"/>
+        </w:rPr>
+      </w:pPr>
+    </w:p>
+    <w:p>
+      <w:pPr>
+        <w:jc w:val="center"/>
+        <w:rPr>
+          <w:rStyle w:val="fontstyle01"/>
+          <w:rFonts w:asciiTheme="majorHAnsi" w:eastAsiaTheme="majorEastAsia" w:hAnsiTheme="majorHAnsi" w:cstheme="majorHAnsi"/>
+          <w:sz w:val="40"/>
+          <w:szCs w:val="40"/>
+        </w:rPr>
+      </w:pPr>
+      <w:r>
+        <w:rPr>
+          <w:rStyle w:val="fontstyle01"/>
+          <w:rFonts w:asciiTheme="majorHAnsi" w:eastAsiaTheme="majorEastAsia" w:hAnsiTheme="majorHAnsi" w:cstheme="majorHAnsi"/>
+          <w:sz w:val="40"/>
+          <w:szCs w:val="40"/>
+        </w:rPr>
+        <w:t>BÁO CÁO</w:t>
+      </w:r>
+    </w:p>
+    <w:p>
+      <w:pPr>
+        <w:jc w:val="center"/>
+        <w:rPr>
+          <w:rFonts w:asciiTheme="majorHAnsi" w:eastAsiaTheme="majorEastAsia" w:hAnsiTheme="majorHAnsi" w:cstheme="majorHAnsi"/>
+          <w:b/>
+          <w:color w:val="000000"/>
+          <w:sz w:val="40"/>
+          <w:szCs w:val="40"/>
+        </w:rPr>
+      </w:pPr>
+      <w:r>
+        <w:rPr>
+          <w:rStyle w:val="fontstyle01"/>
+          <w:rFonts w:asciiTheme="majorHAnsi" w:eastAsiaTheme="majorEastAsia" w:hAnsiTheme="majorHAnsi" w:cstheme="majorHAnsi"/>
+          <w:sz w:val="40"/>
+          <w:szCs w:val="40"/>
+        </w:rPr>
+        <w:t xml:space="preserve">HỌC PHẦN </w:t>
+      </w:r>
+      <w:r>
+        <w:rPr>
+          <w:rStyle w:val="fontstyle01"/>
+          <w:rFonts w:asciiTheme="majorHAnsi" w:eastAsiaTheme="majorEastAsia" w:hAnsiTheme="majorHAnsi" w:cstheme="majorHAnsi"/>
+          <w:sz w:val="40"/>
+          <w:szCs w:val="40"/>
+        </w:rPr>
+        <w:t>TRÍ TUỆ NHÂN TẠO NÂNG CAO</w:t>
+      </w:r>
+    </w:p>
+    <w:p>
+      <w:pPr>
+        <w:spacing w:before="480" w:after="120"/>
+        <w:ind w:right="6"/>
+        <w:jc w:val="center"/>
+        <w:rPr>
+          <w:rFonts w:asciiTheme="majorHAnsi" w:hAnsiTheme="majorHAnsi" w:cstheme="majorHAnsi"/>
           <w:b/>
           <w:bCs/>
-        </w:rPr>
+          <w:color w:val="000000"/>
+          <w:sz w:val="36"/>
+          <w:szCs w:val="36"/>
+        </w:rPr>
+      </w:pPr>
+      <w:r>
+        <w:rPr>
+          <w:rFonts w:asciiTheme="majorHAnsi" w:hAnsiTheme="majorHAnsi" w:cstheme="majorHAnsi"/>
+          <w:b/>
+          <w:bCs/>
+          <w:color w:val="000000"/>
+          <w:sz w:val="36"/>
+          <w:szCs w:val="36"/>
+        </w:rPr>
+        <w:t>T</w:t>
+      </w:r>
+      <w:r>
+        <w:rPr>
+          <w:rFonts w:asciiTheme="majorHAnsi" w:hAnsiTheme="majorHAnsi" w:cstheme="majorHAnsi"/>
+          <w:b/>
+          <w:bCs/>
+          <w:color w:val="000000"/>
+          <w:sz w:val="36"/>
+          <w:szCs w:val="36"/>
+        </w:rPr>
+        <w:t>UẦN 3</w:t>
+      </w:r>
+      <w:r>
+        <w:rPr>
+          <w:rFonts w:asciiTheme="majorHAnsi" w:hAnsiTheme="majorHAnsi" w:cstheme="majorHAnsi"/>
+          <w:b/>
+          <w:bCs/>
+          <w:color w:val="000000"/>
+          <w:sz w:val="36"/>
+          <w:szCs w:val="36"/>
+        </w:rPr>
+        <w:br/>
+        <w:t>Lab03: Local Search</w:t>
+      </w:r>
+      <w:r>
+        <w:rPr>
+          <w:rFonts w:asciiTheme="majorHAnsi" w:hAnsiTheme="majorHAnsi" w:cstheme="majorHAnsi"/>
+          <w:b/>
+          <w:bCs/>
+          <w:color w:val="000000"/>
+          <w:sz w:val="36"/>
+          <w:szCs w:val="36"/>
+        </w:rPr>
+        <w:t xml:space="preserve">                                                                          </w:t>
+      </w:r>
+    </w:p>
+    <w:p>
+      <w:pPr>
+        <w:spacing w:line="240" w:lineRule="auto"/>
+        <w:jc w:val="center"/>
+        <w:rPr>
+          <w:rFonts w:asciiTheme="majorHAnsi" w:hAnsiTheme="majorHAnsi" w:cstheme="majorHAnsi"/>
+          <w:sz w:val="36"/>
+          <w:szCs w:val="36"/>
+        </w:rPr>
+      </w:pPr>
+    </w:p>
+    <w:p>
+      <w:pPr>
+        <w:tabs>
+          <w:tab w:val="left" w:pos="2177"/>
+          <w:tab w:val="left" w:pos="2760"/>
+        </w:tabs>
+        <w:spacing w:before="240"/>
+        <w:jc w:val="center"/>
+        <w:rPr>
+          <w:rFonts w:asciiTheme="majorHAnsi" w:hAnsiTheme="majorHAnsi" w:cstheme="majorHAnsi"/>
+          <w:b/>
+          <w:szCs w:val="26"/>
+        </w:rPr>
+      </w:pPr>
+      <w:r>
+        <w:rPr>
+          <w:rFonts w:asciiTheme="majorHAnsi" w:hAnsiTheme="majorHAnsi" w:cstheme="majorHAnsi"/>
+          <w:b/>
+          <w:szCs w:val="26"/>
+        </w:rPr>
+        <w:t>GIẢNG VIÊN HƯỚNG DẪN</w:t>
+      </w:r>
+    </w:p>
+    <w:p>
+      <w:pPr>
+        <w:tabs>
+          <w:tab w:val="left" w:pos="2177"/>
+          <w:tab w:val="left" w:pos="2760"/>
+        </w:tabs>
+        <w:jc w:val="center"/>
+        <w:rPr>
+          <w:rFonts w:asciiTheme="majorHAnsi" w:hAnsiTheme="majorHAnsi" w:cstheme="majorHAnsi"/>
+          <w:b/>
+          <w:szCs w:val="26"/>
+        </w:rPr>
+      </w:pPr>
+      <w:r>
+        <w:rPr>
+          <w:rFonts w:asciiTheme="majorHAnsi" w:hAnsiTheme="majorHAnsi" w:cstheme="majorHAnsi"/>
+          <w:b/>
+          <w:szCs w:val="26"/>
+        </w:rPr>
+        <w:t>Đỗ Như Tài</w:t>
+      </w:r>
+    </w:p>
+    <w:p>
+      <w:pPr>
+        <w:spacing w:before="240"/>
+        <w:jc w:val="center"/>
+        <w:rPr>
+          <w:rFonts w:asciiTheme="majorHAnsi" w:hAnsiTheme="majorHAnsi" w:cstheme="majorHAnsi"/>
+          <w:b/>
+          <w:szCs w:val="26"/>
+        </w:rPr>
+      </w:pPr>
+      <w:r>
+        <w:rPr>
+          <w:rFonts w:asciiTheme="majorHAnsi" w:hAnsiTheme="majorHAnsi" w:cstheme="majorHAnsi"/>
+          <w:b/>
+          <w:szCs w:val="26"/>
+        </w:rPr>
+        <w:t>SINH VIÊN THỰC HIỆN</w:t>
+      </w:r>
+      <w:r>
+        <w:rPr>
+          <w:rFonts w:asciiTheme="majorHAnsi" w:hAnsiTheme="majorHAnsi" w:cstheme="majorHAnsi"/>
+          <w:b/>
+          <w:szCs w:val="26"/>
+        </w:rPr>
+        <w:t xml:space="preserve"> </w:t>
+      </w:r>
+    </w:p>
+    <w:tbl>
+      <w:tblPr>
+        <w:tblStyle w:val="TableGrid"/>
+        <w:tblW w:w="0" w:type="auto"/>
+        <w:tblInd w:w="1271" w:type="dxa"/>
+        <w:tblBorders>
+          <w:top w:val="none" w:sz="0" w:space="0" w:color="auto"/>
+          <w:left w:val="none" w:sz="0" w:space="0" w:color="auto"/>
+          <w:bottom w:val="none" w:sz="0" w:space="0" w:color="auto"/>
+          <w:right w:val="none" w:sz="0" w:space="0" w:color="auto"/>
+          <w:insideH w:val="none" w:sz="0" w:space="0" w:color="auto"/>
+          <w:insideV w:val="none" w:sz="0" w:space="0" w:color="auto"/>
+        </w:tblBorders>
+        <w:tblLook w:val="04A0" w:firstRow="1" w:lastRow="0" w:firstColumn="1" w:lastColumn="0" w:noHBand="0" w:noVBand="1"/>
+      </w:tblPr>
+      <w:tblGrid>
+        <w:gridCol w:w="3401"/>
+        <w:gridCol w:w="2348"/>
+      </w:tblGrid>
+      <w:tr>
+        <w:tc>
+          <w:tcPr>
+            <w:tcW w:w="3401" w:type="dxa"/>
+          </w:tcPr>
+          <w:p>
+            <w:pPr>
+              <w:jc w:val="right"/>
+              <w:rPr>
+                <w:rFonts w:asciiTheme="majorHAnsi" w:hAnsiTheme="majorHAnsi" w:cstheme="majorHAnsi"/>
+              </w:rPr>
+            </w:pPr>
+            <w:r>
+              <w:rPr>
+                <w:rFonts w:asciiTheme="majorHAnsi" w:hAnsiTheme="majorHAnsi" w:cstheme="majorHAnsi"/>
+                <w:b/>
+                <w:szCs w:val="26"/>
+              </w:rPr>
+              <w:t>Phan Phước Vinh</w:t>
+            </w:r>
+          </w:p>
+        </w:tc>
+        <w:tc>
+          <w:tcPr>
+            <w:tcW w:w="2348" w:type="dxa"/>
+          </w:tcPr>
+          <w:p>
+            <w:pPr>
+              <w:jc w:val="center"/>
+              <w:rPr>
+                <w:rFonts w:asciiTheme="majorHAnsi" w:hAnsiTheme="majorHAnsi" w:cstheme="majorHAnsi"/>
+              </w:rPr>
+            </w:pPr>
+            <w:r>
+              <w:rPr>
+                <w:rFonts w:asciiTheme="majorHAnsi" w:hAnsiTheme="majorHAnsi" w:cstheme="majorHAnsi"/>
+                <w:b/>
+                <w:szCs w:val="26"/>
+                <w:lang w:val="en-US"/>
+              </w:rPr>
+              <w:t>3122410476</w:t>
+            </w:r>
+          </w:p>
+        </w:tc>
+      </w:tr>
+      <w:tr>
+        <w:tc>
+          <w:tcPr>
+            <w:tcW w:w="3401" w:type="dxa"/>
+          </w:tcPr>
+          <w:p>
+            <w:pPr>
+              <w:jc w:val="right"/>
+              <w:rPr>
+                <w:rFonts w:asciiTheme="majorHAnsi" w:hAnsiTheme="majorHAnsi" w:cstheme="majorHAnsi"/>
+              </w:rPr>
+            </w:pPr>
+            <w:r>
+              <w:rPr>
+                <w:rFonts w:asciiTheme="majorHAnsi" w:hAnsiTheme="majorHAnsi" w:cstheme="majorHAnsi"/>
+                <w:b/>
+                <w:bCs/>
+                <w:szCs w:val="26"/>
+              </w:rPr>
+              <w:t>Lê Thị Thu Thuận</w:t>
+            </w:r>
+          </w:p>
+        </w:tc>
+        <w:tc>
+          <w:tcPr>
+            <w:tcW w:w="2348" w:type="dxa"/>
+          </w:tcPr>
+          <w:p>
+            <w:pPr>
+              <w:jc w:val="center"/>
+              <w:rPr>
+                <w:rFonts w:asciiTheme="majorHAnsi" w:hAnsiTheme="majorHAnsi" w:cstheme="majorHAnsi"/>
+              </w:rPr>
+            </w:pPr>
+            <w:r>
+              <w:rPr>
+                <w:rFonts w:asciiTheme="majorHAnsi" w:hAnsiTheme="majorHAnsi" w:cstheme="majorHAnsi"/>
+                <w:b/>
+                <w:bCs/>
+                <w:szCs w:val="26"/>
+                <w:lang w:val="en-US"/>
+              </w:rPr>
+              <w:t>3122410402</w:t>
+            </w:r>
+          </w:p>
+        </w:tc>
+      </w:tr>
+      <w:tr>
+        <w:tc>
+          <w:tcPr>
+            <w:tcW w:w="3401" w:type="dxa"/>
+          </w:tcPr>
+          <w:p>
+            <w:pPr>
+              <w:jc w:val="right"/>
+              <w:rPr>
+                <w:rFonts w:asciiTheme="majorHAnsi" w:hAnsiTheme="majorHAnsi" w:cstheme="majorHAnsi"/>
+                <w:b/>
+                <w:bCs/>
+                <w:lang w:val="en-US"/>
+              </w:rPr>
+            </w:pPr>
+            <w:r>
+              <w:rPr>
+                <w:rFonts w:asciiTheme="majorHAnsi" w:hAnsiTheme="majorHAnsi" w:cstheme="majorHAnsi"/>
+                <w:b/>
+                <w:bCs/>
+                <w:lang w:val="en-US"/>
+              </w:rPr>
+              <w:t>Tạ Thái thuận</w:t>
+            </w:r>
+          </w:p>
+        </w:tc>
+        <w:tc>
+          <w:tcPr>
+            <w:tcW w:w="2348" w:type="dxa"/>
+          </w:tcPr>
+          <w:p>
+            <w:pPr>
+              <w:jc w:val="center"/>
+              <w:rPr>
+                <w:rFonts w:asciiTheme="majorHAnsi" w:hAnsiTheme="majorHAnsi" w:cstheme="majorHAnsi"/>
+              </w:rPr>
+            </w:pPr>
+            <w:r>
+              <w:rPr>
+                <w:rFonts w:asciiTheme="majorHAnsi" w:hAnsiTheme="majorHAnsi" w:cstheme="majorHAnsi"/>
+                <w:b/>
+                <w:bCs/>
+                <w:szCs w:val="26"/>
+                <w:lang w:val="en-US"/>
+              </w:rPr>
+              <w:t>312241040</w:t>
+            </w:r>
+            <w:r>
+              <w:rPr>
+                <w:rFonts w:asciiTheme="majorHAnsi" w:hAnsiTheme="majorHAnsi" w:cstheme="majorHAnsi"/>
+                <w:b/>
+                <w:bCs/>
+                <w:szCs w:val="26"/>
+                <w:lang w:val="en-US"/>
+              </w:rPr>
+              <w:t>4</w:t>
+            </w:r>
+          </w:p>
+        </w:tc>
+      </w:tr>
+      <w:tr>
+        <w:tc>
+          <w:tcPr>
+            <w:tcW w:w="3401" w:type="dxa"/>
+          </w:tcPr>
+          <w:p>
+            <w:pPr>
+              <w:jc w:val="right"/>
+              <w:rPr>
+                <w:rFonts w:asciiTheme="majorHAnsi" w:hAnsiTheme="majorHAnsi" w:cstheme="majorHAnsi"/>
+                <w:b/>
+                <w:bCs/>
+                <w:lang w:val="en-US"/>
+              </w:rPr>
+            </w:pPr>
+            <w:r>
+              <w:rPr>
+                <w:rFonts w:asciiTheme="majorHAnsi" w:hAnsiTheme="majorHAnsi" w:cstheme="majorHAnsi"/>
+                <w:b/>
+                <w:bCs/>
+                <w:lang w:val="en-US"/>
+              </w:rPr>
+              <w:t>Thái Tuấn Bảo</w:t>
+            </w:r>
+          </w:p>
+        </w:tc>
+        <w:tc>
+          <w:tcPr>
+            <w:tcW w:w="2348" w:type="dxa"/>
+          </w:tcPr>
+          <w:p>
+            <w:pPr>
+              <w:jc w:val="center"/>
+              <w:rPr>
+                <w:rFonts w:asciiTheme="majorHAnsi" w:hAnsiTheme="majorHAnsi" w:cstheme="majorHAnsi"/>
+                <w:b/>
+                <w:bCs/>
+              </w:rPr>
+            </w:pPr>
+            <w:r>
+              <w:rPr>
+                <w:rFonts w:asciiTheme="majorHAnsi" w:eastAsia="Times New Roman" w:hAnsiTheme="majorHAnsi"/>
+                <w:b/>
+                <w:bCs/>
+                <w:color w:val="000000" w:themeColor="text1"/>
+                <w:szCs w:val="26"/>
+                <w:highlight w:val="white"/>
+              </w:rPr>
+              <w:t>3120410053</w:t>
+            </w:r>
+          </w:p>
+        </w:tc>
+      </w:tr>
+    </w:tbl>
+    <w:p>
+      <w:pPr>
+        <w:jc w:val="center"/>
+        <w:rPr>
+          <w:rFonts w:asciiTheme="majorHAnsi" w:hAnsiTheme="majorHAnsi" w:cstheme="majorHAnsi"/>
+        </w:rPr>
+      </w:pPr>
+    </w:p>
+    <w:p>
+      <w:pPr>
+        <w:jc w:val="center"/>
+        <w:rPr>
+          <w:rFonts w:asciiTheme="majorHAnsi" w:hAnsiTheme="majorHAnsi" w:cstheme="majorHAnsi"/>
+        </w:rPr>
+      </w:pPr>
+    </w:p>
+    <w:p>
+      <w:pPr>
+        <w:rPr>
+          <w:rFonts w:asciiTheme="majorHAnsi" w:hAnsiTheme="majorHAnsi" w:cstheme="majorHAnsi"/>
+        </w:rPr>
+      </w:pPr>
+    </w:p>
+    <w:p>
+      <w:pPr>
+        <w:jc w:val="center"/>
+        <w:rPr>
+          <w:rFonts w:asciiTheme="majorHAnsi" w:hAnsiTheme="majorHAnsi" w:cstheme="majorBidi"/>
+          <w:b/>
+          <w:bCs/>
+        </w:rPr>
+        <w:sectPr>
+          <w:footerReference w:type="default" r:id="rId7"/>
+          <w:pgSz w:w="11907" w:h="16840" w:code="9"/>
+          <w:pgMar w:top="851" w:right="851" w:bottom="851" w:left="1701" w:header="720" w:footer="720" w:gutter="0"/>
+          <w:pgBorders>
+            <w:top w:val="thinThickSmallGap" w:sz="24" w:space="1" w:color="auto"/>
+            <w:left w:val="thinThickSmallGap" w:sz="24" w:space="4" w:color="auto"/>
+            <w:bottom w:val="thickThinSmallGap" w:sz="24" w:space="1" w:color="auto"/>
+            <w:right w:val="thickThinSmallGap" w:sz="24" w:space="4" w:color="auto"/>
+          </w:pgBorders>
+          <w:cols w:space="720"/>
+          <w:docGrid w:linePitch="360"/>
+        </w:sectPr>
+      </w:pPr>
+      <w:r>
+        <w:rPr>
+          <w:rFonts w:asciiTheme="majorHAnsi" w:hAnsiTheme="majorHAnsi" w:cstheme="majorBidi"/>
+          <w:b/>
+          <w:bCs/>
+        </w:rPr>
+        <w:t>Thành phố Hồ Chí Minh, năm 202</w:t>
+      </w:r>
+      <w:r>
+        <w:rPr>
+          <w:rFonts w:asciiTheme="majorHAnsi" w:hAnsiTheme="majorHAnsi" w:cstheme="majorBidi"/>
+          <w:b/>
+          <w:bCs/>
+        </w:rPr>
+        <w:t>5</w:t>
+      </w:r>
+    </w:p>
+    <w:sdt>
+      <w:sdtPr>
+        <w:id w:val="-927114755"/>
+        <w:docPartObj>
+          <w:docPartGallery w:val="Table of Contents"/>
+          <w:docPartUnique/>
+        </w:docPartObj>
+      </w:sdtPr>
+      <w:sdtEndPr>
+        <w:rPr>
+          <w:rFonts w:asciiTheme="minorHAnsi" w:eastAsiaTheme="minorHAnsi" w:hAnsiTheme="minorHAnsi" w:cstheme="minorBidi"/>
+          <w:b/>
+          <w:bCs/>
+          <w:noProof/>
+          <w:color w:val="auto"/>
+          <w:kern w:val="2"/>
+          <w:sz w:val="24"/>
+          <w:szCs w:val="24"/>
+          <w14:ligatures w14:val="standardContextual"/>
+        </w:rPr>
+      </w:sdtEndPr>
+      <w:sdtContent>
+        <w:p>
+          <w:pPr>
+            <w:pStyle w:val="TOCHeading"/>
+            <w:rPr>
+              <w:b/>
+              <w:bCs/>
+              <w:color w:val="000000" w:themeColor="text1"/>
+            </w:rPr>
+          </w:pPr>
+          <w:r>
+            <w:rPr>
+              <w:b/>
+              <w:bCs/>
+              <w:color w:val="000000" w:themeColor="text1"/>
+            </w:rPr>
+            <w:t>Mục lục</w:t>
+          </w:r>
+        </w:p>
+        <w:p>
+          <w:pPr>
+            <w:pStyle w:val="TOC1"/>
+            <w:tabs>
+              <w:tab w:val="right" w:leader="dot" w:pos="9350"/>
+            </w:tabs>
+            <w:rPr>
+              <w:noProof/>
+            </w:rPr>
+          </w:pPr>
+          <w:r>
+            <w:fldChar w:fldCharType="begin"/>
+          </w:r>
+          <w:r>
+            <w:instrText xml:space="preserve"> TOC \o "1-3" \h \z \u </w:instrText>
+          </w:r>
+          <w:r>
+            <w:fldChar w:fldCharType="separate"/>
+          </w:r>
+          <w:hyperlink w:anchor="_Toc211159715" w:history="1">
+            <w:r>
+              <w:rPr>
+                <w:rStyle w:val="Hyperlink"/>
+                <w:noProof/>
+              </w:rPr>
+              <w:t>Báo cáo phân công tuần 3</w:t>
+            </w:r>
+            <w:r>
+              <w:rPr>
+                <w:noProof/>
+                <w:webHidden/>
+              </w:rPr>
+              <w:tab/>
+            </w:r>
+            <w:r>
+              <w:rPr>
+                <w:noProof/>
+                <w:webHidden/>
+              </w:rPr>
+              <w:fldChar w:fldCharType="begin"/>
+            </w:r>
+            <w:r>
+              <w:rPr>
+                <w:noProof/>
+                <w:webHidden/>
+              </w:rPr>
+              <w:instrText xml:space="preserve"> PAGEREF _Toc211159715 \h </w:instrText>
+            </w:r>
+            <w:r>
+              <w:rPr>
+                <w:noProof/>
+                <w:webHidden/>
+              </w:rPr>
+            </w:r>
+            <w:r>
+              <w:rPr>
+                <w:noProof/>
+                <w:webHidden/>
+              </w:rPr>
+              <w:fldChar w:fldCharType="separate"/>
+            </w:r>
+            <w:r>
+              <w:rPr>
+                <w:noProof/>
+                <w:webHidden/>
+              </w:rPr>
+              <w:t>3</w:t>
+            </w:r>
+            <w:r>
+              <w:rPr>
+                <w:noProof/>
+                <w:webHidden/>
+              </w:rPr>
+              <w:fldChar w:fldCharType="end"/>
+            </w:r>
+          </w:hyperlink>
+        </w:p>
+        <w:p>
+          <w:pPr>
+            <w:pStyle w:val="TOC1"/>
+            <w:tabs>
+              <w:tab w:val="right" w:leader="dot" w:pos="9350"/>
+            </w:tabs>
+            <w:rPr>
+              <w:noProof/>
+            </w:rPr>
+          </w:pPr>
+          <w:hyperlink w:anchor="_Toc211159716" w:history="1">
+            <w:r>
+              <w:rPr>
+                <w:rStyle w:val="Hyperlink"/>
+                <w:noProof/>
+              </w:rPr>
+              <w:t>Giải bài toán N-Queens bằng các thuật toán Local Search</w:t>
+            </w:r>
+            <w:r>
+              <w:rPr>
+                <w:noProof/>
+                <w:webHidden/>
+              </w:rPr>
+              <w:tab/>
+            </w:r>
+            <w:r>
+              <w:rPr>
+                <w:noProof/>
+                <w:webHidden/>
+              </w:rPr>
+              <w:fldChar w:fldCharType="begin"/>
+            </w:r>
+            <w:r>
+              <w:rPr>
+                <w:noProof/>
+                <w:webHidden/>
+              </w:rPr>
+              <w:instrText xml:space="preserve"> PAGEREF _Toc211159716 \h </w:instrText>
+            </w:r>
+            <w:r>
+              <w:rPr>
+                <w:noProof/>
+                <w:webHidden/>
+              </w:rPr>
+            </w:r>
+            <w:r>
+              <w:rPr>
+                <w:noProof/>
+                <w:webHidden/>
+              </w:rPr>
+              <w:fldChar w:fldCharType="separate"/>
+            </w:r>
+            <w:r>
+              <w:rPr>
+                <w:noProof/>
+                <w:webHidden/>
+              </w:rPr>
+              <w:t>4</w:t>
+            </w:r>
+            <w:r>
+              <w:rPr>
+                <w:noProof/>
+                <w:webHidden/>
+              </w:rPr>
+              <w:fldChar w:fldCharType="end"/>
+            </w:r>
+          </w:hyperlink>
+        </w:p>
+        <w:p>
+          <w:pPr>
+            <w:pStyle w:val="TOC2"/>
+            <w:tabs>
+              <w:tab w:val="right" w:leader="dot" w:pos="9350"/>
+            </w:tabs>
+            <w:rPr>
+              <w:noProof/>
+            </w:rPr>
+          </w:pPr>
+          <w:hyperlink w:anchor="_Toc211159717" w:history="1">
+            <w:r>
+              <w:rPr>
+                <w:rStyle w:val="Hyperlink"/>
+                <w:noProof/>
+              </w:rPr>
+              <w:t>1. Mục tiêu học tập</w:t>
+            </w:r>
+            <w:r>
+              <w:rPr>
+                <w:noProof/>
+                <w:webHidden/>
+              </w:rPr>
+              <w:tab/>
+            </w:r>
+            <w:r>
+              <w:rPr>
+                <w:noProof/>
+                <w:webHidden/>
+              </w:rPr>
+              <w:fldChar w:fldCharType="begin"/>
+            </w:r>
+            <w:r>
+              <w:rPr>
+                <w:noProof/>
+                <w:webHidden/>
+              </w:rPr>
+              <w:instrText xml:space="preserve"> PAGEREF _Toc211159717 \h </w:instrText>
+            </w:r>
+            <w:r>
+              <w:rPr>
+                <w:noProof/>
+                <w:webHidden/>
+              </w:rPr>
+            </w:r>
+            <w:r>
+              <w:rPr>
+                <w:noProof/>
+                <w:webHidden/>
+              </w:rPr>
+              <w:fldChar w:fldCharType="separate"/>
+            </w:r>
+            <w:r>
+              <w:rPr>
+                <w:noProof/>
+                <w:webHidden/>
+              </w:rPr>
+              <w:t>4</w:t>
+            </w:r>
+            <w:r>
+              <w:rPr>
+                <w:noProof/>
+                <w:webHidden/>
+              </w:rPr>
+              <w:fldChar w:fldCharType="end"/>
+            </w:r>
+          </w:hyperlink>
+        </w:p>
+        <w:p>
+          <w:pPr>
+            <w:pStyle w:val="TOC2"/>
+            <w:tabs>
+              <w:tab w:val="right" w:leader="dot" w:pos="9350"/>
+            </w:tabs>
+            <w:rPr>
+              <w:noProof/>
+            </w:rPr>
+          </w:pPr>
+          <w:hyperlink w:anchor="_Toc211159718" w:history="1">
+            <w:r>
+              <w:rPr>
+                <w:rStyle w:val="Hyperlink"/>
+                <w:noProof/>
+              </w:rPr>
+              <w:t>2. Giới thiệu bài toán N-Queens</w:t>
+            </w:r>
+            <w:r>
+              <w:rPr>
+                <w:noProof/>
+                <w:webHidden/>
+              </w:rPr>
+              <w:tab/>
+            </w:r>
+            <w:r>
+              <w:rPr>
+                <w:noProof/>
+                <w:webHidden/>
+              </w:rPr>
+              <w:fldChar w:fldCharType="begin"/>
+            </w:r>
+            <w:r>
+              <w:rPr>
+                <w:noProof/>
+                <w:webHidden/>
+              </w:rPr>
+              <w:instrText xml:space="preserve"> PAGEREF _Toc211159718 \h </w:instrText>
+            </w:r>
+            <w:r>
+              <w:rPr>
+                <w:noProof/>
+                <w:webHidden/>
+              </w:rPr>
+            </w:r>
+            <w:r>
+              <w:rPr>
+                <w:noProof/>
+                <w:webHidden/>
+              </w:rPr>
+              <w:fldChar w:fldCharType="separate"/>
+            </w:r>
+            <w:r>
+              <w:rPr>
+                <w:noProof/>
+                <w:webHidden/>
+              </w:rPr>
+              <w:t>4</w:t>
+            </w:r>
+            <w:r>
+              <w:rPr>
+                <w:noProof/>
+                <w:webHidden/>
+              </w:rPr>
+              <w:fldChar w:fldCharType="end"/>
+            </w:r>
+          </w:hyperlink>
+        </w:p>
+        <w:p>
+          <w:pPr>
+            <w:pStyle w:val="TOC2"/>
+            <w:tabs>
+              <w:tab w:val="right" w:leader="dot" w:pos="9350"/>
+            </w:tabs>
+            <w:rPr>
+              <w:noProof/>
+            </w:rPr>
+          </w:pPr>
+          <w:hyperlink w:anchor="_Toc211159719" w:history="1">
+            <w:r>
+              <w:rPr>
+                <w:rStyle w:val="Hyperlink"/>
+                <w:noProof/>
+              </w:rPr>
+              <w:t>3. Các thuật toán đã triển khai</w:t>
+            </w:r>
+            <w:r>
+              <w:rPr>
+                <w:noProof/>
+                <w:webHidden/>
+              </w:rPr>
+              <w:tab/>
+            </w:r>
+            <w:r>
+              <w:rPr>
+                <w:noProof/>
+                <w:webHidden/>
+              </w:rPr>
+              <w:fldChar w:fldCharType="begin"/>
+            </w:r>
+            <w:r>
+              <w:rPr>
+                <w:noProof/>
+                <w:webHidden/>
+              </w:rPr>
+              <w:instrText xml:space="preserve"> PAGEREF _Toc211159719 \h </w:instrText>
+            </w:r>
+            <w:r>
+              <w:rPr>
+                <w:noProof/>
+                <w:webHidden/>
+              </w:rPr>
+            </w:r>
+            <w:r>
+              <w:rPr>
+                <w:noProof/>
+                <w:webHidden/>
+              </w:rPr>
+              <w:fldChar w:fldCharType="separate"/>
+            </w:r>
+            <w:r>
+              <w:rPr>
+                <w:noProof/>
+                <w:webHidden/>
+              </w:rPr>
+              <w:t>5</w:t>
+            </w:r>
+            <w:r>
+              <w:rPr>
+                <w:noProof/>
+                <w:webHidden/>
+              </w:rPr>
+              <w:fldChar w:fldCharType="end"/>
+            </w:r>
+          </w:hyperlink>
+        </w:p>
+        <w:p>
+          <w:pPr>
+            <w:pStyle w:val="TOC3"/>
+            <w:tabs>
+              <w:tab w:val="right" w:leader="dot" w:pos="9350"/>
+            </w:tabs>
+            <w:rPr>
+              <w:noProof/>
+            </w:rPr>
+          </w:pPr>
+          <w:hyperlink w:anchor="_Toc211159720" w:history="1">
+            <w:r>
+              <w:rPr>
+                <w:rStyle w:val="Hyperlink"/>
+                <w:noProof/>
+              </w:rPr>
+              <w:t>3.1. Steepest-Ascent Hill Climbing</w:t>
+            </w:r>
+            <w:r>
+              <w:rPr>
+                <w:noProof/>
+                <w:webHidden/>
+              </w:rPr>
+              <w:tab/>
+            </w:r>
+            <w:r>
+              <w:rPr>
+                <w:noProof/>
+                <w:webHidden/>
+              </w:rPr>
+              <w:fldChar w:fldCharType="begin"/>
+            </w:r>
+            <w:r>
+              <w:rPr>
+                <w:noProof/>
+                <w:webHidden/>
+              </w:rPr>
+              <w:instrText xml:space="preserve"> PAGEREF _Toc211159720 \h </w:instrText>
+            </w:r>
+            <w:r>
+              <w:rPr>
+                <w:noProof/>
+                <w:webHidden/>
+              </w:rPr>
+            </w:r>
+            <w:r>
+              <w:rPr>
+                <w:noProof/>
+                <w:webHidden/>
+              </w:rPr>
+              <w:fldChar w:fldCharType="separate"/>
+            </w:r>
+            <w:r>
+              <w:rPr>
+                <w:noProof/>
+                <w:webHidden/>
+              </w:rPr>
+              <w:t>5</w:t>
+            </w:r>
+            <w:r>
+              <w:rPr>
+                <w:noProof/>
+                <w:webHidden/>
+              </w:rPr>
+              <w:fldChar w:fldCharType="end"/>
+            </w:r>
+          </w:hyperlink>
+        </w:p>
+        <w:p>
+          <w:pPr>
+            <w:pStyle w:val="TOC3"/>
+            <w:tabs>
+              <w:tab w:val="right" w:leader="dot" w:pos="9350"/>
+            </w:tabs>
+            <w:rPr>
+              <w:noProof/>
+            </w:rPr>
+          </w:pPr>
+          <w:hyperlink w:anchor="_Toc211159721" w:history="1">
+            <w:r>
+              <w:rPr>
+                <w:rStyle w:val="Hyperlink"/>
+                <w:noProof/>
+              </w:rPr>
+              <w:t>3.2. Stochastic Hill Climbing (phiên bản 1)</w:t>
+            </w:r>
+            <w:r>
+              <w:rPr>
+                <w:noProof/>
+                <w:webHidden/>
+              </w:rPr>
+              <w:tab/>
+            </w:r>
+            <w:r>
+              <w:rPr>
+                <w:noProof/>
+                <w:webHidden/>
+              </w:rPr>
+              <w:fldChar w:fldCharType="begin"/>
+            </w:r>
+            <w:r>
+              <w:rPr>
+                <w:noProof/>
+                <w:webHidden/>
+              </w:rPr>
+              <w:instrText xml:space="preserve"> PAGEREF _Toc211159721 \h </w:instrText>
+            </w:r>
+            <w:r>
+              <w:rPr>
+                <w:noProof/>
+                <w:webHidden/>
+              </w:rPr>
+            </w:r>
+            <w:r>
+              <w:rPr>
+                <w:noProof/>
+                <w:webHidden/>
+              </w:rPr>
+              <w:fldChar w:fldCharType="separate"/>
+            </w:r>
+            <w:r>
+              <w:rPr>
+                <w:noProof/>
+                <w:webHidden/>
+              </w:rPr>
+              <w:t>6</w:t>
+            </w:r>
+            <w:r>
+              <w:rPr>
+                <w:noProof/>
+                <w:webHidden/>
+              </w:rPr>
+              <w:fldChar w:fldCharType="end"/>
+            </w:r>
+          </w:hyperlink>
+        </w:p>
+        <w:p>
+          <w:pPr>
+            <w:pStyle w:val="TOC3"/>
+            <w:tabs>
+              <w:tab w:val="right" w:leader="dot" w:pos="9350"/>
+            </w:tabs>
+            <w:rPr>
+              <w:noProof/>
+            </w:rPr>
+          </w:pPr>
+          <w:hyperlink w:anchor="_Toc211159722" w:history="1">
+            <w:r>
+              <w:rPr>
+                <w:rStyle w:val="Hyperlink"/>
+                <w:noProof/>
+              </w:rPr>
+              <w:t>3.3. First-Choice Hill Climbing (Stochastic HC 2)</w:t>
+            </w:r>
+            <w:r>
+              <w:rPr>
+                <w:noProof/>
+                <w:webHidden/>
+              </w:rPr>
+              <w:tab/>
+            </w:r>
+            <w:r>
+              <w:rPr>
+                <w:noProof/>
+                <w:webHidden/>
+              </w:rPr>
+              <w:fldChar w:fldCharType="begin"/>
+            </w:r>
+            <w:r>
+              <w:rPr>
+                <w:noProof/>
+                <w:webHidden/>
+              </w:rPr>
+              <w:instrText xml:space="preserve"> PAGEREF _Toc211159722 \h </w:instrText>
+            </w:r>
+            <w:r>
+              <w:rPr>
+                <w:noProof/>
+                <w:webHidden/>
+              </w:rPr>
+            </w:r>
+            <w:r>
+              <w:rPr>
+                <w:noProof/>
+                <w:webHidden/>
+              </w:rPr>
+              <w:fldChar w:fldCharType="separate"/>
+            </w:r>
+            <w:r>
+              <w:rPr>
+                <w:noProof/>
+                <w:webHidden/>
+              </w:rPr>
+              <w:t>7</w:t>
+            </w:r>
+            <w:r>
+              <w:rPr>
+                <w:noProof/>
+                <w:webHidden/>
+              </w:rPr>
+              <w:fldChar w:fldCharType="end"/>
+            </w:r>
+          </w:hyperlink>
+        </w:p>
+        <w:p>
+          <w:pPr>
+            <w:pStyle w:val="TOC3"/>
+            <w:tabs>
+              <w:tab w:val="right" w:leader="dot" w:pos="9350"/>
+            </w:tabs>
+            <w:rPr>
+              <w:noProof/>
+            </w:rPr>
+          </w:pPr>
+          <w:hyperlink w:anchor="_Toc211159723" w:history="1">
+            <w:r>
+              <w:rPr>
+                <w:rStyle w:val="Hyperlink"/>
+                <w:noProof/>
+              </w:rPr>
+              <w:t>3.4. Hill Climbing with Random Restarts</w:t>
+            </w:r>
+            <w:r>
+              <w:rPr>
+                <w:noProof/>
+                <w:webHidden/>
+              </w:rPr>
+              <w:tab/>
+            </w:r>
+            <w:r>
+              <w:rPr>
+                <w:noProof/>
+                <w:webHidden/>
+              </w:rPr>
+              <w:fldChar w:fldCharType="begin"/>
+            </w:r>
+            <w:r>
+              <w:rPr>
+                <w:noProof/>
+                <w:webHidden/>
+              </w:rPr>
+              <w:instrText xml:space="preserve"> PAGEREF _Toc211159723 \h </w:instrText>
+            </w:r>
+            <w:r>
+              <w:rPr>
+                <w:noProof/>
+                <w:webHidden/>
+              </w:rPr>
+            </w:r>
+            <w:r>
+              <w:rPr>
+                <w:noProof/>
+                <w:webHidden/>
+              </w:rPr>
+              <w:fldChar w:fldCharType="separate"/>
+            </w:r>
+            <w:r>
+              <w:rPr>
+                <w:noProof/>
+                <w:webHidden/>
+              </w:rPr>
+              <w:t>8</w:t>
+            </w:r>
+            <w:r>
+              <w:rPr>
+                <w:noProof/>
+                <w:webHidden/>
+              </w:rPr>
+              <w:fldChar w:fldCharType="end"/>
+            </w:r>
+          </w:hyperlink>
+        </w:p>
+        <w:p>
+          <w:pPr>
+            <w:pStyle w:val="TOC3"/>
+            <w:tabs>
+              <w:tab w:val="right" w:leader="dot" w:pos="9350"/>
+            </w:tabs>
+            <w:rPr>
+              <w:noProof/>
+            </w:rPr>
+          </w:pPr>
+          <w:hyperlink w:anchor="_Toc211159724" w:history="1">
+            <w:r>
+              <w:rPr>
+                <w:rStyle w:val="Hyperlink"/>
+                <w:noProof/>
+              </w:rPr>
+              <w:t>3.5. Simulated Annealing</w:t>
+            </w:r>
+            <w:r>
+              <w:rPr>
+                <w:noProof/>
+                <w:webHidden/>
+              </w:rPr>
+              <w:tab/>
+            </w:r>
+            <w:r>
+              <w:rPr>
+                <w:noProof/>
+                <w:webHidden/>
+              </w:rPr>
+              <w:fldChar w:fldCharType="begin"/>
+            </w:r>
+            <w:r>
+              <w:rPr>
+                <w:noProof/>
+                <w:webHidden/>
+              </w:rPr>
+              <w:instrText xml:space="preserve"> PAGEREF _Toc211159724 \h </w:instrText>
+            </w:r>
+            <w:r>
+              <w:rPr>
+                <w:noProof/>
+                <w:webHidden/>
+              </w:rPr>
+            </w:r>
+            <w:r>
+              <w:rPr>
+                <w:noProof/>
+                <w:webHidden/>
+              </w:rPr>
+              <w:fldChar w:fldCharType="separate"/>
+            </w:r>
+            <w:r>
+              <w:rPr>
+                <w:noProof/>
+                <w:webHidden/>
+              </w:rPr>
+              <w:t>8</w:t>
+            </w:r>
+            <w:r>
+              <w:rPr>
+                <w:noProof/>
+                <w:webHidden/>
+              </w:rPr>
+              <w:fldChar w:fldCharType="end"/>
+            </w:r>
+          </w:hyperlink>
+        </w:p>
+        <w:p>
+          <w:pPr>
+            <w:pStyle w:val="TOC2"/>
+            <w:tabs>
+              <w:tab w:val="right" w:leader="dot" w:pos="9350"/>
+            </w:tabs>
+            <w:rPr>
+              <w:noProof/>
+            </w:rPr>
+          </w:pPr>
+          <w:hyperlink w:anchor="_Toc211159725" w:history="1">
+            <w:r>
+              <w:rPr>
+                <w:rStyle w:val="Hyperlink"/>
+                <w:noProof/>
+              </w:rPr>
+              <w:t>4. Phân tích &amp; So sánh Kết quả</w:t>
+            </w:r>
+            <w:r>
+              <w:rPr>
+                <w:noProof/>
+                <w:webHidden/>
+              </w:rPr>
+              <w:tab/>
+            </w:r>
+            <w:r>
+              <w:rPr>
+                <w:noProof/>
+                <w:webHidden/>
+              </w:rPr>
+              <w:fldChar w:fldCharType="begin"/>
+            </w:r>
+            <w:r>
+              <w:rPr>
+                <w:noProof/>
+                <w:webHidden/>
+              </w:rPr>
+              <w:instrText xml:space="preserve"> PAGEREF _Toc211159725 \h </w:instrText>
+            </w:r>
+            <w:r>
+              <w:rPr>
+                <w:noProof/>
+                <w:webHidden/>
+              </w:rPr>
+            </w:r>
+            <w:r>
+              <w:rPr>
+                <w:noProof/>
+                <w:webHidden/>
+              </w:rPr>
+              <w:fldChar w:fldCharType="separate"/>
+            </w:r>
+            <w:r>
+              <w:rPr>
+                <w:noProof/>
+                <w:webHidden/>
+              </w:rPr>
+              <w:t>9</w:t>
+            </w:r>
+            <w:r>
+              <w:rPr>
+                <w:noProof/>
+                <w:webHidden/>
+              </w:rPr>
+              <w:fldChar w:fldCharType="end"/>
+            </w:r>
+          </w:hyperlink>
+        </w:p>
+        <w:p>
+          <w:pPr>
+            <w:pStyle w:val="TOC2"/>
+            <w:tabs>
+              <w:tab w:val="right" w:leader="dot" w:pos="9350"/>
+            </w:tabs>
+            <w:rPr>
+              <w:noProof/>
+            </w:rPr>
+          </w:pPr>
+          <w:hyperlink w:anchor="_Toc211159726" w:history="1">
+            <w:r>
+              <w:rPr>
+                <w:rStyle w:val="Hyperlink"/>
+                <w:noProof/>
+              </w:rPr>
+              <w:t>5. Mô hình hội tụ</w:t>
+            </w:r>
+            <w:r>
+              <w:rPr>
+                <w:noProof/>
+                <w:webHidden/>
+              </w:rPr>
+              <w:tab/>
+            </w:r>
+            <w:r>
+              <w:rPr>
+                <w:noProof/>
+                <w:webHidden/>
+              </w:rPr>
+              <w:fldChar w:fldCharType="begin"/>
+            </w:r>
+            <w:r>
+              <w:rPr>
+                <w:noProof/>
+                <w:webHidden/>
+              </w:rPr>
+              <w:instrText xml:space="preserve"> PAGEREF _Toc211159726 \h </w:instrText>
+            </w:r>
+            <w:r>
+              <w:rPr>
+                <w:noProof/>
+                <w:webHidden/>
+              </w:rPr>
+            </w:r>
+            <w:r>
+              <w:rPr>
+                <w:noProof/>
+                <w:webHidden/>
+              </w:rPr>
+              <w:fldChar w:fldCharType="separate"/>
+            </w:r>
+            <w:r>
+              <w:rPr>
+                <w:noProof/>
+                <w:webHidden/>
+              </w:rPr>
+              <w:t>9</w:t>
+            </w:r>
+            <w:r>
+              <w:rPr>
+                <w:noProof/>
+                <w:webHidden/>
+              </w:rPr>
+              <w:fldChar w:fldCharType="end"/>
+            </w:r>
+          </w:hyperlink>
+        </w:p>
+        <w:p>
+          <w:pPr>
+            <w:pStyle w:val="TOC2"/>
+            <w:tabs>
+              <w:tab w:val="right" w:leader="dot" w:pos="9350"/>
+            </w:tabs>
+            <w:rPr>
+              <w:noProof/>
+            </w:rPr>
+          </w:pPr>
+          <w:hyperlink w:anchor="_Toc211159727" w:history="1">
+            <w:r>
+              <w:rPr>
+                <w:rStyle w:val="Hyperlink"/>
+                <w:noProof/>
+              </w:rPr>
+              <w:t>6. Khả năng mở rộng (Scalability)</w:t>
+            </w:r>
+            <w:r>
+              <w:rPr>
+                <w:noProof/>
+                <w:webHidden/>
+              </w:rPr>
+              <w:tab/>
+            </w:r>
+            <w:r>
+              <w:rPr>
+                <w:noProof/>
+                <w:webHidden/>
+              </w:rPr>
+              <w:fldChar w:fldCharType="begin"/>
+            </w:r>
+            <w:r>
+              <w:rPr>
+                <w:noProof/>
+                <w:webHidden/>
+              </w:rPr>
+              <w:instrText xml:space="preserve"> PAGEREF _Toc211159727 \h </w:instrText>
+            </w:r>
+            <w:r>
+              <w:rPr>
+                <w:noProof/>
+                <w:webHidden/>
+              </w:rPr>
+            </w:r>
+            <w:r>
+              <w:rPr>
+                <w:noProof/>
+                <w:webHidden/>
+              </w:rPr>
+              <w:fldChar w:fldCharType="separate"/>
+            </w:r>
+            <w:r>
+              <w:rPr>
+                <w:noProof/>
+                <w:webHidden/>
+              </w:rPr>
+              <w:t>10</w:t>
+            </w:r>
+            <w:r>
+              <w:rPr>
+                <w:noProof/>
+                <w:webHidden/>
+              </w:rPr>
+              <w:fldChar w:fldCharType="end"/>
+            </w:r>
+          </w:hyperlink>
+        </w:p>
+        <w:p>
+          <w:pPr>
+            <w:pStyle w:val="TOC2"/>
+            <w:tabs>
+              <w:tab w:val="right" w:leader="dot" w:pos="9350"/>
+            </w:tabs>
+            <w:rPr>
+              <w:noProof/>
+            </w:rPr>
+          </w:pPr>
+          <w:hyperlink w:anchor="_Toc211159728" w:history="1">
+            <w:r>
+              <w:rPr>
+                <w:rStyle w:val="Hyperlink"/>
+                <w:noProof/>
+              </w:rPr>
+              <w:t>7. Kết luận</w:t>
+            </w:r>
+            <w:r>
+              <w:rPr>
+                <w:noProof/>
+                <w:webHidden/>
+              </w:rPr>
+              <w:tab/>
+            </w:r>
+            <w:r>
+              <w:rPr>
+                <w:noProof/>
+                <w:webHidden/>
+              </w:rPr>
+              <w:fldChar w:fldCharType="begin"/>
+            </w:r>
+            <w:r>
+              <w:rPr>
+                <w:noProof/>
+                <w:webHidden/>
+              </w:rPr>
+              <w:instrText xml:space="preserve"> PAGEREF _Toc211159728 \h </w:instrText>
+            </w:r>
+            <w:r>
+              <w:rPr>
+                <w:noProof/>
+                <w:webHidden/>
+              </w:rPr>
+            </w:r>
+            <w:r>
+              <w:rPr>
+                <w:noProof/>
+                <w:webHidden/>
+              </w:rPr>
+              <w:fldChar w:fldCharType="separate"/>
+            </w:r>
+            <w:r>
+              <w:rPr>
+                <w:noProof/>
+                <w:webHidden/>
+              </w:rPr>
+              <w:t>11</w:t>
+            </w:r>
+            <w:r>
+              <w:rPr>
+                <w:noProof/>
+                <w:webHidden/>
+              </w:rPr>
+              <w:fldChar w:fldCharType="end"/>
+            </w:r>
+          </w:hyperlink>
+        </w:p>
+        <w:p>
+          <w:pPr>
+            <w:pStyle w:val="TOC2"/>
+            <w:tabs>
+              <w:tab w:val="right" w:leader="dot" w:pos="9350"/>
+            </w:tabs>
+            <w:rPr>
+              <w:noProof/>
+            </w:rPr>
+          </w:pPr>
+          <w:hyperlink w:anchor="_Toc211159729" w:history="1">
+            <w:r>
+              <w:rPr>
+                <w:rStyle w:val="Hyperlink"/>
+                <w:noProof/>
+              </w:rPr>
+              <w:t>8. Đề xuất mở rộng</w:t>
+            </w:r>
+            <w:r>
+              <w:rPr>
+                <w:noProof/>
+                <w:webHidden/>
+              </w:rPr>
+              <w:tab/>
+            </w:r>
+            <w:r>
+              <w:rPr>
+                <w:noProof/>
+                <w:webHidden/>
+              </w:rPr>
+              <w:fldChar w:fldCharType="begin"/>
+            </w:r>
+            <w:r>
+              <w:rPr>
+                <w:noProof/>
+                <w:webHidden/>
+              </w:rPr>
+              <w:instrText xml:space="preserve"> PAGEREF _Toc211159729 \h </w:instrText>
+            </w:r>
+            <w:r>
+              <w:rPr>
+                <w:noProof/>
+                <w:webHidden/>
+              </w:rPr>
+            </w:r>
+            <w:r>
+              <w:rPr>
+                <w:noProof/>
+                <w:webHidden/>
+              </w:rPr>
+              <w:fldChar w:fldCharType="separate"/>
+            </w:r>
+            <w:r>
+              <w:rPr>
+                <w:noProof/>
+                <w:webHidden/>
+              </w:rPr>
+              <w:t>11</w:t>
+            </w:r>
+            <w:r>
+              <w:rPr>
+                <w:noProof/>
+                <w:webHidden/>
+              </w:rPr>
+              <w:fldChar w:fldCharType="end"/>
+            </w:r>
+          </w:hyperlink>
+        </w:p>
+        <w:p>
+          <w:pPr>
+            <w:pStyle w:val="TOC1"/>
+            <w:tabs>
+              <w:tab w:val="right" w:leader="dot" w:pos="9350"/>
+            </w:tabs>
+            <w:rPr>
+              <w:noProof/>
+            </w:rPr>
+          </w:pPr>
+          <w:hyperlink w:anchor="_Toc211159730" w:history="1">
+            <w:r>
+              <w:rPr>
+                <w:rStyle w:val="Hyperlink"/>
+                <w:noProof/>
+              </w:rPr>
+              <w:t>Giải bài toán Traveling Salesman Problem (TSP) bằng Local Search</w:t>
+            </w:r>
+            <w:r>
+              <w:rPr>
+                <w:noProof/>
+                <w:webHidden/>
+              </w:rPr>
+              <w:tab/>
+            </w:r>
+            <w:r>
+              <w:rPr>
+                <w:noProof/>
+                <w:webHidden/>
+              </w:rPr>
+              <w:fldChar w:fldCharType="begin"/>
+            </w:r>
+            <w:r>
+              <w:rPr>
+                <w:noProof/>
+                <w:webHidden/>
+              </w:rPr>
+              <w:instrText xml:space="preserve"> PAGEREF _Toc211159730 \h </w:instrText>
+            </w:r>
+            <w:r>
+              <w:rPr>
+                <w:noProof/>
+                <w:webHidden/>
+              </w:rPr>
+            </w:r>
+            <w:r>
+              <w:rPr>
+                <w:noProof/>
+                <w:webHidden/>
+              </w:rPr>
+              <w:fldChar w:fldCharType="separate"/>
+            </w:r>
+            <w:r>
+              <w:rPr>
+                <w:noProof/>
+                <w:webHidden/>
+              </w:rPr>
+              <w:t>12</w:t>
+            </w:r>
+            <w:r>
+              <w:rPr>
+                <w:noProof/>
+                <w:webHidden/>
+              </w:rPr>
+              <w:fldChar w:fldCharType="end"/>
+            </w:r>
+          </w:hyperlink>
+        </w:p>
+        <w:p>
+          <w:pPr>
+            <w:pStyle w:val="TOC2"/>
+            <w:tabs>
+              <w:tab w:val="right" w:leader="dot" w:pos="9350"/>
+            </w:tabs>
+            <w:rPr>
+              <w:noProof/>
+            </w:rPr>
+          </w:pPr>
+          <w:hyperlink w:anchor="_Toc211159731" w:history="1">
+            <w:r>
+              <w:rPr>
+                <w:rStyle w:val="Hyperlink"/>
+                <w:noProof/>
+              </w:rPr>
+              <w:t>Mục tiêu học tập</w:t>
+            </w:r>
+            <w:r>
+              <w:rPr>
+                <w:noProof/>
+                <w:webHidden/>
+              </w:rPr>
+              <w:tab/>
+            </w:r>
+            <w:r>
+              <w:rPr>
+                <w:noProof/>
+                <w:webHidden/>
+              </w:rPr>
+              <w:fldChar w:fldCharType="begin"/>
+            </w:r>
+            <w:r>
+              <w:rPr>
+                <w:noProof/>
+                <w:webHidden/>
+              </w:rPr>
+              <w:instrText xml:space="preserve"> PAGEREF _Toc211159731 \h </w:instrText>
+            </w:r>
+            <w:r>
+              <w:rPr>
+                <w:noProof/>
+                <w:webHidden/>
+              </w:rPr>
+            </w:r>
+            <w:r>
+              <w:rPr>
+                <w:noProof/>
+                <w:webHidden/>
+              </w:rPr>
+              <w:fldChar w:fldCharType="separate"/>
+            </w:r>
+            <w:r>
+              <w:rPr>
+                <w:noProof/>
+                <w:webHidden/>
+              </w:rPr>
+              <w:t>12</w:t>
+            </w:r>
+            <w:r>
+              <w:rPr>
+                <w:noProof/>
+                <w:webHidden/>
+              </w:rPr>
+              <w:fldChar w:fldCharType="end"/>
+            </w:r>
+          </w:hyperlink>
+        </w:p>
+        <w:p>
+          <w:pPr>
+            <w:pStyle w:val="TOC2"/>
+            <w:tabs>
+              <w:tab w:val="right" w:leader="dot" w:pos="9350"/>
+            </w:tabs>
+            <w:rPr>
+              <w:noProof/>
+            </w:rPr>
+          </w:pPr>
+          <w:hyperlink w:anchor="_Toc211159732" w:history="1">
+            <w:r>
+              <w:rPr>
+                <w:rStyle w:val="Hyperlink"/>
+                <w:noProof/>
+              </w:rPr>
+              <w:t>1. Mô tả bài toán</w:t>
+            </w:r>
+            <w:r>
+              <w:rPr>
+                <w:noProof/>
+                <w:webHidden/>
+              </w:rPr>
+              <w:tab/>
+            </w:r>
+            <w:r>
+              <w:rPr>
+                <w:noProof/>
+                <w:webHidden/>
+              </w:rPr>
+              <w:fldChar w:fldCharType="begin"/>
+            </w:r>
+            <w:r>
+              <w:rPr>
+                <w:noProof/>
+                <w:webHidden/>
+              </w:rPr>
+              <w:instrText xml:space="preserve"> PAGEREF _Toc211159732 \h </w:instrText>
+            </w:r>
+            <w:r>
+              <w:rPr>
+                <w:noProof/>
+                <w:webHidden/>
+              </w:rPr>
+            </w:r>
+            <w:r>
+              <w:rPr>
+                <w:noProof/>
+                <w:webHidden/>
+              </w:rPr>
+              <w:fldChar w:fldCharType="separate"/>
+            </w:r>
+            <w:r>
+              <w:rPr>
+                <w:noProof/>
+                <w:webHidden/>
+              </w:rPr>
+              <w:t>12</w:t>
+            </w:r>
+            <w:r>
+              <w:rPr>
+                <w:noProof/>
+                <w:webHidden/>
+              </w:rPr>
+              <w:fldChar w:fldCharType="end"/>
+            </w:r>
+          </w:hyperlink>
+        </w:p>
+        <w:p>
+          <w:pPr>
+            <w:pStyle w:val="TOC2"/>
+            <w:tabs>
+              <w:tab w:val="right" w:leader="dot" w:pos="9350"/>
+            </w:tabs>
+            <w:rPr>
+              <w:noProof/>
+            </w:rPr>
+          </w:pPr>
+          <w:hyperlink w:anchor="_Toc211159733" w:history="1">
+            <w:r>
+              <w:rPr>
+                <w:rStyle w:val="Hyperlink"/>
+                <w:noProof/>
+              </w:rPr>
+              <w:t>2. Thuật toán đã triển khai</w:t>
+            </w:r>
+            <w:r>
+              <w:rPr>
+                <w:noProof/>
+                <w:webHidden/>
+              </w:rPr>
+              <w:tab/>
+            </w:r>
+            <w:r>
+              <w:rPr>
+                <w:noProof/>
+                <w:webHidden/>
+              </w:rPr>
+              <w:fldChar w:fldCharType="begin"/>
+            </w:r>
+            <w:r>
+              <w:rPr>
+                <w:noProof/>
+                <w:webHidden/>
+              </w:rPr>
+              <w:instrText xml:space="preserve"> PAGEREF _Toc211159733 \h </w:instrText>
+            </w:r>
+            <w:r>
+              <w:rPr>
+                <w:noProof/>
+                <w:webHidden/>
+              </w:rPr>
+            </w:r>
+            <w:r>
+              <w:rPr>
+                <w:noProof/>
+                <w:webHidden/>
+              </w:rPr>
+              <w:fldChar w:fldCharType="separate"/>
+            </w:r>
+            <w:r>
+              <w:rPr>
+                <w:noProof/>
+                <w:webHidden/>
+              </w:rPr>
+              <w:t>12</w:t>
+            </w:r>
+            <w:r>
+              <w:rPr>
+                <w:noProof/>
+                <w:webHidden/>
+              </w:rPr>
+              <w:fldChar w:fldCharType="end"/>
+            </w:r>
+          </w:hyperlink>
+        </w:p>
+        <w:p>
+          <w:pPr>
+            <w:pStyle w:val="TOC3"/>
+            <w:tabs>
+              <w:tab w:val="left" w:pos="960"/>
+              <w:tab w:val="right" w:leader="dot" w:pos="9350"/>
+            </w:tabs>
+            <w:rPr>
+              <w:noProof/>
+            </w:rPr>
+          </w:pPr>
+          <w:hyperlink w:anchor="_Toc211159734" w:history="1">
+            <w:r>
+              <w:rPr>
+                <w:rStyle w:val="Hyperlink"/>
+                <w:noProof/>
+              </w:rPr>
+              <w:t>1.</w:t>
+            </w:r>
+            <w:r>
+              <w:rPr>
+                <w:noProof/>
+              </w:rPr>
+              <w:tab/>
+            </w:r>
+            <w:r>
+              <w:rPr>
+                <w:rStyle w:val="Hyperlink"/>
+                <w:noProof/>
+              </w:rPr>
+              <w:t>Steepest-ascent Hill Climbing (SAHC)</w:t>
+            </w:r>
+            <w:r>
+              <w:rPr>
+                <w:noProof/>
+                <w:webHidden/>
+              </w:rPr>
+              <w:tab/>
+            </w:r>
+            <w:r>
+              <w:rPr>
+                <w:noProof/>
+                <w:webHidden/>
+              </w:rPr>
+              <w:fldChar w:fldCharType="begin"/>
+            </w:r>
+            <w:r>
+              <w:rPr>
+                <w:noProof/>
+                <w:webHidden/>
+              </w:rPr>
+              <w:instrText xml:space="preserve"> PAGEREF _Toc211159734 \h </w:instrText>
+            </w:r>
+            <w:r>
+              <w:rPr>
+                <w:noProof/>
+                <w:webHidden/>
+              </w:rPr>
+            </w:r>
+            <w:r>
+              <w:rPr>
+                <w:noProof/>
+                <w:webHidden/>
+              </w:rPr>
+              <w:fldChar w:fldCharType="separate"/>
+            </w:r>
+            <w:r>
+              <w:rPr>
+                <w:noProof/>
+                <w:webHidden/>
+              </w:rPr>
+              <w:t>12</w:t>
+            </w:r>
+            <w:r>
+              <w:rPr>
+                <w:noProof/>
+                <w:webHidden/>
+              </w:rPr>
+              <w:fldChar w:fldCharType="end"/>
+            </w:r>
+          </w:hyperlink>
+        </w:p>
+        <w:p>
+          <w:pPr>
+            <w:pStyle w:val="TOC3"/>
+            <w:tabs>
+              <w:tab w:val="left" w:pos="960"/>
+              <w:tab w:val="right" w:leader="dot" w:pos="9350"/>
+            </w:tabs>
+            <w:rPr>
+              <w:noProof/>
+            </w:rPr>
+          </w:pPr>
+          <w:hyperlink w:anchor="_Toc211159735" w:history="1">
+            <w:r>
+              <w:rPr>
+                <w:rStyle w:val="Hyperlink"/>
+                <w:noProof/>
+              </w:rPr>
+              <w:t>2.</w:t>
+            </w:r>
+            <w:r>
+              <w:rPr>
+                <w:noProof/>
+              </w:rPr>
+              <w:tab/>
+            </w:r>
+            <w:r>
+              <w:rPr>
+                <w:rStyle w:val="Hyperlink"/>
+                <w:noProof/>
+              </w:rPr>
+              <w:t>Steepest-ascent + Random Restarts (RRHC)</w:t>
+            </w:r>
+            <w:r>
+              <w:rPr>
+                <w:noProof/>
+                <w:webHidden/>
+              </w:rPr>
+              <w:tab/>
+            </w:r>
+            <w:r>
+              <w:rPr>
+                <w:noProof/>
+                <w:webHidden/>
+              </w:rPr>
+              <w:fldChar w:fldCharType="begin"/>
+            </w:r>
+            <w:r>
+              <w:rPr>
+                <w:noProof/>
+                <w:webHidden/>
+              </w:rPr>
+              <w:instrText xml:space="preserve"> PAGEREF _Toc211159735 \h </w:instrText>
+            </w:r>
+            <w:r>
+              <w:rPr>
+                <w:noProof/>
+                <w:webHidden/>
+              </w:rPr>
+            </w:r>
+            <w:r>
+              <w:rPr>
+                <w:noProof/>
+                <w:webHidden/>
+              </w:rPr>
+              <w:fldChar w:fldCharType="separate"/>
+            </w:r>
+            <w:r>
+              <w:rPr>
+                <w:noProof/>
+                <w:webHidden/>
+              </w:rPr>
+              <w:t>12</w:t>
+            </w:r>
+            <w:r>
+              <w:rPr>
+                <w:noProof/>
+                <w:webHidden/>
+              </w:rPr>
+              <w:fldChar w:fldCharType="end"/>
+            </w:r>
+          </w:hyperlink>
+        </w:p>
+        <w:p>
+          <w:pPr>
+            <w:pStyle w:val="TOC3"/>
+            <w:tabs>
+              <w:tab w:val="left" w:pos="960"/>
+              <w:tab w:val="right" w:leader="dot" w:pos="9350"/>
+            </w:tabs>
+            <w:rPr>
+              <w:noProof/>
+            </w:rPr>
+          </w:pPr>
+          <w:hyperlink w:anchor="_Toc211159736" w:history="1">
+            <w:r>
+              <w:rPr>
+                <w:rStyle w:val="Hyperlink"/>
+                <w:noProof/>
+              </w:rPr>
+              <w:t>3.</w:t>
+            </w:r>
+            <w:r>
+              <w:rPr>
+                <w:noProof/>
+              </w:rPr>
+              <w:tab/>
+            </w:r>
+            <w:r>
+              <w:rPr>
+                <w:rStyle w:val="Hyperlink"/>
+                <w:noProof/>
+              </w:rPr>
+              <w:t>Stochastic Hill Climbing</w:t>
+            </w:r>
+            <w:r>
+              <w:rPr>
+                <w:noProof/>
+                <w:webHidden/>
+              </w:rPr>
+              <w:tab/>
+            </w:r>
+            <w:r>
+              <w:rPr>
+                <w:noProof/>
+                <w:webHidden/>
+              </w:rPr>
+              <w:fldChar w:fldCharType="begin"/>
+            </w:r>
+            <w:r>
+              <w:rPr>
+                <w:noProof/>
+                <w:webHidden/>
+              </w:rPr>
+              <w:instrText xml:space="preserve"> PAGEREF _Toc211159736 \h </w:instrText>
+            </w:r>
+            <w:r>
+              <w:rPr>
+                <w:noProof/>
+                <w:webHidden/>
+              </w:rPr>
+            </w:r>
+            <w:r>
+              <w:rPr>
+                <w:noProof/>
+                <w:webHidden/>
+              </w:rPr>
+              <w:fldChar w:fldCharType="separate"/>
+            </w:r>
+            <w:r>
+              <w:rPr>
+                <w:noProof/>
+                <w:webHidden/>
+              </w:rPr>
+              <w:t>13</w:t>
+            </w:r>
+            <w:r>
+              <w:rPr>
+                <w:noProof/>
+                <w:webHidden/>
+              </w:rPr>
+              <w:fldChar w:fldCharType="end"/>
+            </w:r>
+          </w:hyperlink>
+        </w:p>
+        <w:p>
+          <w:pPr>
+            <w:pStyle w:val="TOC3"/>
+            <w:tabs>
+              <w:tab w:val="left" w:pos="960"/>
+              <w:tab w:val="right" w:leader="dot" w:pos="9350"/>
+            </w:tabs>
+            <w:rPr>
+              <w:noProof/>
+            </w:rPr>
+          </w:pPr>
+          <w:hyperlink w:anchor="_Toc211159737" w:history="1">
+            <w:r>
+              <w:rPr>
+                <w:rStyle w:val="Hyperlink"/>
+                <w:noProof/>
+              </w:rPr>
+              <w:t>4.</w:t>
+            </w:r>
+            <w:r>
+              <w:rPr>
+                <w:noProof/>
+              </w:rPr>
+              <w:tab/>
+            </w:r>
+            <w:r>
+              <w:rPr>
+                <w:rStyle w:val="Hyperlink"/>
+                <w:noProof/>
+              </w:rPr>
+              <w:t>First-Choice Stochastic Hill Climbing (FCSHC)</w:t>
+            </w:r>
+            <w:r>
+              <w:rPr>
+                <w:noProof/>
+                <w:webHidden/>
+              </w:rPr>
+              <w:tab/>
+            </w:r>
+            <w:r>
+              <w:rPr>
+                <w:noProof/>
+                <w:webHidden/>
+              </w:rPr>
+              <w:fldChar w:fldCharType="begin"/>
+            </w:r>
+            <w:r>
+              <w:rPr>
+                <w:noProof/>
+                <w:webHidden/>
+              </w:rPr>
+              <w:instrText xml:space="preserve"> PAGEREF _Toc211159737 \h </w:instrText>
+            </w:r>
+            <w:r>
+              <w:rPr>
+                <w:noProof/>
+                <w:webHidden/>
+              </w:rPr>
+            </w:r>
+            <w:r>
+              <w:rPr>
+                <w:noProof/>
+                <w:webHidden/>
+              </w:rPr>
+              <w:fldChar w:fldCharType="separate"/>
+            </w:r>
+            <w:r>
+              <w:rPr>
+                <w:noProof/>
+                <w:webHidden/>
+              </w:rPr>
+              <w:t>13</w:t>
+            </w:r>
+            <w:r>
+              <w:rPr>
+                <w:noProof/>
+                <w:webHidden/>
+              </w:rPr>
+              <w:fldChar w:fldCharType="end"/>
+            </w:r>
+          </w:hyperlink>
+        </w:p>
+        <w:p>
+          <w:pPr>
+            <w:pStyle w:val="TOC3"/>
+            <w:tabs>
+              <w:tab w:val="left" w:pos="960"/>
+              <w:tab w:val="right" w:leader="dot" w:pos="9350"/>
+            </w:tabs>
+            <w:rPr>
+              <w:noProof/>
+            </w:rPr>
+          </w:pPr>
+          <w:hyperlink w:anchor="_Toc211159738" w:history="1">
+            <w:r>
+              <w:rPr>
+                <w:rStyle w:val="Hyperlink"/>
+                <w:noProof/>
+              </w:rPr>
+              <w:t>5.</w:t>
+            </w:r>
+            <w:r>
+              <w:rPr>
+                <w:noProof/>
+              </w:rPr>
+              <w:tab/>
+            </w:r>
+            <w:r>
+              <w:rPr>
+                <w:rStyle w:val="Hyperlink"/>
+                <w:noProof/>
+              </w:rPr>
+              <w:t>Simulated Annealing (SA)</w:t>
+            </w:r>
+            <w:r>
+              <w:rPr>
+                <w:noProof/>
+                <w:webHidden/>
+              </w:rPr>
+              <w:tab/>
+            </w:r>
+            <w:r>
+              <w:rPr>
+                <w:noProof/>
+                <w:webHidden/>
+              </w:rPr>
+              <w:fldChar w:fldCharType="begin"/>
+            </w:r>
+            <w:r>
+              <w:rPr>
+                <w:noProof/>
+                <w:webHidden/>
+              </w:rPr>
+              <w:instrText xml:space="preserve"> PAGEREF _Toc211159738 \h </w:instrText>
+            </w:r>
+            <w:r>
+              <w:rPr>
+                <w:noProof/>
+                <w:webHidden/>
+              </w:rPr>
+            </w:r>
+            <w:r>
+              <w:rPr>
+                <w:noProof/>
+                <w:webHidden/>
+              </w:rPr>
+              <w:fldChar w:fldCharType="separate"/>
+            </w:r>
+            <w:r>
+              <w:rPr>
+                <w:noProof/>
+                <w:webHidden/>
+              </w:rPr>
+              <w:t>13</w:t>
+            </w:r>
+            <w:r>
+              <w:rPr>
+                <w:noProof/>
+                <w:webHidden/>
+              </w:rPr>
+              <w:fldChar w:fldCharType="end"/>
+            </w:r>
+          </w:hyperlink>
+        </w:p>
+        <w:p>
+          <w:pPr>
+            <w:pStyle w:val="TOC2"/>
+            <w:tabs>
+              <w:tab w:val="right" w:leader="dot" w:pos="9350"/>
+            </w:tabs>
+            <w:rPr>
+              <w:noProof/>
+            </w:rPr>
+          </w:pPr>
+          <w:hyperlink w:anchor="_Toc211159739" w:history="1">
+            <w:r>
+              <w:rPr>
+                <w:rStyle w:val="Hyperlink"/>
+                <w:noProof/>
+              </w:rPr>
+              <w:t>3. Hàm hỗ trợ &amp; trực quan hóa</w:t>
+            </w:r>
+            <w:r>
+              <w:rPr>
+                <w:noProof/>
+                <w:webHidden/>
+              </w:rPr>
+              <w:tab/>
+            </w:r>
+            <w:r>
+              <w:rPr>
+                <w:noProof/>
+                <w:webHidden/>
+              </w:rPr>
+              <w:fldChar w:fldCharType="begin"/>
+            </w:r>
+            <w:r>
+              <w:rPr>
+                <w:noProof/>
+                <w:webHidden/>
+              </w:rPr>
+              <w:instrText xml:space="preserve"> PAGEREF _Toc211159739 \h </w:instrText>
+            </w:r>
+            <w:r>
+              <w:rPr>
+                <w:noProof/>
+                <w:webHidden/>
+              </w:rPr>
+            </w:r>
+            <w:r>
+              <w:rPr>
+                <w:noProof/>
+                <w:webHidden/>
+              </w:rPr>
+              <w:fldChar w:fldCharType="separate"/>
+            </w:r>
+            <w:r>
+              <w:rPr>
+                <w:noProof/>
+                <w:webHidden/>
+              </w:rPr>
+              <w:t>13</w:t>
+            </w:r>
+            <w:r>
+              <w:rPr>
+                <w:noProof/>
+                <w:webHidden/>
+              </w:rPr>
+              <w:fldChar w:fldCharType="end"/>
+            </w:r>
+          </w:hyperlink>
+        </w:p>
+        <w:p>
+          <w:pPr>
+            <w:pStyle w:val="TOC2"/>
+            <w:tabs>
+              <w:tab w:val="right" w:leader="dot" w:pos="9350"/>
+            </w:tabs>
+            <w:rPr>
+              <w:noProof/>
+            </w:rPr>
+          </w:pPr>
+          <w:hyperlink w:anchor="_Toc211159740" w:history="1">
+            <w:r>
+              <w:rPr>
+                <w:rStyle w:val="Hyperlink"/>
+                <w:noProof/>
+              </w:rPr>
+              <w:t>4. Steepest-ascent Hill Climbing</w:t>
+            </w:r>
+            <w:r>
+              <w:rPr>
+                <w:noProof/>
+                <w:webHidden/>
+              </w:rPr>
+              <w:tab/>
+            </w:r>
+            <w:r>
+              <w:rPr>
+                <w:noProof/>
+                <w:webHidden/>
+              </w:rPr>
+              <w:fldChar w:fldCharType="begin"/>
+            </w:r>
+            <w:r>
+              <w:rPr>
+                <w:noProof/>
+                <w:webHidden/>
+              </w:rPr>
+              <w:instrText xml:space="preserve"> PAGEREF _Toc211159740 \h </w:instrText>
+            </w:r>
+            <w:r>
+              <w:rPr>
+                <w:noProof/>
+                <w:webHidden/>
+              </w:rPr>
+            </w:r>
+            <w:r>
+              <w:rPr>
+                <w:noProof/>
+                <w:webHidden/>
+              </w:rPr>
+              <w:fldChar w:fldCharType="separate"/>
+            </w:r>
+            <w:r>
+              <w:rPr>
+                <w:noProof/>
+                <w:webHidden/>
+              </w:rPr>
+              <w:t>13</w:t>
+            </w:r>
+            <w:r>
+              <w:rPr>
+                <w:noProof/>
+                <w:webHidden/>
+              </w:rPr>
+              <w:fldChar w:fldCharType="end"/>
+            </w:r>
+          </w:hyperlink>
+        </w:p>
+        <w:p>
+          <w:pPr>
+            <w:pStyle w:val="TOC2"/>
+            <w:tabs>
+              <w:tab w:val="right" w:leader="dot" w:pos="9350"/>
+            </w:tabs>
+            <w:rPr>
+              <w:noProof/>
+            </w:rPr>
+          </w:pPr>
+          <w:hyperlink w:anchor="_Toc211159741" w:history="1">
+            <w:r>
+              <w:rPr>
+                <w:rStyle w:val="Hyperlink"/>
+                <w:noProof/>
+              </w:rPr>
+              <w:t>5. Steepest-ascent Hill Climbing + Random restart</w:t>
+            </w:r>
+            <w:r>
+              <w:rPr>
+                <w:noProof/>
+                <w:webHidden/>
+              </w:rPr>
+              <w:tab/>
+            </w:r>
+            <w:r>
+              <w:rPr>
+                <w:noProof/>
+                <w:webHidden/>
+              </w:rPr>
+              <w:fldChar w:fldCharType="begin"/>
+            </w:r>
+            <w:r>
+              <w:rPr>
+                <w:noProof/>
+                <w:webHidden/>
+              </w:rPr>
+              <w:instrText xml:space="preserve"> PAGEREF _Toc211159741 \h </w:instrText>
+            </w:r>
+            <w:r>
+              <w:rPr>
+                <w:noProof/>
+                <w:webHidden/>
+              </w:rPr>
+            </w:r>
+            <w:r>
+              <w:rPr>
+                <w:noProof/>
+                <w:webHidden/>
+              </w:rPr>
+              <w:fldChar w:fldCharType="separate"/>
+            </w:r>
+            <w:r>
+              <w:rPr>
+                <w:noProof/>
+                <w:webHidden/>
+              </w:rPr>
+              <w:t>14</w:t>
+            </w:r>
+            <w:r>
+              <w:rPr>
+                <w:noProof/>
+                <w:webHidden/>
+              </w:rPr>
+              <w:fldChar w:fldCharType="end"/>
+            </w:r>
+          </w:hyperlink>
+        </w:p>
+        <w:p>
+          <w:pPr>
+            <w:pStyle w:val="TOC2"/>
+            <w:tabs>
+              <w:tab w:val="right" w:leader="dot" w:pos="9350"/>
+            </w:tabs>
+            <w:rPr>
+              <w:noProof/>
+            </w:rPr>
+          </w:pPr>
+          <w:hyperlink w:anchor="_Toc211159742" w:history="1">
+            <w:r>
+              <w:rPr>
+                <w:rStyle w:val="Hyperlink"/>
+                <w:noProof/>
+              </w:rPr>
+              <w:t>6. Stochastic Hill Climbing</w:t>
+            </w:r>
+            <w:r>
+              <w:rPr>
+                <w:noProof/>
+                <w:webHidden/>
+              </w:rPr>
+              <w:tab/>
+            </w:r>
+            <w:r>
+              <w:rPr>
+                <w:noProof/>
+                <w:webHidden/>
+              </w:rPr>
+              <w:fldChar w:fldCharType="begin"/>
+            </w:r>
+            <w:r>
+              <w:rPr>
+                <w:noProof/>
+                <w:webHidden/>
+              </w:rPr>
+              <w:instrText xml:space="preserve"> PAGEREF _Toc211159742 \h </w:instrText>
+            </w:r>
+            <w:r>
+              <w:rPr>
+                <w:noProof/>
+                <w:webHidden/>
+              </w:rPr>
+            </w:r>
+            <w:r>
+              <w:rPr>
+                <w:noProof/>
+                <w:webHidden/>
+              </w:rPr>
+              <w:fldChar w:fldCharType="separate"/>
+            </w:r>
+            <w:r>
+              <w:rPr>
+                <w:noProof/>
+                <w:webHidden/>
+              </w:rPr>
+              <w:t>15</w:t>
+            </w:r>
+            <w:r>
+              <w:rPr>
+                <w:noProof/>
+                <w:webHidden/>
+              </w:rPr>
+              <w:fldChar w:fldCharType="end"/>
+            </w:r>
+          </w:hyperlink>
+        </w:p>
+        <w:p>
+          <w:pPr>
+            <w:pStyle w:val="TOC2"/>
+            <w:tabs>
+              <w:tab w:val="right" w:leader="dot" w:pos="9350"/>
+            </w:tabs>
+            <w:rPr>
+              <w:noProof/>
+            </w:rPr>
+          </w:pPr>
+          <w:hyperlink w:anchor="_Toc211159743" w:history="1">
+            <w:r>
+              <w:rPr>
+                <w:rStyle w:val="Hyperlink"/>
+                <w:noProof/>
+              </w:rPr>
+              <w:t>7. First-Choice Stochastic Hill Climbing (FCSHC)</w:t>
+            </w:r>
+            <w:r>
+              <w:rPr>
+                <w:noProof/>
+                <w:webHidden/>
+              </w:rPr>
+              <w:tab/>
+            </w:r>
+            <w:r>
+              <w:rPr>
+                <w:noProof/>
+                <w:webHidden/>
+              </w:rPr>
+              <w:fldChar w:fldCharType="begin"/>
+            </w:r>
+            <w:r>
+              <w:rPr>
+                <w:noProof/>
+                <w:webHidden/>
+              </w:rPr>
+              <w:instrText xml:space="preserve"> PAGEREF _Toc211159743 \h </w:instrText>
+            </w:r>
+            <w:r>
+              <w:rPr>
+                <w:noProof/>
+                <w:webHidden/>
+              </w:rPr>
+            </w:r>
+            <w:r>
+              <w:rPr>
+                <w:noProof/>
+                <w:webHidden/>
+              </w:rPr>
+              <w:fldChar w:fldCharType="separate"/>
+            </w:r>
+            <w:r>
+              <w:rPr>
+                <w:noProof/>
+                <w:webHidden/>
+              </w:rPr>
+              <w:t>16</w:t>
+            </w:r>
+            <w:r>
+              <w:rPr>
+                <w:noProof/>
+                <w:webHidden/>
+              </w:rPr>
+              <w:fldChar w:fldCharType="end"/>
+            </w:r>
+          </w:hyperlink>
+        </w:p>
+        <w:p>
+          <w:pPr>
+            <w:pStyle w:val="TOC2"/>
+            <w:tabs>
+              <w:tab w:val="right" w:leader="dot" w:pos="9350"/>
+            </w:tabs>
+            <w:rPr>
+              <w:noProof/>
+            </w:rPr>
+          </w:pPr>
+          <w:hyperlink w:anchor="_Toc211159744" w:history="1">
+            <w:r>
+              <w:rPr>
+                <w:rStyle w:val="Hyperlink"/>
+                <w:noProof/>
+              </w:rPr>
+              <w:t>8. Simulated Annealing (SA)</w:t>
+            </w:r>
+            <w:r>
+              <w:rPr>
+                <w:noProof/>
+                <w:webHidden/>
+              </w:rPr>
+              <w:tab/>
+            </w:r>
+            <w:r>
+              <w:rPr>
+                <w:noProof/>
+                <w:webHidden/>
+              </w:rPr>
+              <w:fldChar w:fldCharType="begin"/>
+            </w:r>
+            <w:r>
+              <w:rPr>
+                <w:noProof/>
+                <w:webHidden/>
+              </w:rPr>
+              <w:instrText xml:space="preserve"> PAGEREF _Toc211159744 \h </w:instrText>
+            </w:r>
+            <w:r>
+              <w:rPr>
+                <w:noProof/>
+                <w:webHidden/>
+              </w:rPr>
+            </w:r>
+            <w:r>
+              <w:rPr>
+                <w:noProof/>
+                <w:webHidden/>
+              </w:rPr>
+              <w:fldChar w:fldCharType="separate"/>
+            </w:r>
+            <w:r>
+              <w:rPr>
+                <w:noProof/>
+                <w:webHidden/>
+              </w:rPr>
+              <w:t>16</w:t>
+            </w:r>
+            <w:r>
+              <w:rPr>
+                <w:noProof/>
+                <w:webHidden/>
+              </w:rPr>
+              <w:fldChar w:fldCharType="end"/>
+            </w:r>
+          </w:hyperlink>
+        </w:p>
+        <w:p>
+          <w:pPr>
+            <w:pStyle w:val="TOC2"/>
+            <w:tabs>
+              <w:tab w:val="right" w:leader="dot" w:pos="9350"/>
+            </w:tabs>
+            <w:rPr>
+              <w:noProof/>
+            </w:rPr>
+          </w:pPr>
+          <w:hyperlink w:anchor="_Toc211159745" w:history="1">
+            <w:r>
+              <w:rPr>
+                <w:rStyle w:val="Hyperlink"/>
+                <w:noProof/>
+              </w:rPr>
+              <w:t>9. So sánh move strategies</w:t>
+            </w:r>
+            <w:r>
+              <w:rPr>
+                <w:noProof/>
+                <w:webHidden/>
+              </w:rPr>
+              <w:tab/>
+            </w:r>
+            <w:r>
+              <w:rPr>
+                <w:noProof/>
+                <w:webHidden/>
+              </w:rPr>
+              <w:fldChar w:fldCharType="begin"/>
+            </w:r>
+            <w:r>
+              <w:rPr>
+                <w:noProof/>
+                <w:webHidden/>
+              </w:rPr>
+              <w:instrText xml:space="preserve"> PAGEREF _Toc211159745 \h </w:instrText>
+            </w:r>
+            <w:r>
+              <w:rPr>
+                <w:noProof/>
+                <w:webHidden/>
+              </w:rPr>
+            </w:r>
+            <w:r>
+              <w:rPr>
+                <w:noProof/>
+                <w:webHidden/>
+              </w:rPr>
+              <w:fldChar w:fldCharType="separate"/>
+            </w:r>
+            <w:r>
+              <w:rPr>
+                <w:noProof/>
+                <w:webHidden/>
+              </w:rPr>
+              <w:t>17</w:t>
+            </w:r>
+            <w:r>
+              <w:rPr>
+                <w:noProof/>
+                <w:webHidden/>
+              </w:rPr>
+              <w:fldChar w:fldCharType="end"/>
+            </w:r>
+          </w:hyperlink>
+        </w:p>
+        <w:p>
+          <w:pPr>
+            <w:pStyle w:val="TOC2"/>
+            <w:tabs>
+              <w:tab w:val="right" w:leader="dot" w:pos="9350"/>
+            </w:tabs>
+            <w:rPr>
+              <w:noProof/>
+            </w:rPr>
+          </w:pPr>
+          <w:hyperlink w:anchor="_Toc211159746" w:history="1">
+            <w:r>
+              <w:rPr>
+                <w:rStyle w:val="Hyperlink"/>
+                <w:noProof/>
+              </w:rPr>
+              <w:t>10. So sánh hiệu năng</w:t>
+            </w:r>
+            <w:r>
+              <w:rPr>
+                <w:noProof/>
+                <w:webHidden/>
+              </w:rPr>
+              <w:tab/>
+            </w:r>
+            <w:r>
+              <w:rPr>
+                <w:noProof/>
+                <w:webHidden/>
+              </w:rPr>
+              <w:fldChar w:fldCharType="begin"/>
+            </w:r>
+            <w:r>
+              <w:rPr>
+                <w:noProof/>
+                <w:webHidden/>
+              </w:rPr>
+              <w:instrText xml:space="preserve"> PAGEREF _Toc211159746 \h </w:instrText>
+            </w:r>
+            <w:r>
+              <w:rPr>
+                <w:noProof/>
+                <w:webHidden/>
+              </w:rPr>
+            </w:r>
+            <w:r>
+              <w:rPr>
+                <w:noProof/>
+                <w:webHidden/>
+              </w:rPr>
+              <w:fldChar w:fldCharType="separate"/>
+            </w:r>
+            <w:r>
+              <w:rPr>
+                <w:noProof/>
+                <w:webHidden/>
+              </w:rPr>
+              <w:t>19</w:t>
+            </w:r>
+            <w:r>
+              <w:rPr>
+                <w:noProof/>
+                <w:webHidden/>
+              </w:rPr>
+              <w:fldChar w:fldCharType="end"/>
+            </w:r>
+          </w:hyperlink>
+        </w:p>
+        <w:p>
+          <w:r>
+            <w:rPr>
+              <w:b/>
+              <w:bCs/>
+              <w:noProof/>
+            </w:rPr>
+            <w:fldChar w:fldCharType="end"/>
+          </w:r>
+        </w:p>
+      </w:sdtContent>
+    </w:sdt>
+    <w:p>
+      <w:pPr>
+        <w:pStyle w:val="Heading1"/>
+        <w:jc w:val="left"/>
+        <w:rPr>
+          <w:b/>
+          <w:bCs/>
+        </w:rPr>
+      </w:pPr>
+    </w:p>
+    <w:p>
+      <w:pPr>
+        <w:rPr>
+          <w:rFonts w:ascii="Times New Roman" w:eastAsiaTheme="majorEastAsia" w:hAnsi="Times New Roman" w:cs="Times New Roman"/>
+          <w:b/>
+          <w:bCs/>
+          <w:spacing w:val="-10"/>
+          <w:kern w:val="28"/>
+          <w:sz w:val="56"/>
+          <w:szCs w:val="56"/>
+        </w:rPr>
+      </w:pPr>
+      <w:r>
+        <w:rPr>
+          <w:b/>
+          <w:bCs/>
+        </w:rPr>
+        <w:br w:type="page"/>
+      </w:r>
+    </w:p>
+    <w:p>
+      <w:pPr>
+        <w:pStyle w:val="Heading1"/>
+      </w:pPr>
+      <w:bookmarkStart w:id="0" w:name="_Toc211159715"/>
+      <w:r>
+        <w:lastRenderedPageBreak/>
+        <w:t>Báo cáo</w:t>
+      </w:r>
+      <w:r>
+        <w:t xml:space="preserve"> phân công</w:t>
+      </w:r>
+      <w:r>
+        <w:t xml:space="preserve"> tuần </w:t>
+      </w:r>
+      <w:r>
+        <w:t>3</w:t>
+      </w:r>
+      <w:bookmarkEnd w:id="0"/>
+    </w:p>
+    <w:p>
+      <w:pPr>
+        <w:pStyle w:val="ListParagraph"/>
+        <w:numPr>
+          <w:ilvl w:val="0"/>
+          <w:numId w:val="26"/>
+        </w:numPr>
+        <w:spacing w:after="0" w:line="276" w:lineRule="auto"/>
+        <w:rPr>
+          <w:rFonts w:ascii="Times New Roman" w:eastAsia="Times New Roman" w:hAnsi="Times New Roman" w:cs="Times New Roman"/>
+          <w:color w:val="000000" w:themeColor="text1"/>
+          <w:sz w:val="26"/>
+          <w:szCs w:val="26"/>
+          <w:highlight w:val="white"/>
+        </w:rPr>
+      </w:pPr>
+      <w:r>
+        <w:rPr>
+          <w:rFonts w:ascii="Times New Roman" w:eastAsia="Times New Roman" w:hAnsi="Times New Roman" w:cs="Times New Roman"/>
+          <w:b/>
+          <w:bCs/>
+          <w:sz w:val="26"/>
+          <w:szCs w:val="26"/>
+        </w:rPr>
+        <w:t>Nhóm trưởng:</w:t>
+      </w:r>
+      <w:r>
+        <w:rPr>
+          <w:rFonts w:ascii="Times New Roman" w:eastAsia="Times New Roman" w:hAnsi="Times New Roman" w:cs="Times New Roman"/>
+          <w:sz w:val="26"/>
+          <w:szCs w:val="26"/>
+        </w:rPr>
+        <w:t xml:space="preserve"> </w:t>
+      </w:r>
+      <w:r>
+        <w:rPr>
+          <w:rFonts w:ascii="Times New Roman" w:eastAsia="Times New Roman" w:hAnsi="Times New Roman" w:cs="Times New Roman"/>
+          <w:color w:val="000000" w:themeColor="text1"/>
+          <w:sz w:val="26"/>
+          <w:szCs w:val="26"/>
+          <w:highlight w:val="white"/>
+        </w:rPr>
+        <w:t>Phan Phước Vinh</w:t>
+      </w:r>
+    </w:p>
+    <w:p>
+      <w:pPr>
+        <w:ind w:left="360"/>
+        <w:rPr>
+          <w:rFonts w:ascii="Times New Roman" w:eastAsia="Times New Roman" w:hAnsi="Times New Roman" w:cs="Times New Roman"/>
+          <w:color w:val="000000" w:themeColor="text1"/>
+          <w:sz w:val="26"/>
+          <w:szCs w:val="26"/>
+          <w:highlight w:val="white"/>
+        </w:rPr>
+      </w:pPr>
+      <w:r>
+        <w:rPr>
+          <w:rFonts w:ascii="Times New Roman" w:eastAsia="Times New Roman" w:hAnsi="Times New Roman" w:cs="Times New Roman"/>
+          <w:color w:val="000000" w:themeColor="text1"/>
+          <w:sz w:val="26"/>
+          <w:szCs w:val="26"/>
+          <w:highlight w:val="white"/>
+        </w:rPr>
+        <w:t>MSSV: 3122410476</w:t>
+      </w:r>
+    </w:p>
+    <w:p>
+      <w:pPr>
+        <w:ind w:left="360"/>
+        <w:rPr>
+          <w:rFonts w:ascii="Times New Roman" w:eastAsia="Times New Roman" w:hAnsi="Times New Roman" w:cs="Times New Roman"/>
+          <w:color w:val="000000" w:themeColor="text1"/>
+          <w:sz w:val="26"/>
+          <w:szCs w:val="26"/>
+          <w:highlight w:val="white"/>
+        </w:rPr>
+      </w:pPr>
+      <w:r>
+        <w:rPr>
+          <w:rFonts w:ascii="Times New Roman" w:eastAsia="Times New Roman" w:hAnsi="Times New Roman" w:cs="Times New Roman"/>
+          <w:color w:val="000000" w:themeColor="text1"/>
+          <w:sz w:val="26"/>
+          <w:szCs w:val="26"/>
+          <w:highlight w:val="white"/>
+        </w:rPr>
+        <w:t xml:space="preserve">Link github cá nhân: </w:t>
+      </w:r>
+      <w:hyperlink r:id="rId8">
+        <w:r>
+          <w:rPr>
+            <w:rFonts w:ascii="Times New Roman" w:eastAsia="Times New Roman" w:hAnsi="Times New Roman" w:cs="Times New Roman"/>
+            <w:color w:val="0E2841" w:themeColor="text2"/>
+            <w:sz w:val="26"/>
+            <w:szCs w:val="26"/>
+            <w:highlight w:val="white"/>
+            <w:u w:val="single"/>
+          </w:rPr>
+          <w:t>https://github.com/WNormanTPN/advanced-artificial-intelligence-personal</w:t>
+        </w:r>
+      </w:hyperlink>
+    </w:p>
+    <w:p>
+      <w:pPr>
+        <w:ind w:left="360"/>
+        <w:rPr>
+          <w:rFonts w:ascii="Times New Roman" w:eastAsia="Times New Roman" w:hAnsi="Times New Roman" w:cs="Times New Roman"/>
+          <w:color w:val="000000" w:themeColor="text1"/>
+          <w:sz w:val="26"/>
+          <w:szCs w:val="26"/>
+          <w:highlight w:val="white"/>
+        </w:rPr>
+      </w:pPr>
+      <w:r>
+        <w:rPr>
+          <w:rFonts w:ascii="Times New Roman" w:eastAsia="Times New Roman" w:hAnsi="Times New Roman" w:cs="Times New Roman"/>
+          <w:color w:val="000000" w:themeColor="text1"/>
+          <w:sz w:val="26"/>
+          <w:szCs w:val="26"/>
+          <w:highlight w:val="white"/>
+        </w:rPr>
+        <w:t xml:space="preserve">Bài tập hoàn thành tuần </w:t>
+      </w:r>
+      <w:r>
+        <w:rPr>
+          <w:rFonts w:ascii="Times New Roman" w:eastAsia="Times New Roman" w:hAnsi="Times New Roman" w:cs="Times New Roman"/>
+          <w:color w:val="000000" w:themeColor="text1"/>
+          <w:sz w:val="26"/>
+          <w:szCs w:val="26"/>
+          <w:highlight w:val="white"/>
+        </w:rPr>
+        <w:t>3</w:t>
+      </w:r>
+      <w:r>
+        <w:rPr>
+          <w:rFonts w:ascii="Times New Roman" w:eastAsia="Times New Roman" w:hAnsi="Times New Roman" w:cs="Times New Roman"/>
+          <w:color w:val="000000" w:themeColor="text1"/>
+          <w:sz w:val="26"/>
+          <w:szCs w:val="26"/>
+          <w:highlight w:val="white"/>
+        </w:rPr>
+        <w:t xml:space="preserve">: </w:t>
+      </w:r>
+      <w:r>
+        <w:rPr>
+          <w:rFonts w:ascii="Times New Roman" w:eastAsia="Times New Roman" w:hAnsi="Times New Roman" w:cs="Times New Roman"/>
+          <w:color w:val="000000" w:themeColor="text1"/>
+          <w:sz w:val="26"/>
+          <w:szCs w:val="26"/>
+          <w:highlight w:val="white"/>
+        </w:rPr>
+        <w:t>Tìm hiểu bài toán n_queens + T</w:t>
+      </w:r>
+      <w:r>
+        <w:rPr>
+          <w:rFonts w:ascii="Times New Roman" w:eastAsia="Times New Roman" w:hAnsi="Times New Roman" w:cs="Times New Roman"/>
+          <w:color w:val="000000" w:themeColor="text1"/>
+          <w:sz w:val="26"/>
+          <w:szCs w:val="26"/>
+          <w:highlight w:val="white"/>
+        </w:rPr>
+        <w:t>ổng hợp word</w:t>
+      </w:r>
+    </w:p>
+    <w:p>
+      <w:pPr>
+        <w:rPr>
+          <w:rFonts w:ascii="Times New Roman" w:eastAsia="Times New Roman" w:hAnsi="Times New Roman" w:cs="Times New Roman"/>
+          <w:color w:val="000000" w:themeColor="text1"/>
+          <w:sz w:val="26"/>
+          <w:szCs w:val="26"/>
+          <w:highlight w:val="white"/>
+        </w:rPr>
+      </w:pPr>
+    </w:p>
+    <w:p>
+      <w:pPr>
+        <w:pStyle w:val="ListParagraph"/>
+        <w:numPr>
+          <w:ilvl w:val="0"/>
+          <w:numId w:val="26"/>
+        </w:numPr>
+        <w:spacing w:after="0" w:line="276" w:lineRule="auto"/>
+        <w:rPr>
+          <w:rFonts w:ascii="Times New Roman" w:eastAsia="Times New Roman" w:hAnsi="Times New Roman" w:cs="Times New Roman"/>
+          <w:b/>
+          <w:bCs/>
+          <w:color w:val="000000" w:themeColor="text1"/>
+          <w:sz w:val="26"/>
+          <w:szCs w:val="26"/>
+          <w:highlight w:val="white"/>
+        </w:rPr>
+      </w:pPr>
+      <w:r>
+        <w:rPr>
+          <w:rFonts w:ascii="Times New Roman" w:eastAsia="Times New Roman" w:hAnsi="Times New Roman" w:cs="Times New Roman"/>
+          <w:b/>
+          <w:bCs/>
+          <w:color w:val="000000" w:themeColor="text1"/>
+          <w:sz w:val="26"/>
+          <w:szCs w:val="26"/>
+          <w:highlight w:val="white"/>
+        </w:rPr>
+        <w:t>Thành viên 2</w:t>
+      </w:r>
+      <w:r>
+        <w:rPr>
+          <w:rFonts w:ascii="Times New Roman" w:eastAsia="Times New Roman" w:hAnsi="Times New Roman" w:cs="Times New Roman"/>
+          <w:b/>
+          <w:bCs/>
+          <w:color w:val="000000" w:themeColor="text1"/>
+          <w:sz w:val="26"/>
+          <w:szCs w:val="26"/>
+          <w:highlight w:val="white"/>
+        </w:rPr>
+        <w:t xml:space="preserve">: </w:t>
+      </w:r>
+      <w:r>
+        <w:rPr>
+          <w:rFonts w:ascii="Times New Roman" w:eastAsia="Times New Roman" w:hAnsi="Times New Roman" w:cs="Times New Roman"/>
+          <w:color w:val="000000" w:themeColor="text1"/>
+          <w:sz w:val="26"/>
+          <w:szCs w:val="26"/>
+          <w:highlight w:val="white"/>
+        </w:rPr>
+        <w:t>Lê Thị Thu Thuận</w:t>
+      </w:r>
+    </w:p>
+    <w:p>
+      <w:pPr>
+        <w:ind w:left="360"/>
+        <w:rPr>
+          <w:rFonts w:ascii="Times New Roman" w:eastAsia="Times New Roman" w:hAnsi="Times New Roman" w:cs="Times New Roman"/>
+          <w:color w:val="000000" w:themeColor="text1"/>
+          <w:sz w:val="26"/>
+          <w:szCs w:val="26"/>
+          <w:highlight w:val="white"/>
+        </w:rPr>
+      </w:pPr>
+      <w:r>
+        <w:rPr>
+          <w:rFonts w:ascii="Times New Roman" w:eastAsia="Times New Roman" w:hAnsi="Times New Roman" w:cs="Times New Roman"/>
+          <w:color w:val="000000" w:themeColor="text1"/>
+          <w:sz w:val="26"/>
+          <w:szCs w:val="26"/>
+          <w:highlight w:val="white"/>
+        </w:rPr>
+        <w:t>MSSV: 3122410402</w:t>
+      </w:r>
+    </w:p>
+    <w:p>
+      <w:pPr>
+        <w:ind w:left="360"/>
+        <w:rPr>
+          <w:rFonts w:ascii="Times New Roman" w:eastAsia="Times New Roman" w:hAnsi="Times New Roman" w:cs="Times New Roman"/>
+          <w:color w:val="000000" w:themeColor="text1"/>
+          <w:sz w:val="26"/>
+          <w:szCs w:val="26"/>
+          <w:highlight w:val="white"/>
+        </w:rPr>
+      </w:pPr>
+      <w:r>
+        <w:rPr>
+          <w:rFonts w:ascii="Times New Roman" w:eastAsia="Times New Roman" w:hAnsi="Times New Roman" w:cs="Times New Roman"/>
+          <w:color w:val="000000" w:themeColor="text1"/>
+          <w:sz w:val="26"/>
+          <w:szCs w:val="26"/>
+          <w:highlight w:val="white"/>
+        </w:rPr>
+        <w:t xml:space="preserve">Link github cá nhân: </w:t>
+      </w:r>
+      <w:hyperlink r:id="rId9" w:history="1">
+        <w:r>
+          <w:rPr>
+            <w:rStyle w:val="Hyperlink"/>
+            <w:rFonts w:ascii="Times New Roman" w:eastAsia="Times New Roman" w:hAnsi="Times New Roman" w:cs="Times New Roman"/>
+            <w:sz w:val="26"/>
+            <w:szCs w:val="26"/>
+            <w:highlight w:val="white"/>
+          </w:rPr>
+          <w:t>https://github.com/thuanchan04/TTNTNC_ca_nhan</w:t>
+        </w:r>
+      </w:hyperlink>
+      <w:r>
+        <w:rPr>
+          <w:rFonts w:ascii="Times New Roman" w:eastAsia="Times New Roman" w:hAnsi="Times New Roman" w:cs="Times New Roman"/>
+          <w:color w:val="0E2841" w:themeColor="text2"/>
+          <w:sz w:val="26"/>
+          <w:szCs w:val="26"/>
+          <w:highlight w:val="white"/>
+        </w:rPr>
+        <w:t xml:space="preserve"> </w:t>
+      </w:r>
+    </w:p>
+    <w:p>
+      <w:pPr>
+        <w:ind w:left="360"/>
+        <w:rPr>
+          <w:rFonts w:ascii="Times New Roman" w:eastAsia="Times New Roman" w:hAnsi="Times New Roman" w:cs="Times New Roman"/>
+          <w:color w:val="000000" w:themeColor="text1"/>
+          <w:sz w:val="26"/>
+          <w:szCs w:val="26"/>
+          <w:highlight w:val="white"/>
+        </w:rPr>
+      </w:pPr>
+      <w:r>
+        <w:rPr>
+          <w:rFonts w:ascii="Times New Roman" w:eastAsia="Times New Roman" w:hAnsi="Times New Roman" w:cs="Times New Roman"/>
+          <w:color w:val="000000" w:themeColor="text1"/>
+          <w:sz w:val="26"/>
+          <w:szCs w:val="26"/>
+          <w:highlight w:val="white"/>
+        </w:rPr>
+        <w:t xml:space="preserve">Bài tập hoàn thành tuần </w:t>
+      </w:r>
+      <w:r>
+        <w:rPr>
+          <w:rFonts w:ascii="Times New Roman" w:eastAsia="Times New Roman" w:hAnsi="Times New Roman" w:cs="Times New Roman"/>
+          <w:color w:val="000000" w:themeColor="text1"/>
+          <w:sz w:val="26"/>
+          <w:szCs w:val="26"/>
+          <w:highlight w:val="white"/>
+        </w:rPr>
+        <w:t>2</w:t>
+      </w:r>
+      <w:r>
+        <w:rPr>
+          <w:rFonts w:ascii="Times New Roman" w:eastAsia="Times New Roman" w:hAnsi="Times New Roman" w:cs="Times New Roman"/>
+          <w:color w:val="000000" w:themeColor="text1"/>
+          <w:sz w:val="26"/>
+          <w:szCs w:val="26"/>
+          <w:highlight w:val="white"/>
+        </w:rPr>
+        <w:t xml:space="preserve">: </w:t>
+      </w:r>
+      <w:r>
+        <w:rPr>
+          <w:rFonts w:ascii="Times New Roman" w:eastAsia="Times New Roman" w:hAnsi="Times New Roman" w:cs="Times New Roman"/>
+          <w:color w:val="000000" w:themeColor="text1"/>
+          <w:sz w:val="26"/>
+          <w:szCs w:val="26"/>
+          <w:highlight w:val="white"/>
+        </w:rPr>
+        <w:t>Tìm hiểu bài toán TSP + Làm slides thuyết trình</w:t>
+      </w:r>
+    </w:p>
+    <w:p>
+      <w:pPr>
+        <w:rPr>
+          <w:rFonts w:ascii="Times New Roman" w:eastAsia="Times New Roman" w:hAnsi="Times New Roman" w:cs="Times New Roman"/>
+          <w:color w:val="000000" w:themeColor="text1"/>
+          <w:sz w:val="26"/>
+          <w:szCs w:val="26"/>
+          <w:highlight w:val="white"/>
+        </w:rPr>
+      </w:pPr>
+    </w:p>
+    <w:p>
+      <w:pPr>
+        <w:pStyle w:val="ListParagraph"/>
+        <w:numPr>
+          <w:ilvl w:val="0"/>
+          <w:numId w:val="26"/>
+        </w:numPr>
+        <w:spacing w:after="0" w:line="276" w:lineRule="auto"/>
+        <w:rPr>
+          <w:rFonts w:ascii="Times New Roman" w:eastAsia="Times New Roman" w:hAnsi="Times New Roman" w:cs="Times New Roman"/>
+          <w:b/>
+          <w:bCs/>
+          <w:color w:val="000000" w:themeColor="text1"/>
+          <w:sz w:val="26"/>
+          <w:szCs w:val="26"/>
+          <w:highlight w:val="white"/>
+        </w:rPr>
+      </w:pPr>
+      <w:r>
+        <w:rPr>
+          <w:rFonts w:ascii="Times New Roman" w:eastAsia="Times New Roman" w:hAnsi="Times New Roman" w:cs="Times New Roman"/>
+          <w:b/>
+          <w:bCs/>
+          <w:color w:val="000000" w:themeColor="text1"/>
+          <w:sz w:val="26"/>
+          <w:szCs w:val="26"/>
+          <w:highlight w:val="white"/>
+        </w:rPr>
+        <w:t>Thành viên 3</w:t>
+      </w:r>
+      <w:r>
+        <w:rPr>
+          <w:rFonts w:ascii="Times New Roman" w:eastAsia="Times New Roman" w:hAnsi="Times New Roman" w:cs="Times New Roman"/>
+          <w:b/>
+          <w:bCs/>
+          <w:color w:val="000000" w:themeColor="text1"/>
+          <w:sz w:val="26"/>
+          <w:szCs w:val="26"/>
+          <w:highlight w:val="white"/>
+        </w:rPr>
+        <w:t xml:space="preserve">: </w:t>
+      </w:r>
+      <w:r>
+        <w:rPr>
+          <w:rFonts w:ascii="Times New Roman" w:eastAsia="Times New Roman" w:hAnsi="Times New Roman" w:cs="Times New Roman"/>
+          <w:color w:val="000000" w:themeColor="text1"/>
+          <w:sz w:val="26"/>
+          <w:szCs w:val="26"/>
+          <w:highlight w:val="white"/>
+        </w:rPr>
+        <w:t>Tạ Thái Thuận</w:t>
+      </w:r>
+    </w:p>
+    <w:p>
+      <w:pPr>
+        <w:ind w:left="360"/>
+        <w:rPr>
+          <w:rFonts w:ascii="Times New Roman" w:eastAsia="Times New Roman" w:hAnsi="Times New Roman" w:cs="Times New Roman"/>
+          <w:color w:val="000000" w:themeColor="text1"/>
+          <w:sz w:val="26"/>
+          <w:szCs w:val="26"/>
+          <w:highlight w:val="white"/>
+        </w:rPr>
+      </w:pPr>
+      <w:r>
+        <w:rPr>
+          <w:rFonts w:ascii="Times New Roman" w:eastAsia="Times New Roman" w:hAnsi="Times New Roman" w:cs="Times New Roman"/>
+          <w:color w:val="000000" w:themeColor="text1"/>
+          <w:sz w:val="26"/>
+          <w:szCs w:val="26"/>
+          <w:highlight w:val="white"/>
+        </w:rPr>
+        <w:t>MSSV: 3122410404</w:t>
+      </w:r>
+    </w:p>
+    <w:p>
+      <w:pPr>
+        <w:ind w:left="360"/>
+        <w:rPr>
+          <w:rFonts w:ascii="Times New Roman" w:eastAsia="Times New Roman" w:hAnsi="Times New Roman" w:cs="Times New Roman"/>
+          <w:color w:val="0E2841" w:themeColor="text2"/>
+          <w:sz w:val="26"/>
+          <w:szCs w:val="26"/>
+          <w:highlight w:val="white"/>
+        </w:rPr>
+      </w:pPr>
+      <w:r>
+        <w:rPr>
+          <w:rFonts w:ascii="Times New Roman" w:eastAsia="Times New Roman" w:hAnsi="Times New Roman" w:cs="Times New Roman"/>
+          <w:color w:val="000000" w:themeColor="text1"/>
+          <w:sz w:val="26"/>
+          <w:szCs w:val="26"/>
+          <w:highlight w:val="white"/>
+        </w:rPr>
+        <w:t xml:space="preserve">Link github cá nhân: </w:t>
+      </w:r>
+      <w:hyperlink r:id="rId10">
+        <w:r>
+          <w:rPr>
+            <w:rFonts w:ascii="Times New Roman" w:eastAsia="Times New Roman" w:hAnsi="Times New Roman" w:cs="Times New Roman"/>
+            <w:color w:val="0E2841" w:themeColor="text2"/>
+            <w:sz w:val="26"/>
+            <w:szCs w:val="26"/>
+            <w:highlight w:val="white"/>
+            <w:u w:val="single"/>
+          </w:rPr>
+          <w:t>https://github.com/ththth941/Lab1_TTNTNC_ca_nhan</w:t>
+        </w:r>
+      </w:hyperlink>
+      <w:r>
+        <w:rPr>
+          <w:rFonts w:ascii="Times New Roman" w:eastAsia="Times New Roman" w:hAnsi="Times New Roman" w:cs="Times New Roman"/>
+          <w:color w:val="0E2841" w:themeColor="text2"/>
+          <w:sz w:val="26"/>
+          <w:szCs w:val="26"/>
+          <w:highlight w:val="white"/>
+        </w:rPr>
+        <w:t xml:space="preserve"> </w:t>
+      </w:r>
+    </w:p>
+    <w:p>
+      <w:pPr>
+        <w:ind w:left="360"/>
+        <w:rPr>
+          <w:rFonts w:ascii="Times New Roman" w:eastAsia="Times New Roman" w:hAnsi="Times New Roman" w:cs="Times New Roman"/>
+          <w:color w:val="000000" w:themeColor="text1"/>
+          <w:sz w:val="26"/>
+          <w:szCs w:val="26"/>
+          <w:highlight w:val="white"/>
+        </w:rPr>
+      </w:pPr>
+      <w:r>
+        <w:rPr>
+          <w:rFonts w:ascii="Times New Roman" w:eastAsia="Times New Roman" w:hAnsi="Times New Roman" w:cs="Times New Roman"/>
+          <w:color w:val="000000" w:themeColor="text1"/>
+          <w:sz w:val="26"/>
+          <w:szCs w:val="26"/>
+          <w:highlight w:val="white"/>
+        </w:rPr>
+        <w:t xml:space="preserve">Bài tập hoàn thành tuần </w:t>
+      </w:r>
+      <w:r>
+        <w:rPr>
+          <w:rFonts w:ascii="Times New Roman" w:eastAsia="Times New Roman" w:hAnsi="Times New Roman" w:cs="Times New Roman"/>
+          <w:color w:val="000000" w:themeColor="text1"/>
+          <w:sz w:val="26"/>
+          <w:szCs w:val="26"/>
+          <w:highlight w:val="white"/>
+        </w:rPr>
+        <w:t>2</w:t>
+      </w:r>
+      <w:r>
+        <w:rPr>
+          <w:rFonts w:ascii="Times New Roman" w:eastAsia="Times New Roman" w:hAnsi="Times New Roman" w:cs="Times New Roman"/>
+          <w:color w:val="000000" w:themeColor="text1"/>
+          <w:sz w:val="26"/>
+          <w:szCs w:val="26"/>
+          <w:highlight w:val="white"/>
+        </w:rPr>
+        <w:t xml:space="preserve">: </w:t>
+      </w:r>
+      <w:r>
+        <w:rPr>
+          <w:rFonts w:ascii="Times New Roman" w:eastAsia="Times New Roman" w:hAnsi="Times New Roman" w:cs="Times New Roman"/>
+          <w:color w:val="000000" w:themeColor="text1"/>
+          <w:sz w:val="26"/>
+          <w:szCs w:val="26"/>
+          <w:highlight w:val="white"/>
+        </w:rPr>
+        <w:t>Code lab0</w:t>
+      </w:r>
+      <w:r>
+        <w:rPr>
+          <w:rFonts w:ascii="Times New Roman" w:eastAsia="Times New Roman" w:hAnsi="Times New Roman" w:cs="Times New Roman"/>
+          <w:color w:val="000000" w:themeColor="text1"/>
+          <w:sz w:val="26"/>
+          <w:szCs w:val="26"/>
+          <w:highlight w:val="white"/>
+        </w:rPr>
+        <w:t>3</w:t>
+      </w:r>
+      <w:r>
+        <w:rPr>
+          <w:rFonts w:ascii="Times New Roman" w:eastAsia="Times New Roman" w:hAnsi="Times New Roman" w:cs="Times New Roman"/>
+          <w:color w:val="000000" w:themeColor="text1"/>
+          <w:sz w:val="26"/>
+          <w:szCs w:val="26"/>
+          <w:highlight w:val="white"/>
+        </w:rPr>
+        <w:t xml:space="preserve"> n_queens</w:t>
+      </w:r>
+    </w:p>
+    <w:p>
+      <w:pPr>
+        <w:rPr>
+          <w:rFonts w:ascii="Times New Roman" w:eastAsia="Times New Roman" w:hAnsi="Times New Roman" w:cs="Times New Roman"/>
+          <w:color w:val="000000" w:themeColor="text1"/>
+          <w:sz w:val="26"/>
+          <w:szCs w:val="26"/>
+          <w:highlight w:val="white"/>
+        </w:rPr>
+      </w:pPr>
+    </w:p>
+    <w:p>
+      <w:pPr>
+        <w:pStyle w:val="ListParagraph"/>
+        <w:numPr>
+          <w:ilvl w:val="0"/>
+          <w:numId w:val="26"/>
+        </w:numPr>
+        <w:spacing w:after="0" w:line="276" w:lineRule="auto"/>
+        <w:rPr>
+          <w:rFonts w:ascii="Times New Roman" w:eastAsia="Times New Roman" w:hAnsi="Times New Roman" w:cs="Times New Roman"/>
+          <w:b/>
+          <w:bCs/>
+          <w:color w:val="000000" w:themeColor="text1"/>
+          <w:sz w:val="26"/>
+          <w:szCs w:val="26"/>
+          <w:highlight w:val="white"/>
+        </w:rPr>
+      </w:pPr>
+      <w:r>
+        <w:rPr>
+          <w:rFonts w:ascii="Times New Roman" w:eastAsia="Times New Roman" w:hAnsi="Times New Roman" w:cs="Times New Roman"/>
+          <w:b/>
+          <w:bCs/>
+          <w:color w:val="000000" w:themeColor="text1"/>
+          <w:sz w:val="26"/>
+          <w:szCs w:val="26"/>
+          <w:highlight w:val="white"/>
+        </w:rPr>
+        <w:t>Thành viên 4</w:t>
+      </w:r>
+      <w:r>
+        <w:rPr>
+          <w:rFonts w:ascii="Times New Roman" w:eastAsia="Times New Roman" w:hAnsi="Times New Roman" w:cs="Times New Roman"/>
+          <w:b/>
+          <w:bCs/>
+          <w:color w:val="000000" w:themeColor="text1"/>
+          <w:sz w:val="26"/>
+          <w:szCs w:val="26"/>
+          <w:highlight w:val="white"/>
+        </w:rPr>
+        <w:t xml:space="preserve">: </w:t>
+      </w:r>
+      <w:r>
+        <w:rPr>
+          <w:rFonts w:ascii="Times New Roman" w:eastAsia="Times New Roman" w:hAnsi="Times New Roman" w:cs="Times New Roman"/>
+          <w:color w:val="000000" w:themeColor="text1"/>
+          <w:sz w:val="26"/>
+          <w:szCs w:val="26"/>
+          <w:highlight w:val="white"/>
+        </w:rPr>
+        <w:t>Thái Tuấn Bảo</w:t>
+      </w:r>
+    </w:p>
+    <w:p>
+      <w:pPr>
+        <w:ind w:left="360"/>
+        <w:rPr>
+          <w:rFonts w:ascii="Times New Roman" w:eastAsia="Times New Roman" w:hAnsi="Times New Roman" w:cs="Times New Roman"/>
+          <w:color w:val="000000" w:themeColor="text1"/>
+          <w:sz w:val="26"/>
+          <w:szCs w:val="26"/>
+          <w:highlight w:val="white"/>
+        </w:rPr>
+      </w:pPr>
+      <w:r>
+        <w:rPr>
+          <w:rFonts w:ascii="Times New Roman" w:eastAsia="Times New Roman" w:hAnsi="Times New Roman" w:cs="Times New Roman"/>
+          <w:color w:val="000000" w:themeColor="text1"/>
+          <w:sz w:val="26"/>
+          <w:szCs w:val="26"/>
+          <w:highlight w:val="white"/>
+        </w:rPr>
+        <w:t>MSSV: 3120410053</w:t>
+      </w:r>
+    </w:p>
+    <w:p>
+      <w:pPr>
+        <w:ind w:left="360"/>
+        <w:rPr>
+          <w:rFonts w:ascii="Times New Roman" w:eastAsia="Times New Roman" w:hAnsi="Times New Roman" w:cs="Times New Roman"/>
+          <w:color w:val="0E2841" w:themeColor="text2"/>
+          <w:sz w:val="26"/>
+          <w:szCs w:val="26"/>
+          <w:highlight w:val="white"/>
+        </w:rPr>
+      </w:pPr>
+      <w:r>
+        <w:rPr>
+          <w:rFonts w:ascii="Times New Roman" w:eastAsia="Times New Roman" w:hAnsi="Times New Roman" w:cs="Times New Roman"/>
+          <w:color w:val="000000" w:themeColor="text1"/>
+          <w:sz w:val="26"/>
+          <w:szCs w:val="26"/>
+          <w:highlight w:val="white"/>
+        </w:rPr>
+        <w:t xml:space="preserve">Link github cá nhân: </w:t>
+      </w:r>
+      <w:hyperlink r:id="rId11">
+        <w:r>
+          <w:rPr>
+            <w:rFonts w:ascii="Times New Roman" w:eastAsia="Times New Roman" w:hAnsi="Times New Roman" w:cs="Times New Roman"/>
+            <w:color w:val="0E2841" w:themeColor="text2"/>
+            <w:sz w:val="26"/>
+            <w:szCs w:val="26"/>
+            <w:highlight w:val="white"/>
+            <w:u w:val="single"/>
+          </w:rPr>
+          <w:t>https://github.com/thtuanbao/TTNTNC_canhan</w:t>
+        </w:r>
+      </w:hyperlink>
+      <w:r>
+        <w:rPr>
+          <w:rFonts w:ascii="Times New Roman" w:eastAsia="Times New Roman" w:hAnsi="Times New Roman" w:cs="Times New Roman"/>
+          <w:color w:val="0E2841" w:themeColor="text2"/>
+          <w:sz w:val="26"/>
+          <w:szCs w:val="26"/>
+          <w:highlight w:val="white"/>
+        </w:rPr>
+        <w:t xml:space="preserve"> </w:t>
+      </w:r>
+    </w:p>
+    <w:p>
+      <w:pPr>
+        <w:ind w:left="360"/>
+        <w:rPr>
+          <w:rFonts w:ascii="Times New Roman" w:eastAsia="Times New Roman" w:hAnsi="Times New Roman" w:cs="Times New Roman"/>
+          <w:color w:val="000000" w:themeColor="text1"/>
+          <w:sz w:val="26"/>
+          <w:szCs w:val="26"/>
+          <w:highlight w:val="white"/>
+        </w:rPr>
+      </w:pPr>
+      <w:r>
+        <w:rPr>
+          <w:rFonts w:ascii="Times New Roman" w:eastAsia="Times New Roman" w:hAnsi="Times New Roman" w:cs="Times New Roman"/>
+          <w:color w:val="000000" w:themeColor="text1"/>
+          <w:sz w:val="26"/>
+          <w:szCs w:val="26"/>
+          <w:highlight w:val="white"/>
+        </w:rPr>
+        <w:t xml:space="preserve">Bài tập hoàn thành tuần </w:t>
+      </w:r>
+      <w:r>
+        <w:rPr>
+          <w:rFonts w:ascii="Times New Roman" w:eastAsia="Times New Roman" w:hAnsi="Times New Roman" w:cs="Times New Roman"/>
+          <w:color w:val="000000" w:themeColor="text1"/>
+          <w:sz w:val="26"/>
+          <w:szCs w:val="26"/>
+          <w:highlight w:val="white"/>
+        </w:rPr>
+        <w:t>2</w:t>
+      </w:r>
+      <w:r>
+        <w:rPr>
+          <w:rFonts w:ascii="Times New Roman" w:eastAsia="Times New Roman" w:hAnsi="Times New Roman" w:cs="Times New Roman"/>
+          <w:color w:val="000000" w:themeColor="text1"/>
+          <w:sz w:val="26"/>
+          <w:szCs w:val="26"/>
+          <w:highlight w:val="white"/>
+        </w:rPr>
+        <w:t xml:space="preserve">: </w:t>
+      </w:r>
+      <w:r>
+        <w:rPr>
+          <w:rFonts w:ascii="Times New Roman" w:eastAsia="Times New Roman" w:hAnsi="Times New Roman" w:cs="Times New Roman"/>
+          <w:color w:val="000000" w:themeColor="text1"/>
+          <w:sz w:val="26"/>
+          <w:szCs w:val="26"/>
+          <w:highlight w:val="white"/>
+        </w:rPr>
+        <w:t>Code lab03 TSP</w:t>
+      </w:r>
+    </w:p>
+    <w:p>
+      <w:pPr>
+        <w:rPr>
+          <w:b/>
+          <w:bCs/>
+        </w:rPr>
+      </w:pPr>
+    </w:p>
+    <w:p>
+      <w:pPr>
+        <w:rPr>
+          <w:b/>
+          <w:bCs/>
+        </w:rPr>
+      </w:pPr>
+      <w:r>
+        <w:rPr>
+          <w:b/>
+          <w:bCs/>
+        </w:rPr>
+        <w:br w:type="page"/>
+      </w:r>
+    </w:p>
+    <w:p>
+      <w:pPr>
+        <w:pStyle w:val="Heading1"/>
+      </w:pPr>
+      <w:bookmarkStart w:id="1" w:name="_Toc211159716"/>
+      <w:r>
+        <w:lastRenderedPageBreak/>
+        <w:t>Giải bài toán N-Queens bằng các thuật toán Local Search</w:t>
+      </w:r>
+      <w:bookmarkEnd w:id="1"/>
+    </w:p>
+    <w:p/>
+    <w:p>
+      <w:pPr>
+        <w:pStyle w:val="Heading2"/>
+      </w:pPr>
+      <w:bookmarkStart w:id="2" w:name="_Toc211159717"/>
+      <w:r>
         <w:t>1. Mục tiêu học tập</w:t>
       </w:r>
+      <w:bookmarkEnd w:id="2"/>
     </w:p>
     <w:p>
       <w:pPr>
@@ -130,18 +3858,13 @@
     <w:p/>
     <w:p>
       <w:pPr>
-        <w:rPr>
-          <w:b/>
-          <w:bCs/>
-        </w:rPr>
-      </w:pPr>
-      <w:r>
-        <w:rPr>
-          <w:b/>
-          <w:bCs/>
-        </w:rPr>
+        <w:pStyle w:val="Heading2"/>
+      </w:pPr>
+      <w:bookmarkStart w:id="3" w:name="_Toc211159718"/>
+      <w:r>
         <w:t>2. Giới thiệu bài toán N-Queens</w:t>
       </w:r>
+      <w:bookmarkEnd w:id="3"/>
     </w:p>
     <w:p>
       <w:pPr>
@@ -465,34 +4188,23 @@
     <w:p/>
     <w:p>
       <w:pPr>
-        <w:rPr>
-          <w:b/>
-          <w:bCs/>
-        </w:rPr>
-      </w:pPr>
-      <w:r>
-        <w:rPr>
-          <w:b/>
-          <w:bCs/>
-        </w:rPr>
+        <w:pStyle w:val="Heading2"/>
+      </w:pPr>
+      <w:bookmarkStart w:id="4" w:name="_Toc211159719"/>
+      <w:r>
         <w:t>3. Các thuật toán đã triển khai</w:t>
       </w:r>
-    </w:p>
-    <w:p>
-      <w:pPr>
-        <w:rPr>
-          <w:b/>
-          <w:bCs/>
-        </w:rPr>
-      </w:pPr>
-      <w:r>
-        <w:rPr>
-          <w:b/>
-          <w:bCs/>
-        </w:rPr>
-        <w:lastRenderedPageBreak/>
+      <w:bookmarkEnd w:id="4"/>
+    </w:p>
+    <w:p>
+      <w:pPr>
+        <w:pStyle w:val="Heading3"/>
+      </w:pPr>
+      <w:bookmarkStart w:id="5" w:name="_Toc211159720"/>
+      <w:r>
         <w:t>3.1. Steepest-Ascent Hill Climbing</w:t>
       </w:r>
+      <w:bookmarkEnd w:id="5"/>
     </w:p>
     <w:p>
       <w:pPr>
@@ -745,10 +4457,13 @@
     </w:p>
     <w:p>
       <w:r>
+        <w:rPr>
+          <w:noProof/>
+        </w:rPr>
         <w:drawing>
-          <wp:inline distT="0" distB="0" distL="0" distR="0" wp14:anchorId="522984F3" wp14:editId="5A62D048">
-            <wp:extent cx="3838575" cy="3895725"/>
-            <wp:effectExtent l="0" t="0" r="9525" b="9525"/>
+          <wp:inline distT="0" distB="0" distL="0" distR="0" wp14:anchorId="522984F3" wp14:editId="591226E7">
+            <wp:extent cx="3413760" cy="3464585"/>
+            <wp:effectExtent l="0" t="0" r="0" b="2540"/>
             <wp:docPr id="224574402" name="Picture 1" descr="A chess board with black crowns&#10;&#10;AI-generated content may be incorrect."/>
             <wp:cNvGraphicFramePr>
               <a:graphicFrameLocks xmlns:a="http://schemas.openxmlformats.org/drawingml/2006/main" noChangeAspect="1"/>
@@ -761,7 +4476,356 @@
                     <pic:cNvPicPr/>
                   </pic:nvPicPr>
                   <pic:blipFill>
-                    <a:blip r:embed="rId5"/>
+                    <a:blip r:embed="rId12"/>
+                    <a:stretch>
+                      <a:fillRect/>
+                    </a:stretch>
+                  </pic:blipFill>
+                  <pic:spPr>
+                    <a:xfrm>
+                      <a:off x="0" y="0"/>
+                      <a:ext cx="3415883" cy="3466740"/>
+                    </a:xfrm>
+                    <a:prstGeom prst="rect">
+                      <a:avLst/>
+                    </a:prstGeom>
+                  </pic:spPr>
+                </pic:pic>
+              </a:graphicData>
+            </a:graphic>
+          </wp:inline>
+        </w:drawing>
+      </w:r>
+    </w:p>
+    <w:p>
+      <w:pPr>
+        <w:pStyle w:val="Heading3"/>
+      </w:pPr>
+      <w:bookmarkStart w:id="6" w:name="_Toc211159721"/>
+      <w:r>
+        <w:lastRenderedPageBreak/>
+        <w:t>3.2. Stochastic Hill Climbing (phiên bản 1)</w:t>
+      </w:r>
+      <w:bookmarkEnd w:id="6"/>
+    </w:p>
+    <w:p>
+      <w:pPr>
+        <w:numPr>
+          <w:ilvl w:val="0"/>
+          <w:numId w:val="4"/>
+        </w:numPr>
+      </w:pPr>
+      <w:r>
+        <w:rPr>
+          <w:b/>
+          <w:bCs/>
+        </w:rPr>
+        <w:t>Ý tưởng:</w:t>
+      </w:r>
+      <w:r>
+        <w:t xml:space="preserve"> Từ các nước đi cải thiện, </w:t>
+      </w:r>
+      <w:r>
+        <w:rPr>
+          <w:b/>
+          <w:bCs/>
+        </w:rPr>
+        <w:t>chọn ngẫu nhiên một nước đi</w:t>
+      </w:r>
+      <w:r>
+        <w:t xml:space="preserve"> để tránh rơi vào mẫu lặp.</w:t>
+      </w:r>
+    </w:p>
+    <w:p>
+      <w:pPr>
+        <w:numPr>
+          <w:ilvl w:val="0"/>
+          <w:numId w:val="4"/>
+        </w:numPr>
+      </w:pPr>
+      <w:r>
+        <w:rPr>
+          <w:b/>
+          <w:bCs/>
+        </w:rPr>
+        <w:t>Ưu điểm:</w:t>
+      </w:r>
+      <w:r>
+        <w:t xml:space="preserve"> Có thể thoát khỏi một số cực trị địa phương.</w:t>
+      </w:r>
+    </w:p>
+    <w:p>
+      <w:pPr>
+        <w:numPr>
+          <w:ilvl w:val="0"/>
+          <w:numId w:val="4"/>
+        </w:numPr>
+      </w:pPr>
+      <w:r>
+        <w:rPr>
+          <w:b/>
+          <w:bCs/>
+        </w:rPr>
+        <w:t>Nhược điểm:</w:t>
+      </w:r>
+      <w:r>
+        <w:t xml:space="preserve"> Kết quả phụ thuộc vào ngẫu nhiên, cần nhiều lần chạy để đánh giá trung bình.</w:t>
+      </w:r>
+    </w:p>
+    <w:p>
+      <w:pPr>
+        <w:pBdr>
+          <w:top w:val="single" w:sz="4" w:space="1" w:color="auto"/>
+          <w:left w:val="single" w:sz="4" w:space="4" w:color="auto"/>
+          <w:bottom w:val="single" w:sz="4" w:space="1" w:color="auto"/>
+          <w:right w:val="single" w:sz="4" w:space="4" w:color="auto"/>
+        </w:pBdr>
+        <w:spacing w:line="240" w:lineRule="auto"/>
+        <w:ind w:left="360"/>
+        <w:rPr>
+          <w:sz w:val="20"/>
+          <w:szCs w:val="20"/>
+        </w:rPr>
+      </w:pPr>
+      <w:r>
+        <w:rPr>
+          <w:sz w:val="20"/>
+          <w:szCs w:val="20"/>
+        </w:rPr>
+        <w:t>Initial board with 8 conflicts</w:t>
+      </w:r>
+    </w:p>
+    <w:p>
+      <w:pPr>
+        <w:pBdr>
+          <w:top w:val="single" w:sz="4" w:space="1" w:color="auto"/>
+          <w:left w:val="single" w:sz="4" w:space="4" w:color="auto"/>
+          <w:bottom w:val="single" w:sz="4" w:space="1" w:color="auto"/>
+          <w:right w:val="single" w:sz="4" w:space="4" w:color="auto"/>
+        </w:pBdr>
+        <w:spacing w:line="240" w:lineRule="auto"/>
+        <w:ind w:left="360"/>
+        <w:rPr>
+          <w:sz w:val="20"/>
+          <w:szCs w:val="20"/>
+        </w:rPr>
+      </w:pPr>
+      <w:r>
+        <w:rPr>
+          <w:sz w:val="20"/>
+          <w:szCs w:val="20"/>
+        </w:rPr>
+        <w:t>Step 1: moved queen in column 5 to row 3, conflicts = 7</w:t>
+      </w:r>
+    </w:p>
+    <w:p>
+      <w:pPr>
+        <w:pBdr>
+          <w:top w:val="single" w:sz="4" w:space="1" w:color="auto"/>
+          <w:left w:val="single" w:sz="4" w:space="4" w:color="auto"/>
+          <w:bottom w:val="single" w:sz="4" w:space="1" w:color="auto"/>
+          <w:right w:val="single" w:sz="4" w:space="4" w:color="auto"/>
+        </w:pBdr>
+        <w:spacing w:line="240" w:lineRule="auto"/>
+        <w:ind w:left="360"/>
+        <w:rPr>
+          <w:sz w:val="20"/>
+          <w:szCs w:val="20"/>
+        </w:rPr>
+      </w:pPr>
+      <w:r>
+        <w:rPr>
+          <w:sz w:val="20"/>
+          <w:szCs w:val="20"/>
+        </w:rPr>
+        <w:t>Step 2: moved queen in column 2 to row 5, conflicts = 6</w:t>
+      </w:r>
+    </w:p>
+    <w:p>
+      <w:pPr>
+        <w:pBdr>
+          <w:top w:val="single" w:sz="4" w:space="1" w:color="auto"/>
+          <w:left w:val="single" w:sz="4" w:space="4" w:color="auto"/>
+          <w:bottom w:val="single" w:sz="4" w:space="1" w:color="auto"/>
+          <w:right w:val="single" w:sz="4" w:space="4" w:color="auto"/>
+        </w:pBdr>
+        <w:spacing w:line="240" w:lineRule="auto"/>
+        <w:ind w:left="360"/>
+        <w:rPr>
+          <w:sz w:val="20"/>
+          <w:szCs w:val="20"/>
+        </w:rPr>
+      </w:pPr>
+      <w:r>
+        <w:rPr>
+          <w:sz w:val="20"/>
+          <w:szCs w:val="20"/>
+        </w:rPr>
+        <w:t>Step 3: moved queen in column 2 to row 1, conflicts = 5</w:t>
+      </w:r>
+    </w:p>
+    <w:p>
+      <w:pPr>
+        <w:pBdr>
+          <w:top w:val="single" w:sz="4" w:space="1" w:color="auto"/>
+          <w:left w:val="single" w:sz="4" w:space="4" w:color="auto"/>
+          <w:bottom w:val="single" w:sz="4" w:space="1" w:color="auto"/>
+          <w:right w:val="single" w:sz="4" w:space="4" w:color="auto"/>
+        </w:pBdr>
+        <w:spacing w:line="240" w:lineRule="auto"/>
+        <w:ind w:left="360"/>
+        <w:rPr>
+          <w:sz w:val="20"/>
+          <w:szCs w:val="20"/>
+        </w:rPr>
+      </w:pPr>
+      <w:r>
+        <w:rPr>
+          <w:sz w:val="20"/>
+          <w:szCs w:val="20"/>
+        </w:rPr>
+        <w:t>Step 4: moved queen in column 4 to row 1, conflicts = 4</w:t>
+      </w:r>
+    </w:p>
+    <w:p>
+      <w:pPr>
+        <w:pBdr>
+          <w:top w:val="single" w:sz="4" w:space="1" w:color="auto"/>
+          <w:left w:val="single" w:sz="4" w:space="4" w:color="auto"/>
+          <w:bottom w:val="single" w:sz="4" w:space="1" w:color="auto"/>
+          <w:right w:val="single" w:sz="4" w:space="4" w:color="auto"/>
+        </w:pBdr>
+        <w:spacing w:line="240" w:lineRule="auto"/>
+        <w:ind w:left="360"/>
+        <w:rPr>
+          <w:sz w:val="20"/>
+          <w:szCs w:val="20"/>
+        </w:rPr>
+      </w:pPr>
+      <w:r>
+        <w:rPr>
+          <w:sz w:val="20"/>
+          <w:szCs w:val="20"/>
+        </w:rPr>
+        <w:t>Step 5: moved queen in column 2 to row 0, conflicts = 3</w:t>
+      </w:r>
+    </w:p>
+    <w:p>
+      <w:pPr>
+        <w:pBdr>
+          <w:top w:val="single" w:sz="4" w:space="1" w:color="auto"/>
+          <w:left w:val="single" w:sz="4" w:space="4" w:color="auto"/>
+          <w:bottom w:val="single" w:sz="4" w:space="1" w:color="auto"/>
+          <w:right w:val="single" w:sz="4" w:space="4" w:color="auto"/>
+        </w:pBdr>
+        <w:spacing w:line="240" w:lineRule="auto"/>
+        <w:ind w:left="360"/>
+        <w:rPr>
+          <w:sz w:val="20"/>
+          <w:szCs w:val="20"/>
+        </w:rPr>
+      </w:pPr>
+      <w:r>
+        <w:rPr>
+          <w:sz w:val="20"/>
+          <w:szCs w:val="20"/>
+        </w:rPr>
+        <w:t>Step 6: moved queen in column 5 to row 7, conflicts = 1</w:t>
+      </w:r>
+    </w:p>
+    <w:p>
+      <w:pPr>
+        <w:pBdr>
+          <w:top w:val="single" w:sz="4" w:space="1" w:color="auto"/>
+          <w:left w:val="single" w:sz="4" w:space="4" w:color="auto"/>
+          <w:bottom w:val="single" w:sz="4" w:space="1" w:color="auto"/>
+          <w:right w:val="single" w:sz="4" w:space="4" w:color="auto"/>
+        </w:pBdr>
+        <w:spacing w:line="240" w:lineRule="auto"/>
+        <w:ind w:left="360"/>
+        <w:rPr>
+          <w:sz w:val="20"/>
+          <w:szCs w:val="20"/>
+        </w:rPr>
+      </w:pPr>
+      <w:r>
+        <w:rPr>
+          <w:sz w:val="20"/>
+          <w:szCs w:val="20"/>
+        </w:rPr>
+        <w:t>Step 7: moved queen in column 1 to row 6, conflicts = 0</w:t>
+      </w:r>
+    </w:p>
+    <w:p>
+      <w:pPr>
+        <w:pBdr>
+          <w:top w:val="single" w:sz="4" w:space="1" w:color="auto"/>
+          <w:left w:val="single" w:sz="4" w:space="4" w:color="auto"/>
+          <w:bottom w:val="single" w:sz="4" w:space="1" w:color="auto"/>
+          <w:right w:val="single" w:sz="4" w:space="4" w:color="auto"/>
+        </w:pBdr>
+        <w:spacing w:line="240" w:lineRule="auto"/>
+        <w:ind w:left="360"/>
+        <w:rPr>
+          <w:sz w:val="20"/>
+          <w:szCs w:val="20"/>
+        </w:rPr>
+      </w:pPr>
+      <w:r>
+        <w:rPr>
+          <w:sz w:val="20"/>
+          <w:szCs w:val="20"/>
+        </w:rPr>
+        <w:t>Found solution at step 7!</w:t>
+      </w:r>
+    </w:p>
+    <w:p>
+      <w:pPr>
+        <w:pBdr>
+          <w:top w:val="single" w:sz="4" w:space="1" w:color="auto"/>
+          <w:left w:val="single" w:sz="4" w:space="4" w:color="auto"/>
+          <w:bottom w:val="single" w:sz="4" w:space="1" w:color="auto"/>
+          <w:right w:val="single" w:sz="4" w:space="4" w:color="auto"/>
+        </w:pBdr>
+        <w:spacing w:line="240" w:lineRule="auto"/>
+        <w:ind w:left="360"/>
+        <w:rPr>
+          <w:sz w:val="20"/>
+          <w:szCs w:val="20"/>
+        </w:rPr>
+      </w:pPr>
+      <w:r>
+        <w:rPr>
+          <w:sz w:val="20"/>
+          <w:szCs w:val="20"/>
+        </w:rPr>
+        <w:t>Board with 0 conflicts.</w:t>
+      </w:r>
+    </w:p>
+    <w:p>
+      <w:r>
+        <w:rPr>
+          <w:i/>
+          <w:iCs/>
+          <w:noProof/>
+        </w:rPr>
+        <w:drawing>
+          <wp:inline distT="0" distB="0" distL="0" distR="0" wp14:anchorId="750815D3" wp14:editId="1E68D50D">
+            <wp:extent cx="3838575" cy="3895725"/>
+            <wp:effectExtent l="0" t="0" r="9525" b="9525"/>
+            <wp:docPr id="340392958" name="Picture 1" descr="A chess board with black crowns&#10;&#10;AI-generated content may be incorrect."/>
+            <wp:cNvGraphicFramePr>
+              <a:graphicFrameLocks xmlns:a="http://schemas.openxmlformats.org/drawingml/2006/main" noChangeAspect="1"/>
+            </wp:cNvGraphicFramePr>
+            <a:graphic xmlns:a="http://schemas.openxmlformats.org/drawingml/2006/main">
+              <a:graphicData uri="http://schemas.openxmlformats.org/drawingml/2006/picture">
+                <pic:pic xmlns:pic="http://schemas.openxmlformats.org/drawingml/2006/picture">
+                  <pic:nvPicPr>
+                    <pic:cNvPr id="340392958" name="Picture 1" descr="A chess board with black crowns&#10;&#10;AI-generated content may be incorrect."/>
+                    <pic:cNvPicPr/>
+                  </pic:nvPicPr>
+                  <pic:blipFill>
+                    <a:blip r:embed="rId13"/>
                     <a:stretch>
                       <a:fillRect/>
                     </a:stretch>
@@ -782,26 +4846,50 @@
         </w:drawing>
       </w:r>
     </w:p>
-    <w:p>
-      <w:pPr>
+    <w:p/>
+    <w:p>
+      <w:pPr>
+        <w:pStyle w:val="Heading3"/>
+      </w:pPr>
+      <w:bookmarkStart w:id="7" w:name="_Toc211159722"/>
+      <w:r>
+        <w:t>3.3. First-Choice Hill Climbing (Stochastic HC 2)</w:t>
+      </w:r>
+      <w:bookmarkEnd w:id="7"/>
+    </w:p>
+    <w:p>
+      <w:pPr>
+        <w:numPr>
+          <w:ilvl w:val="0"/>
+          <w:numId w:val="5"/>
+        </w:numPr>
+      </w:pPr>
+      <w:r>
         <w:rPr>
           <w:b/>
           <w:bCs/>
         </w:rPr>
-      </w:pPr>
+        <w:t>Ý tưởng:</w:t>
+      </w:r>
+      <w:r>
+        <w:t xml:space="preserve"> Mỗi lần sinh ra </w:t>
+      </w:r>
       <w:r>
         <w:rPr>
           <w:b/>
           <w:bCs/>
         </w:rPr>
-        <w:t>3.2. Stochastic Hill Climbing (phiên bản 1)</w:t>
+        <w:t>một nước đi ngẫu nhiên</w:t>
+      </w:r>
+      <w:r>
+        <w:t>, nếu tốt hơn thì chấp nhận ngay.</w:t>
       </w:r>
     </w:p>
     <w:p>
       <w:pPr>
         <w:numPr>
           <w:ilvl w:val="0"/>
-          <w:numId w:val="4"/>
+          <w:numId w:val="5"/>
         </w:numPr>
       </w:pPr>
       <w:r>
@@ -809,28 +4897,35 @@
           <w:b/>
           <w:bCs/>
         </w:rPr>
-        <w:lastRenderedPageBreak/>
-        <w:t>Ý tưởng:</w:t>
-      </w:r>
-      <w:r>
-        <w:t xml:space="preserve"> Từ các nước đi cải thiện, </w:t>
-      </w:r>
+        <w:t>Dừng lại</w:t>
+      </w:r>
+      <w:r>
+        <w:t xml:space="preserve"> nếu sau một số lần thử không cải thiện được.</w:t>
+      </w:r>
+    </w:p>
+    <w:p>
+      <w:pPr>
+        <w:numPr>
+          <w:ilvl w:val="0"/>
+          <w:numId w:val="5"/>
+        </w:numPr>
+      </w:pPr>
       <w:r>
         <w:rPr>
           <w:b/>
           <w:bCs/>
         </w:rPr>
-        <w:t>chọn ngẫu nhiên một nước đi</w:t>
-      </w:r>
-      <w:r>
-        <w:t xml:space="preserve"> để tránh rơi vào mẫu lặp.</w:t>
+        <w:t>Ưu điểm:</w:t>
+      </w:r>
+      <w:r>
+        <w:t xml:space="preserve"> Rất nhanh vì không cần xét toàn bộ lân cận.</w:t>
       </w:r>
     </w:p>
     <w:p>
       <w:pPr>
         <w:numPr>
           <w:ilvl w:val="0"/>
-          <w:numId w:val="4"/>
+          <w:numId w:val="5"/>
         </w:numPr>
       </w:pPr>
       <w:r>
@@ -838,28 +4933,10 @@
           <w:b/>
           <w:bCs/>
         </w:rPr>
-        <w:t>Ưu điểm:</w:t>
-      </w:r>
-      <w:r>
-        <w:t xml:space="preserve"> Có thể thoát khỏi một số cực trị địa phương.</w:t>
-      </w:r>
-    </w:p>
-    <w:p>
-      <w:pPr>
-        <w:numPr>
-          <w:ilvl w:val="0"/>
-          <w:numId w:val="4"/>
-        </w:numPr>
-      </w:pPr>
-      <w:r>
-        <w:rPr>
-          <w:b/>
-          <w:bCs/>
-        </w:rPr>
         <w:t>Nhược điểm:</w:t>
       </w:r>
       <w:r>
-        <w:t xml:space="preserve"> Kết quả phụ thuộc vào ngẫu nhiên, cần nhiều lần chạy để đánh giá trung bình.</w:t>
+        <w:t xml:space="preserve"> Dễ bị dừng sớm ở nghiệm trung bình.</w:t>
       </w:r>
     </w:p>
     <w:p>
@@ -871,18 +4948,17 @@
           <w:right w:val="single" w:sz="4" w:space="4" w:color="auto"/>
         </w:pBdr>
         <w:spacing w:line="240" w:lineRule="auto"/>
-        <w:ind w:left="360"/>
-        <w:rPr>
-          <w:sz w:val="20"/>
-          <w:szCs w:val="20"/>
-        </w:rPr>
-      </w:pPr>
-      <w:r>
-        <w:rPr>
-          <w:sz w:val="20"/>
-          <w:szCs w:val="20"/>
-        </w:rPr>
-        <w:t>Initial board with 8 conflicts</w:t>
+        <w:rPr>
+          <w:sz w:val="20"/>
+          <w:szCs w:val="20"/>
+        </w:rPr>
+      </w:pPr>
+      <w:r>
+        <w:rPr>
+          <w:sz w:val="20"/>
+          <w:szCs w:val="20"/>
+        </w:rPr>
+        <w:t>Initial board with 10 conflicts</w:t>
       </w:r>
     </w:p>
     <w:p>
@@ -894,18 +4970,17 @@
           <w:right w:val="single" w:sz="4" w:space="4" w:color="auto"/>
         </w:pBdr>
         <w:spacing w:line="240" w:lineRule="auto"/>
-        <w:ind w:left="360"/>
-        <w:rPr>
-          <w:sz w:val="20"/>
-          <w:szCs w:val="20"/>
-        </w:rPr>
-      </w:pPr>
-      <w:r>
-        <w:rPr>
-          <w:sz w:val="20"/>
-          <w:szCs w:val="20"/>
-        </w:rPr>
-        <w:t>Step 1: moved queen in column 5 to row 3, conflicts = 7</w:t>
+        <w:rPr>
+          <w:sz w:val="20"/>
+          <w:szCs w:val="20"/>
+        </w:rPr>
+      </w:pPr>
+      <w:r>
+        <w:rPr>
+          <w:sz w:val="20"/>
+          <w:szCs w:val="20"/>
+        </w:rPr>
+        <w:t>Step 1: moved queen in column 6 to row 5, conflicts = 8</w:t>
       </w:r>
     </w:p>
     <w:p>
@@ -917,18 +4992,17 @@
           <w:right w:val="single" w:sz="4" w:space="4" w:color="auto"/>
         </w:pBdr>
         <w:spacing w:line="240" w:lineRule="auto"/>
-        <w:ind w:left="360"/>
-        <w:rPr>
-          <w:sz w:val="20"/>
-          <w:szCs w:val="20"/>
-        </w:rPr>
-      </w:pPr>
-      <w:r>
-        <w:rPr>
-          <w:sz w:val="20"/>
-          <w:szCs w:val="20"/>
-        </w:rPr>
-        <w:t>Step 2: moved queen in column 2 to row 5, conflicts = 6</w:t>
+        <w:rPr>
+          <w:sz w:val="20"/>
+          <w:szCs w:val="20"/>
+        </w:rPr>
+      </w:pPr>
+      <w:r>
+        <w:rPr>
+          <w:sz w:val="20"/>
+          <w:szCs w:val="20"/>
+        </w:rPr>
+        <w:t>Step 3: moved queen in column 2 to row 2, conflicts = 7</w:t>
       </w:r>
     </w:p>
     <w:p>
@@ -940,18 +5014,17 @@
           <w:right w:val="single" w:sz="4" w:space="4" w:color="auto"/>
         </w:pBdr>
         <w:spacing w:line="240" w:lineRule="auto"/>
-        <w:ind w:left="360"/>
-        <w:rPr>
-          <w:sz w:val="20"/>
-          <w:szCs w:val="20"/>
-        </w:rPr>
-      </w:pPr>
-      <w:r>
-        <w:rPr>
-          <w:sz w:val="20"/>
-          <w:szCs w:val="20"/>
-        </w:rPr>
-        <w:t>Step 3: moved queen in column 2 to row 1, conflicts = 5</w:t>
+        <w:rPr>
+          <w:sz w:val="20"/>
+          <w:szCs w:val="20"/>
+        </w:rPr>
+      </w:pPr>
+      <w:r>
+        <w:rPr>
+          <w:sz w:val="20"/>
+          <w:szCs w:val="20"/>
+        </w:rPr>
+        <w:t>Step 4: moved queen in column 3 to row 0, conflicts = 5</w:t>
       </w:r>
     </w:p>
     <w:p>
@@ -963,18 +5036,17 @@
           <w:right w:val="single" w:sz="4" w:space="4" w:color="auto"/>
         </w:pBdr>
         <w:spacing w:line="240" w:lineRule="auto"/>
-        <w:ind w:left="360"/>
-        <w:rPr>
-          <w:sz w:val="20"/>
-          <w:szCs w:val="20"/>
-        </w:rPr>
-      </w:pPr>
-      <w:r>
-        <w:rPr>
-          <w:sz w:val="20"/>
-          <w:szCs w:val="20"/>
-        </w:rPr>
-        <w:t>Step 4: moved queen in column 4 to row 1, conflicts = 4</w:t>
+        <w:rPr>
+          <w:sz w:val="20"/>
+          <w:szCs w:val="20"/>
+        </w:rPr>
+      </w:pPr>
+      <w:r>
+        <w:rPr>
+          <w:sz w:val="20"/>
+          <w:szCs w:val="20"/>
+        </w:rPr>
+        <w:t>Step 7: moved queen in column 5 to row 4, conflicts = 4</w:t>
       </w:r>
     </w:p>
     <w:p>
@@ -986,18 +5058,17 @@
           <w:right w:val="single" w:sz="4" w:space="4" w:color="auto"/>
         </w:pBdr>
         <w:spacing w:line="240" w:lineRule="auto"/>
-        <w:ind w:left="360"/>
-        <w:rPr>
-          <w:sz w:val="20"/>
-          <w:szCs w:val="20"/>
-        </w:rPr>
-      </w:pPr>
-      <w:r>
-        <w:rPr>
-          <w:sz w:val="20"/>
-          <w:szCs w:val="20"/>
-        </w:rPr>
-        <w:t>Step 5: moved queen in column 2 to row 0, conflicts = 3</w:t>
+        <w:rPr>
+          <w:sz w:val="20"/>
+          <w:szCs w:val="20"/>
+        </w:rPr>
+      </w:pPr>
+      <w:r>
+        <w:rPr>
+          <w:sz w:val="20"/>
+          <w:szCs w:val="20"/>
+        </w:rPr>
+        <w:t>Step 9: moved queen in column 6 to row 0, conflicts = 3</w:t>
       </w:r>
     </w:p>
     <w:p>
@@ -1009,18 +5080,17 @@
           <w:right w:val="single" w:sz="4" w:space="4" w:color="auto"/>
         </w:pBdr>
         <w:spacing w:line="240" w:lineRule="auto"/>
-        <w:ind w:left="360"/>
-        <w:rPr>
-          <w:sz w:val="20"/>
-          <w:szCs w:val="20"/>
-        </w:rPr>
-      </w:pPr>
-      <w:r>
-        <w:rPr>
-          <w:sz w:val="20"/>
-          <w:szCs w:val="20"/>
-        </w:rPr>
-        <w:t>Step 6: moved queen in column 5 to row 7, conflicts = 1</w:t>
+        <w:rPr>
+          <w:sz w:val="20"/>
+          <w:szCs w:val="20"/>
+        </w:rPr>
+      </w:pPr>
+      <w:r>
+        <w:rPr>
+          <w:sz w:val="20"/>
+          <w:szCs w:val="20"/>
+        </w:rPr>
+        <w:t>Step 29: moved queen in column 0 to row 2, conflicts = 2</w:t>
       </w:r>
     </w:p>
     <w:p>
@@ -1032,18 +5102,17 @@
           <w:right w:val="single" w:sz="4" w:space="4" w:color="auto"/>
         </w:pBdr>
         <w:spacing w:line="240" w:lineRule="auto"/>
-        <w:ind w:left="360"/>
-        <w:rPr>
-          <w:sz w:val="20"/>
-          <w:szCs w:val="20"/>
-        </w:rPr>
-      </w:pPr>
-      <w:r>
-        <w:rPr>
-          <w:sz w:val="20"/>
-          <w:szCs w:val="20"/>
-        </w:rPr>
-        <w:t>Step 7: moved queen in column 1 to row 6, conflicts = 0</w:t>
+        <w:rPr>
+          <w:sz w:val="20"/>
+          <w:szCs w:val="20"/>
+        </w:rPr>
+      </w:pPr>
+      <w:r>
+        <w:rPr>
+          <w:sz w:val="20"/>
+          <w:szCs w:val="20"/>
+        </w:rPr>
+        <w:t>Step 96: moved queen in column 0 to row 1, conflicts = 1</w:t>
       </w:r>
     </w:p>
     <w:p>
@@ -1055,18 +5124,17 @@
           <w:right w:val="single" w:sz="4" w:space="4" w:color="auto"/>
         </w:pBdr>
         <w:spacing w:line="240" w:lineRule="auto"/>
-        <w:ind w:left="360"/>
-        <w:rPr>
-          <w:sz w:val="20"/>
-          <w:szCs w:val="20"/>
-        </w:rPr>
-      </w:pPr>
-      <w:r>
-        <w:rPr>
-          <w:sz w:val="20"/>
-          <w:szCs w:val="20"/>
-        </w:rPr>
-        <w:t>Found solution at step 7!</w:t>
+        <w:rPr>
+          <w:sz w:val="20"/>
+          <w:szCs w:val="20"/>
+        </w:rPr>
+      </w:pPr>
+      <w:r>
+        <w:rPr>
+          <w:sz w:val="20"/>
+          <w:szCs w:val="20"/>
+        </w:rPr>
+        <w:t>Step 102: moved queen in column 3 to row 5, conflicts = 0</w:t>
       </w:r>
     </w:p>
     <w:p>
@@ -1078,160 +5146,17 @@
           <w:right w:val="single" w:sz="4" w:space="4" w:color="auto"/>
         </w:pBdr>
         <w:spacing w:line="240" w:lineRule="auto"/>
-        <w:ind w:left="360"/>
-        <w:rPr>
-          <w:sz w:val="20"/>
-          <w:szCs w:val="20"/>
-        </w:rPr>
-      </w:pPr>
-      <w:r>
-        <w:rPr>
-          <w:sz w:val="20"/>
-          <w:szCs w:val="20"/>
-        </w:rPr>
-        <w:t>Board with 0 conflicts.</w:t>
-      </w:r>
-    </w:p>
-    <w:p>
-      <w:r>
-        <w:rPr>
-          <w:i/>
-          <w:iCs/>
-        </w:rPr>
-        <w:drawing>
-          <wp:inline distT="0" distB="0" distL="0" distR="0" wp14:anchorId="750815D3" wp14:editId="1E68D50D">
-            <wp:extent cx="3838575" cy="3895725"/>
-            <wp:effectExtent l="0" t="0" r="9525" b="9525"/>
-            <wp:docPr id="340392958" name="Picture 1" descr="A chess board with black crowns&#10;&#10;AI-generated content may be incorrect."/>
-            <wp:cNvGraphicFramePr>
-              <a:graphicFrameLocks xmlns:a="http://schemas.openxmlformats.org/drawingml/2006/main" noChangeAspect="1"/>
-            </wp:cNvGraphicFramePr>
-            <a:graphic xmlns:a="http://schemas.openxmlformats.org/drawingml/2006/main">
-              <a:graphicData uri="http://schemas.openxmlformats.org/drawingml/2006/picture">
-                <pic:pic xmlns:pic="http://schemas.openxmlformats.org/drawingml/2006/picture">
-                  <pic:nvPicPr>
-                    <pic:cNvPr id="340392958" name="Picture 1" descr="A chess board with black crowns&#10;&#10;AI-generated content may be incorrect."/>
-                    <pic:cNvPicPr/>
-                  </pic:nvPicPr>
-                  <pic:blipFill>
-                    <a:blip r:embed="rId6"/>
-                    <a:stretch>
-                      <a:fillRect/>
-                    </a:stretch>
-                  </pic:blipFill>
-                  <pic:spPr>
-                    <a:xfrm>
-                      <a:off x="0" y="0"/>
-                      <a:ext cx="3838575" cy="3895725"/>
-                    </a:xfrm>
-                    <a:prstGeom prst="rect">
-                      <a:avLst/>
-                    </a:prstGeom>
-                  </pic:spPr>
-                </pic:pic>
-              </a:graphicData>
-            </a:graphic>
-          </wp:inline>
-        </w:drawing>
-      </w:r>
-    </w:p>
-    <w:p/>
-    <w:p>
-      <w:pPr>
-        <w:rPr>
-          <w:b/>
-          <w:bCs/>
-        </w:rPr>
-      </w:pPr>
-      <w:r>
-        <w:rPr>
-          <w:b/>
-          <w:bCs/>
-        </w:rPr>
-        <w:lastRenderedPageBreak/>
-        <w:t>3.3. First-Choice Hill Climbing (Stochastic HC 2)</w:t>
-      </w:r>
-    </w:p>
-    <w:p>
-      <w:pPr>
-        <w:numPr>
-          <w:ilvl w:val="0"/>
-          <w:numId w:val="5"/>
-        </w:numPr>
-      </w:pPr>
-      <w:r>
-        <w:rPr>
-          <w:b/>
-          <w:bCs/>
-        </w:rPr>
-        <w:t>Ý tưởng:</w:t>
-      </w:r>
-      <w:r>
-        <w:t xml:space="preserve"> Mỗi lần sinh ra </w:t>
-      </w:r>
-      <w:r>
-        <w:rPr>
-          <w:b/>
-          <w:bCs/>
-        </w:rPr>
-        <w:t>một nước đi ngẫu nhiên</w:t>
-      </w:r>
-      <w:r>
-        <w:t>, nếu tốt hơn thì chấp nhận ngay.</w:t>
-      </w:r>
-    </w:p>
-    <w:p>
-      <w:pPr>
-        <w:numPr>
-          <w:ilvl w:val="0"/>
-          <w:numId w:val="5"/>
-        </w:numPr>
-      </w:pPr>
-      <w:r>
-        <w:rPr>
-          <w:b/>
-          <w:bCs/>
-        </w:rPr>
-        <w:t>Dừng lại</w:t>
-      </w:r>
-      <w:r>
-        <w:t xml:space="preserve"> nếu sau một số lần thử không cải thiện được.</w:t>
-      </w:r>
-    </w:p>
-    <w:p>
-      <w:pPr>
-        <w:numPr>
-          <w:ilvl w:val="0"/>
-          <w:numId w:val="5"/>
-        </w:numPr>
-      </w:pPr>
-      <w:r>
-        <w:rPr>
-          <w:b/>
-          <w:bCs/>
-        </w:rPr>
-        <w:t>Ưu điểm:</w:t>
-      </w:r>
-      <w:r>
-        <w:t xml:space="preserve"> Rất nhanh vì không cần xét toàn bộ lân cận.</w:t>
-      </w:r>
-    </w:p>
-    <w:p>
-      <w:pPr>
-        <w:numPr>
-          <w:ilvl w:val="0"/>
-          <w:numId w:val="5"/>
-        </w:numPr>
-      </w:pPr>
-      <w:r>
-        <w:rPr>
-          <w:b/>
-          <w:bCs/>
-        </w:rPr>
-        <w:t>Nhược điểm:</w:t>
-      </w:r>
-      <w:r>
-        <w:t xml:space="preserve"> Dễ bị dừng sớm ở nghiệm trung bình.</w:t>
+        <w:rPr>
+          <w:sz w:val="20"/>
+          <w:szCs w:val="20"/>
+        </w:rPr>
+      </w:pPr>
+      <w:r>
+        <w:rPr>
+          <w:sz w:val="20"/>
+          <w:szCs w:val="20"/>
+        </w:rPr>
+        <w:t>Found solution at step 102!</w:t>
       </w:r>
     </w:p>
     <w:p>
@@ -1253,235 +5178,18 @@
           <w:sz w:val="20"/>
           <w:szCs w:val="20"/>
         </w:rPr>
-        <w:t>Initial board with 10 conflicts</w:t>
-      </w:r>
-    </w:p>
-    <w:p>
-      <w:pPr>
-        <w:pBdr>
-          <w:top w:val="single" w:sz="4" w:space="1" w:color="auto"/>
-          <w:left w:val="single" w:sz="4" w:space="4" w:color="auto"/>
-          <w:bottom w:val="single" w:sz="4" w:space="1" w:color="auto"/>
-          <w:right w:val="single" w:sz="4" w:space="4" w:color="auto"/>
-        </w:pBdr>
-        <w:spacing w:line="240" w:lineRule="auto"/>
-        <w:rPr>
-          <w:sz w:val="20"/>
-          <w:szCs w:val="20"/>
-        </w:rPr>
-      </w:pPr>
-      <w:r>
-        <w:rPr>
-          <w:sz w:val="20"/>
-          <w:szCs w:val="20"/>
-        </w:rPr>
-        <w:t>Step 1: moved queen in column 6 to row 5, conflicts = 8</w:t>
-      </w:r>
-    </w:p>
-    <w:p>
-      <w:pPr>
-        <w:pBdr>
-          <w:top w:val="single" w:sz="4" w:space="1" w:color="auto"/>
-          <w:left w:val="single" w:sz="4" w:space="4" w:color="auto"/>
-          <w:bottom w:val="single" w:sz="4" w:space="1" w:color="auto"/>
-          <w:right w:val="single" w:sz="4" w:space="4" w:color="auto"/>
-        </w:pBdr>
-        <w:spacing w:line="240" w:lineRule="auto"/>
-        <w:rPr>
-          <w:sz w:val="20"/>
-          <w:szCs w:val="20"/>
-        </w:rPr>
-      </w:pPr>
-      <w:r>
-        <w:rPr>
-          <w:sz w:val="20"/>
-          <w:szCs w:val="20"/>
-        </w:rPr>
-        <w:t>Step 3: moved queen in column 2 to row 2, conflicts = 7</w:t>
-      </w:r>
-    </w:p>
-    <w:p>
-      <w:pPr>
-        <w:pBdr>
-          <w:top w:val="single" w:sz="4" w:space="1" w:color="auto"/>
-          <w:left w:val="single" w:sz="4" w:space="4" w:color="auto"/>
-          <w:bottom w:val="single" w:sz="4" w:space="1" w:color="auto"/>
-          <w:right w:val="single" w:sz="4" w:space="4" w:color="auto"/>
-        </w:pBdr>
-        <w:spacing w:line="240" w:lineRule="auto"/>
-        <w:rPr>
-          <w:sz w:val="20"/>
-          <w:szCs w:val="20"/>
-        </w:rPr>
-      </w:pPr>
-      <w:r>
-        <w:rPr>
-          <w:sz w:val="20"/>
-          <w:szCs w:val="20"/>
-        </w:rPr>
-        <w:t>Step 4: moved queen in column 3 to row 0, conflicts = 5</w:t>
-      </w:r>
-    </w:p>
-    <w:p>
-      <w:pPr>
-        <w:pBdr>
-          <w:top w:val="single" w:sz="4" w:space="1" w:color="auto"/>
-          <w:left w:val="single" w:sz="4" w:space="4" w:color="auto"/>
-          <w:bottom w:val="single" w:sz="4" w:space="1" w:color="auto"/>
-          <w:right w:val="single" w:sz="4" w:space="4" w:color="auto"/>
-        </w:pBdr>
-        <w:spacing w:line="240" w:lineRule="auto"/>
-        <w:rPr>
-          <w:sz w:val="20"/>
-          <w:szCs w:val="20"/>
-        </w:rPr>
-      </w:pPr>
-      <w:r>
-        <w:rPr>
-          <w:sz w:val="20"/>
-          <w:szCs w:val="20"/>
-        </w:rPr>
-        <w:t>Step 7: moved queen in column 5 to row 4, conflicts = 4</w:t>
-      </w:r>
-    </w:p>
-    <w:p>
-      <w:pPr>
-        <w:pBdr>
-          <w:top w:val="single" w:sz="4" w:space="1" w:color="auto"/>
-          <w:left w:val="single" w:sz="4" w:space="4" w:color="auto"/>
-          <w:bottom w:val="single" w:sz="4" w:space="1" w:color="auto"/>
-          <w:right w:val="single" w:sz="4" w:space="4" w:color="auto"/>
-        </w:pBdr>
-        <w:spacing w:line="240" w:lineRule="auto"/>
-        <w:rPr>
-          <w:sz w:val="20"/>
-          <w:szCs w:val="20"/>
-        </w:rPr>
-      </w:pPr>
-      <w:r>
-        <w:rPr>
-          <w:sz w:val="20"/>
-          <w:szCs w:val="20"/>
-        </w:rPr>
-        <w:t>Step 9: moved queen in column 6 to row 0, conflicts = 3</w:t>
-      </w:r>
-    </w:p>
-    <w:p>
-      <w:pPr>
-        <w:pBdr>
-          <w:top w:val="single" w:sz="4" w:space="1" w:color="auto"/>
-          <w:left w:val="single" w:sz="4" w:space="4" w:color="auto"/>
-          <w:bottom w:val="single" w:sz="4" w:space="1" w:color="auto"/>
-          <w:right w:val="single" w:sz="4" w:space="4" w:color="auto"/>
-        </w:pBdr>
-        <w:spacing w:line="240" w:lineRule="auto"/>
-        <w:rPr>
-          <w:sz w:val="20"/>
-          <w:szCs w:val="20"/>
-        </w:rPr>
-      </w:pPr>
-      <w:r>
-        <w:rPr>
-          <w:sz w:val="20"/>
-          <w:szCs w:val="20"/>
-        </w:rPr>
-        <w:t>Step 29: moved queen in column 0 to row 2, conflicts = 2</w:t>
-      </w:r>
-    </w:p>
-    <w:p>
-      <w:pPr>
-        <w:pBdr>
-          <w:top w:val="single" w:sz="4" w:space="1" w:color="auto"/>
-          <w:left w:val="single" w:sz="4" w:space="4" w:color="auto"/>
-          <w:bottom w:val="single" w:sz="4" w:space="1" w:color="auto"/>
-          <w:right w:val="single" w:sz="4" w:space="4" w:color="auto"/>
-        </w:pBdr>
-        <w:spacing w:line="240" w:lineRule="auto"/>
-        <w:rPr>
-          <w:sz w:val="20"/>
-          <w:szCs w:val="20"/>
-        </w:rPr>
-      </w:pPr>
-      <w:r>
-        <w:rPr>
-          <w:sz w:val="20"/>
-          <w:szCs w:val="20"/>
-        </w:rPr>
-        <w:t>Step 96: moved queen in column 0 to row 1, conflicts = 1</w:t>
-      </w:r>
-    </w:p>
-    <w:p>
-      <w:pPr>
-        <w:pBdr>
-          <w:top w:val="single" w:sz="4" w:space="1" w:color="auto"/>
-          <w:left w:val="single" w:sz="4" w:space="4" w:color="auto"/>
-          <w:bottom w:val="single" w:sz="4" w:space="1" w:color="auto"/>
-          <w:right w:val="single" w:sz="4" w:space="4" w:color="auto"/>
-        </w:pBdr>
-        <w:spacing w:line="240" w:lineRule="auto"/>
-        <w:rPr>
-          <w:sz w:val="20"/>
-          <w:szCs w:val="20"/>
-        </w:rPr>
-      </w:pPr>
-      <w:r>
-        <w:rPr>
-          <w:sz w:val="20"/>
-          <w:szCs w:val="20"/>
-        </w:rPr>
-        <w:t>Step 102: moved queen in column 3 to row 5, conflicts = 0</w:t>
-      </w:r>
-    </w:p>
-    <w:p>
-      <w:pPr>
-        <w:pBdr>
-          <w:top w:val="single" w:sz="4" w:space="1" w:color="auto"/>
-          <w:left w:val="single" w:sz="4" w:space="4" w:color="auto"/>
-          <w:bottom w:val="single" w:sz="4" w:space="1" w:color="auto"/>
-          <w:right w:val="single" w:sz="4" w:space="4" w:color="auto"/>
-        </w:pBdr>
-        <w:spacing w:line="240" w:lineRule="auto"/>
-        <w:rPr>
-          <w:sz w:val="20"/>
-          <w:szCs w:val="20"/>
-        </w:rPr>
-      </w:pPr>
-      <w:r>
-        <w:rPr>
-          <w:sz w:val="20"/>
-          <w:szCs w:val="20"/>
-        </w:rPr>
-        <w:t>Found solution at step 102!</w:t>
-      </w:r>
-    </w:p>
-    <w:p>
-      <w:pPr>
-        <w:pBdr>
-          <w:top w:val="single" w:sz="4" w:space="1" w:color="auto"/>
-          <w:left w:val="single" w:sz="4" w:space="4" w:color="auto"/>
-          <w:bottom w:val="single" w:sz="4" w:space="1" w:color="auto"/>
-          <w:right w:val="single" w:sz="4" w:space="4" w:color="auto"/>
-        </w:pBdr>
-        <w:spacing w:line="240" w:lineRule="auto"/>
-        <w:rPr>
-          <w:sz w:val="20"/>
-          <w:szCs w:val="20"/>
-        </w:rPr>
-      </w:pPr>
-      <w:r>
-        <w:rPr>
-          <w:sz w:val="20"/>
-          <w:szCs w:val="20"/>
-        </w:rPr>
         <w:t>Board with 0 conflicts.</w:t>
       </w:r>
     </w:p>
     <w:p>
       <w:r>
+        <w:rPr>
+          <w:noProof/>
+        </w:rPr>
         <w:drawing>
-          <wp:inline distT="0" distB="0" distL="0" distR="0" wp14:anchorId="6DFA581A" wp14:editId="57E0E127">
-            <wp:extent cx="3672769" cy="3727450"/>
-            <wp:effectExtent l="0" t="0" r="4445" b="6350"/>
+          <wp:inline distT="0" distB="0" distL="0" distR="0" wp14:anchorId="6DFA581A" wp14:editId="2E6CDB40">
+            <wp:extent cx="3393714" cy="3444240"/>
+            <wp:effectExtent l="0" t="0" r="0" b="3810"/>
             <wp:docPr id="1694818897" name="Picture 1" descr="A chess board with black crowns&#10;&#10;AI-generated content may be incorrect."/>
             <wp:cNvGraphicFramePr>
               <a:graphicFrameLocks xmlns:a="http://schemas.openxmlformats.org/drawingml/2006/main" noChangeAspect="1"/>
@@ -1494,7 +5202,7 @@
                     <pic:cNvPicPr/>
                   </pic:nvPicPr>
                   <pic:blipFill>
-                    <a:blip r:embed="rId7"/>
+                    <a:blip r:embed="rId14"/>
                     <a:stretch>
                       <a:fillRect/>
                     </a:stretch>
@@ -1502,7 +5210,7 @@
                   <pic:spPr>
                     <a:xfrm>
                       <a:off x="0" y="0"/>
-                      <a:ext cx="3689233" cy="3744159"/>
+                      <a:ext cx="3416716" cy="3467585"/>
                     </a:xfrm>
                     <a:prstGeom prst="rect">
                       <a:avLst/>
@@ -1518,18 +5226,13 @@
     <w:p/>
     <w:p>
       <w:pPr>
-        <w:rPr>
-          <w:b/>
-          <w:bCs/>
-        </w:rPr>
-      </w:pPr>
-      <w:r>
-        <w:rPr>
-          <w:b/>
-          <w:bCs/>
-        </w:rPr>
+        <w:pStyle w:val="Heading3"/>
+      </w:pPr>
+      <w:bookmarkStart w:id="8" w:name="_Toc211159723"/>
+      <w:r>
         <w:t>3.4. Hill Climbing with Random Restarts</w:t>
       </w:r>
+      <w:bookmarkEnd w:id="8"/>
     </w:p>
     <w:p>
       <w:pPr>
@@ -1627,18 +5330,13 @@
     <w:p/>
     <w:p>
       <w:pPr>
-        <w:rPr>
-          <w:b/>
-          <w:bCs/>
-        </w:rPr>
-      </w:pPr>
-      <w:r>
-        <w:rPr>
-          <w:b/>
-          <w:bCs/>
-        </w:rPr>
+        <w:pStyle w:val="Heading3"/>
+      </w:pPr>
+      <w:bookmarkStart w:id="9" w:name="_Toc211159724"/>
+      <w:r>
         <w:t>3.5. Simulated Annealing</w:t>
       </w:r>
+      <w:bookmarkEnd w:id="9"/>
     </w:p>
     <w:p>
       <w:pPr>
@@ -1879,6 +5577,9 @@
     </w:p>
     <w:p>
       <w:r>
+        <w:rPr>
+          <w:noProof/>
+        </w:rPr>
         <w:drawing>
           <wp:inline distT="0" distB="0" distL="0" distR="0" wp14:anchorId="51F492A1" wp14:editId="052800E1">
             <wp:extent cx="3797300" cy="3068867"/>
@@ -1895,7 +5596,7 @@
                     <pic:cNvPicPr/>
                   </pic:nvPicPr>
                   <pic:blipFill>
-                    <a:blip r:embed="rId8"/>
+                    <a:blip r:embed="rId15"/>
                     <a:stretch>
                       <a:fillRect/>
                     </a:stretch>
@@ -1918,19 +5619,14 @@
     </w:p>
     <w:p>
       <w:pPr>
-        <w:rPr>
-          <w:b/>
-          <w:bCs/>
-        </w:rPr>
-      </w:pPr>
-      <w:r>
-        <w:rPr>
-          <w:b/>
-          <w:bCs/>
-        </w:rPr>
+        <w:pStyle w:val="Heading2"/>
+      </w:pPr>
+      <w:bookmarkStart w:id="10" w:name="_Toc211159725"/>
+      <w:r>
         <w:lastRenderedPageBreak/>
         <w:t>4. Phân tích &amp; So sánh Kết quả</w:t>
       </w:r>
+      <w:bookmarkEnd w:id="10"/>
     </w:p>
     <w:tbl>
       <w:tblPr>
@@ -2752,18 +6448,13 @@
     <w:p/>
     <w:p>
       <w:pPr>
-        <w:rPr>
-          <w:b/>
-          <w:bCs/>
-        </w:rPr>
-      </w:pPr>
-      <w:r>
-        <w:rPr>
-          <w:b/>
-          <w:bCs/>
-        </w:rPr>
+        <w:pStyle w:val="Heading2"/>
+      </w:pPr>
+      <w:bookmarkStart w:id="11" w:name="_Toc211159726"/>
+      <w:r>
         <w:t>5. Mô hình hội tụ</w:t>
       </w:r>
+      <w:bookmarkEnd w:id="11"/>
     </w:p>
     <w:p>
       <w:r>
@@ -2781,12 +6472,13 @@
         <w:rPr>
           <w:i/>
           <w:iCs/>
+          <w:noProof/>
         </w:rPr>
         <w:lastRenderedPageBreak/>
         <w:drawing>
-          <wp:inline distT="0" distB="0" distL="0" distR="0" wp14:anchorId="34594353" wp14:editId="375B456B">
-            <wp:extent cx="4895850" cy="3397804"/>
-            <wp:effectExtent l="0" t="0" r="0" b="0"/>
+          <wp:inline distT="0" distB="0" distL="0" distR="0" wp14:anchorId="34594353" wp14:editId="516B68B9">
+            <wp:extent cx="4701540" cy="3262949"/>
+            <wp:effectExtent l="0" t="0" r="3810" b="0"/>
             <wp:docPr id="1663884104" name="Picture 1" descr="A graph showing a number of numbers&#10;&#10;AI-generated content may be incorrect."/>
             <wp:cNvGraphicFramePr>
               <a:graphicFrameLocks xmlns:a="http://schemas.openxmlformats.org/drawingml/2006/main" noChangeAspect="1"/>
@@ -2799,7 +6491,7 @@
                     <pic:cNvPicPr/>
                   </pic:nvPicPr>
                   <pic:blipFill>
-                    <a:blip r:embed="rId9"/>
+                    <a:blip r:embed="rId16"/>
                     <a:stretch>
                       <a:fillRect/>
                     </a:stretch>
@@ -2807,7 +6499,7 @@
                   <pic:spPr>
                     <a:xfrm>
                       <a:off x="0" y="0"/>
-                      <a:ext cx="4900963" cy="3401352"/>
+                      <a:ext cx="4717978" cy="3274357"/>
                     </a:xfrm>
                     <a:prstGeom prst="rect">
                       <a:avLst/>
@@ -2819,9 +6511,6 @@
           </wp:inline>
         </w:drawing>
       </w:r>
-      <w:r>
-        <w:t>Hill Climbing thường giảm nhanh nhưng sớm bị dừng.</w:t>
-      </w:r>
     </w:p>
     <w:p>
       <w:pPr>
@@ -2831,24 +6520,30 @@
         </w:numPr>
       </w:pPr>
       <w:r>
+        <w:t>Hill Climbing thường giảm nhanh nhưng sớm bị dừng.</w:t>
+      </w:r>
+    </w:p>
+    <w:p>
+      <w:pPr>
+        <w:numPr>
+          <w:ilvl w:val="0"/>
+          <w:numId w:val="9"/>
+        </w:numPr>
+      </w:pPr>
+      <w:r>
         <w:t>Simulated Annealing giảm chậm nhưng đều, ít mắc kẹt.</w:t>
       </w:r>
     </w:p>
     <w:p/>
     <w:p>
       <w:pPr>
-        <w:rPr>
-          <w:b/>
-          <w:bCs/>
-        </w:rPr>
-      </w:pPr>
-      <w:r>
-        <w:rPr>
-          <w:b/>
-          <w:bCs/>
-        </w:rPr>
+        <w:pStyle w:val="Heading2"/>
+      </w:pPr>
+      <w:bookmarkStart w:id="12" w:name="_Toc211159727"/>
+      <w:r>
         <w:t>6. Khả năng mở rộng (Scalability)</w:t>
       </w:r>
+      <w:bookmarkEnd w:id="12"/>
     </w:p>
     <w:p>
       <w:r>
@@ -2857,6 +6552,9 @@
     </w:p>
     <w:p>
       <w:r>
+        <w:rPr>
+          <w:noProof/>
+        </w:rPr>
         <w:drawing>
           <wp:inline distT="0" distB="0" distL="0" distR="0" wp14:anchorId="7390BB7B" wp14:editId="363D6140">
             <wp:extent cx="4013200" cy="3155677"/>
@@ -2873,7 +6571,7 @@
                     <pic:cNvPicPr/>
                   </pic:nvPicPr>
                   <pic:blipFill>
-                    <a:blip r:embed="rId10"/>
+                    <a:blip r:embed="rId17"/>
                     <a:stretch>
                       <a:fillRect/>
                     </a:stretch>
@@ -2931,18 +6629,13 @@
     <w:p/>
     <w:p>
       <w:pPr>
-        <w:rPr>
-          <w:b/>
-          <w:bCs/>
-        </w:rPr>
-      </w:pPr>
-      <w:r>
-        <w:rPr>
-          <w:b/>
-          <w:bCs/>
-        </w:rPr>
+        <w:pStyle w:val="Heading2"/>
+      </w:pPr>
+      <w:bookmarkStart w:id="13" w:name="_Toc211159728"/>
+      <w:r>
         <w:t>7. Kết luận</w:t>
       </w:r>
+      <w:bookmarkEnd w:id="13"/>
     </w:p>
     <w:p>
       <w:pPr>
@@ -3025,18 +6718,13 @@
     <w:p/>
     <w:p>
       <w:pPr>
-        <w:rPr>
-          <w:b/>
-          <w:bCs/>
-        </w:rPr>
-      </w:pPr>
-      <w:r>
-        <w:rPr>
-          <w:b/>
-          <w:bCs/>
-        </w:rPr>
+        <w:pStyle w:val="Heading2"/>
+      </w:pPr>
+      <w:bookmarkStart w:id="14" w:name="_Toc211159729"/>
+      <w:r>
         <w:t>8. Đề xuất mở rộng</w:t>
       </w:r>
+      <w:bookmarkEnd w:id="14"/>
     </w:p>
     <w:p>
       <w:pPr>
@@ -3108,29 +6796,25 @@
       </w:r>
     </w:p>
     <w:p>
-      <w:r>
-        <w:rPr>
-          <w:b/>
-          <w:bCs/>
-        </w:rPr>
+      <w:pPr>
+        <w:pStyle w:val="Heading1"/>
+      </w:pPr>
+      <w:bookmarkStart w:id="15" w:name="_Toc211159730"/>
+      <w:r>
         <w:lastRenderedPageBreak/>
         <w:t>Giải bài toán Traveling Salesman Problem (TSP) bằng Local Search</w:t>
       </w:r>
-    </w:p>
-    <w:p>
-      <w:pPr>
-        <w:rPr>
-          <w:b/>
-          <w:bCs/>
-        </w:rPr>
-      </w:pPr>
-      <w:r>
-        <w:rPr>
-          <w:b/>
-          <w:bCs/>
-        </w:rPr>
+      <w:bookmarkEnd w:id="15"/>
+    </w:p>
+    <w:p>
+      <w:pPr>
+        <w:pStyle w:val="Heading2"/>
+      </w:pPr>
+      <w:bookmarkStart w:id="16" w:name="_Toc211159731"/>
+      <w:r>
         <w:t>Mục tiêu học tập</w:t>
       </w:r>
+      <w:bookmarkEnd w:id="16"/>
     </w:p>
     <w:p>
       <w:pPr>
@@ -3168,18 +6852,13 @@
     <w:p/>
     <w:p>
       <w:pPr>
-        <w:rPr>
-          <w:b/>
-          <w:bCs/>
-        </w:rPr>
-      </w:pPr>
-      <w:r>
-        <w:rPr>
-          <w:b/>
-          <w:bCs/>
-        </w:rPr>
+        <w:pStyle w:val="Heading2"/>
+      </w:pPr>
+      <w:bookmarkStart w:id="17" w:name="_Toc211159732"/>
+      <w:r>
         <w:t>1. Mô tả bài toán</w:t>
       </w:r>
+      <w:bookmarkEnd w:id="17"/>
     </w:p>
     <w:p>
       <w:pPr>
@@ -3366,6 +7045,9 @@
             </m:sub>
           </m:sSub>
           <m:r>
+            <m:rPr>
+              <m:sty m:val="p"/>
+            </m:rPr>
             <w:br/>
           </m:r>
         </m:oMath>
@@ -3449,33 +7131,27 @@
     <w:p/>
     <w:p>
       <w:pPr>
-        <w:rPr>
-          <w:b/>
-          <w:bCs/>
-        </w:rPr>
-      </w:pPr>
-      <w:r>
-        <w:rPr>
-          <w:b/>
-          <w:bCs/>
-        </w:rPr>
+        <w:pStyle w:val="Heading2"/>
+      </w:pPr>
+      <w:bookmarkStart w:id="18" w:name="_Toc211159733"/>
+      <w:r>
         <w:t>2. Thuật toán đã triển khai</w:t>
       </w:r>
-    </w:p>
-    <w:p>
-      <w:pPr>
+      <w:bookmarkEnd w:id="18"/>
+    </w:p>
+    <w:p>
+      <w:pPr>
+        <w:pStyle w:val="Heading3"/>
         <w:numPr>
           <w:ilvl w:val="0"/>
-          <w:numId w:val="20"/>
+          <w:numId w:val="27"/>
         </w:numPr>
       </w:pPr>
-      <w:r>
-        <w:rPr>
-          <w:b/>
-          <w:bCs/>
-        </w:rPr>
+      <w:bookmarkStart w:id="19" w:name="_Toc211159734"/>
+      <w:r>
         <w:t>Steepest-ascent Hill Climbing (SAHC)</w:t>
       </w:r>
+      <w:bookmarkEnd w:id="19"/>
     </w:p>
     <w:p>
       <w:pPr>
@@ -3501,18 +7177,17 @@
     </w:p>
     <w:p>
       <w:pPr>
+        <w:pStyle w:val="Heading3"/>
         <w:numPr>
           <w:ilvl w:val="0"/>
-          <w:numId w:val="20"/>
+          <w:numId w:val="27"/>
         </w:numPr>
       </w:pPr>
-      <w:r>
-        <w:rPr>
-          <w:b/>
-          <w:bCs/>
-        </w:rPr>
+      <w:bookmarkStart w:id="20" w:name="_Toc211159735"/>
+      <w:r>
         <w:t>Steepest-ascent + Random Restarts (RRHC)</w:t>
       </w:r>
+      <w:bookmarkEnd w:id="20"/>
     </w:p>
     <w:p>
       <w:pPr>
@@ -3522,24 +7197,23 @@
         </w:numPr>
       </w:pPr>
       <w:r>
+        <w:lastRenderedPageBreak/>
         <w:t>Chạy SAHC nhiều lần với khởi tạo ngẫu nhiên (số lần restarts), lấy nghiệm tốt nhất trong các lần chạy.</w:t>
       </w:r>
     </w:p>
     <w:p>
       <w:pPr>
+        <w:pStyle w:val="Heading3"/>
         <w:numPr>
           <w:ilvl w:val="0"/>
-          <w:numId w:val="20"/>
+          <w:numId w:val="27"/>
         </w:numPr>
       </w:pPr>
-      <w:r>
-        <w:rPr>
-          <w:b/>
-          <w:bCs/>
-        </w:rPr>
-        <w:lastRenderedPageBreak/>
+      <w:bookmarkStart w:id="21" w:name="_Toc211159736"/>
+      <w:r>
         <w:t>Stochastic Hill Climbing</w:t>
       </w:r>
+      <w:bookmarkEnd w:id="21"/>
     </w:p>
     <w:p>
       <w:pPr>
@@ -3554,18 +7228,17 @@
     </w:p>
     <w:p>
       <w:pPr>
+        <w:pStyle w:val="Heading3"/>
         <w:numPr>
           <w:ilvl w:val="0"/>
-          <w:numId w:val="20"/>
+          <w:numId w:val="27"/>
         </w:numPr>
       </w:pPr>
-      <w:r>
-        <w:rPr>
-          <w:b/>
-          <w:bCs/>
-        </w:rPr>
+      <w:bookmarkStart w:id="22" w:name="_Toc211159737"/>
+      <w:r>
         <w:t>First-Choice Stochastic Hill Climbing (FCSHC)</w:t>
       </w:r>
+      <w:bookmarkEnd w:id="22"/>
     </w:p>
     <w:p>
       <w:pPr>
@@ -3580,18 +7253,17 @@
     </w:p>
     <w:p>
       <w:pPr>
+        <w:pStyle w:val="Heading3"/>
         <w:numPr>
           <w:ilvl w:val="0"/>
-          <w:numId w:val="20"/>
+          <w:numId w:val="27"/>
         </w:numPr>
       </w:pPr>
-      <w:r>
-        <w:rPr>
-          <w:b/>
-          <w:bCs/>
-        </w:rPr>
+      <w:bookmarkStart w:id="23" w:name="_Toc211159738"/>
+      <w:r>
         <w:t>Simulated Annealing (SA)</w:t>
       </w:r>
+      <w:bookmarkEnd w:id="23"/>
     </w:p>
     <w:p>
       <w:pPr>
@@ -3703,18 +7375,13 @@
     <w:p/>
     <w:p>
       <w:pPr>
-        <w:rPr>
-          <w:b/>
-          <w:bCs/>
-        </w:rPr>
-      </w:pPr>
-      <w:r>
-        <w:rPr>
-          <w:b/>
-          <w:bCs/>
-        </w:rPr>
+        <w:pStyle w:val="Heading2"/>
+      </w:pPr>
+      <w:bookmarkStart w:id="24" w:name="_Toc211159739"/>
+      <w:r>
         <w:t>3. Hàm hỗ trợ &amp; trực quan hóa</w:t>
       </w:r>
+      <w:bookmarkEnd w:id="24"/>
     </w:p>
     <w:p>
       <w:pPr>
@@ -3764,25 +7431,16 @@
     <w:p/>
     <w:p>
       <w:pPr>
-        <w:rPr>
-          <w:b/>
-          <w:bCs/>
-        </w:rPr>
-      </w:pPr>
-      <w:r>
-        <w:rPr>
-          <w:b/>
-          <w:bCs/>
-        </w:rPr>
+        <w:pStyle w:val="Heading2"/>
+      </w:pPr>
+      <w:bookmarkStart w:id="25" w:name="_Toc211159740"/>
+      <w:r>
         <w:t>4</w:t>
       </w:r>
       <w:r>
-        <w:rPr>
-          <w:b/>
-          <w:bCs/>
-        </w:rPr>
         <w:t>. Steepest-ascent Hill Climbing</w:t>
       </w:r>
+      <w:bookmarkEnd w:id="25"/>
     </w:p>
     <w:p>
       <w:pPr>
@@ -3979,6 +7637,7 @@
           <w:sz w:val="20"/>
           <w:szCs w:val="20"/>
         </w:rPr>
+        <w:lastRenderedPageBreak/>
         <w:t>Iteration 7: length = 2.8056</w:t>
       </w:r>
     </w:p>
@@ -4016,7 +7675,6 @@
           <w:sz w:val="20"/>
           <w:szCs w:val="20"/>
         </w:rPr>
-        <w:lastRenderedPageBreak/>
         <w:t>Stopped at iteration 8: local optimum found.</w:t>
       </w:r>
     </w:p>
@@ -4081,6 +7739,9 @@
     </w:p>
     <w:p>
       <w:r>
+        <w:rPr>
+          <w:noProof/>
+        </w:rPr>
         <w:drawing>
           <wp:inline distT="0" distB="0" distL="0" distR="0" wp14:anchorId="5A44FDFD" wp14:editId="51A74A35">
             <wp:extent cx="3565961" cy="2692400"/>
@@ -4097,7 +7758,7 @@
                     <pic:cNvPicPr/>
                   </pic:nvPicPr>
                   <pic:blipFill>
-                    <a:blip r:embed="rId11"/>
+                    <a:blip r:embed="rId18"/>
                     <a:stretch>
                       <a:fillRect/>
                     </a:stretch>
@@ -4121,32 +7782,19 @@
     <w:p/>
     <w:p>
       <w:pPr>
-        <w:rPr>
-          <w:b/>
-          <w:bCs/>
-        </w:rPr>
-      </w:pPr>
-      <w:r>
-        <w:rPr>
-          <w:b/>
-          <w:bCs/>
-        </w:rPr>
+        <w:pStyle w:val="Heading2"/>
+      </w:pPr>
+      <w:bookmarkStart w:id="26" w:name="_Toc211159741"/>
+      <w:r>
         <w:t>5</w:t>
       </w:r>
       <w:r>
-        <w:rPr>
-          <w:b/>
-          <w:bCs/>
-        </w:rPr>
         <w:t>. Steepest-ascent Hill Climbing</w:t>
       </w:r>
       <w:r>
-        <w:rPr>
-          <w:b/>
-          <w:bCs/>
-        </w:rPr>
         <w:t xml:space="preserve"> + Random restart</w:t>
       </w:r>
+      <w:bookmarkEnd w:id="26"/>
     </w:p>
     <w:p>
       <w:pPr>
@@ -4311,6 +7959,9 @@
     </w:p>
     <w:p>
       <w:r>
+        <w:rPr>
+          <w:noProof/>
+        </w:rPr>
         <w:lastRenderedPageBreak/>
         <w:drawing>
           <wp:inline distT="0" distB="0" distL="0" distR="0" wp14:anchorId="0A929F89" wp14:editId="0B67523A">
@@ -4328,7 +7979,7 @@
                     <pic:cNvPicPr/>
                   </pic:nvPicPr>
                   <pic:blipFill>
-                    <a:blip r:embed="rId12"/>
+                    <a:blip r:embed="rId19"/>
                     <a:stretch>
                       <a:fillRect/>
                     </a:stretch>
@@ -4352,23 +8003,16 @@
     <w:p/>
     <w:p>
       <w:pPr>
-        <w:pStyle w:val="ListParagraph"/>
-        <w:numPr>
-          <w:ilvl w:val="0"/>
-          <w:numId w:val="20"/>
-        </w:numPr>
-        <w:rPr>
-          <w:b/>
-          <w:bCs/>
-        </w:rPr>
-      </w:pPr>
-      <w:r>
-        <w:rPr>
-          <w:b/>
-          <w:bCs/>
-        </w:rPr>
+        <w:pStyle w:val="Heading2"/>
+      </w:pPr>
+      <w:bookmarkStart w:id="27" w:name="_Toc211159742"/>
+      <w:r>
+        <w:t xml:space="preserve">6. </w:t>
+      </w:r>
+      <w:r>
         <w:t>Stochastic Hill Climbing</w:t>
       </w:r>
+      <w:bookmarkEnd w:id="27"/>
     </w:p>
     <w:p>
       <w:pPr>
@@ -4453,6 +8097,9 @@
     </w:p>
     <w:p>
       <w:r>
+        <w:rPr>
+          <w:noProof/>
+        </w:rPr>
         <w:drawing>
           <wp:inline distT="0" distB="0" distL="0" distR="0" wp14:anchorId="4AEFEAD7" wp14:editId="0B206E94">
             <wp:extent cx="3987800" cy="3010897"/>
@@ -4469,7 +8116,7 @@
                     <pic:cNvPicPr/>
                   </pic:nvPicPr>
                   <pic:blipFill>
-                    <a:blip r:embed="rId13"/>
+                    <a:blip r:embed="rId20"/>
                     <a:stretch>
                       <a:fillRect/>
                     </a:stretch>
@@ -4493,24 +8140,17 @@
     <w:p/>
     <w:p>
       <w:pPr>
-        <w:pStyle w:val="ListParagraph"/>
-        <w:numPr>
-          <w:ilvl w:val="0"/>
-          <w:numId w:val="20"/>
-        </w:numPr>
-        <w:rPr>
-          <w:b/>
-          <w:bCs/>
-        </w:rPr>
-      </w:pPr>
-      <w:r>
-        <w:rPr>
-          <w:b/>
-          <w:bCs/>
-        </w:rPr>
+        <w:pStyle w:val="Heading2"/>
+      </w:pPr>
+      <w:bookmarkStart w:id="28" w:name="_Toc211159743"/>
+      <w:r>
         <w:lastRenderedPageBreak/>
+        <w:t xml:space="preserve">7. </w:t>
+      </w:r>
+      <w:r>
         <w:t>First-Choice Stochastic Hill Climbing (FCSHC)</w:t>
       </w:r>
+      <w:bookmarkEnd w:id="28"/>
     </w:p>
     <w:p>
       <w:pPr>
@@ -4522,6 +8162,9 @@
     </w:p>
     <w:p>
       <w:r>
+        <w:rPr>
+          <w:noProof/>
+        </w:rPr>
         <w:drawing>
           <wp:inline distT="0" distB="0" distL="0" distR="0" wp14:anchorId="39687DC2" wp14:editId="353E8EBD">
             <wp:extent cx="3879850" cy="2929393"/>
@@ -4538,7 +8181,7 @@
                     <pic:cNvPicPr/>
                   </pic:nvPicPr>
                   <pic:blipFill>
-                    <a:blip r:embed="rId14"/>
+                    <a:blip r:embed="rId21"/>
                     <a:stretch>
                       <a:fillRect/>
                     </a:stretch>
@@ -4562,23 +8205,16 @@
     <w:p/>
     <w:p>
       <w:pPr>
-        <w:pStyle w:val="ListParagraph"/>
-        <w:numPr>
-          <w:ilvl w:val="0"/>
-          <w:numId w:val="20"/>
-        </w:numPr>
-        <w:rPr>
-          <w:b/>
-          <w:bCs/>
-        </w:rPr>
-      </w:pPr>
-      <w:r>
-        <w:rPr>
-          <w:b/>
-          <w:bCs/>
-        </w:rPr>
+        <w:pStyle w:val="Heading2"/>
+      </w:pPr>
+      <w:bookmarkStart w:id="29" w:name="_Toc211159744"/>
+      <w:r>
+        <w:t xml:space="preserve">8. </w:t>
+      </w:r>
+      <w:r>
         <w:t>Simulated Annealing (SA)</w:t>
       </w:r>
+      <w:bookmarkEnd w:id="29"/>
     </w:p>
     <w:p>
       <w:pPr>
@@ -4636,6 +8272,7 @@
         <w:rPr>
           <w:b/>
           <w:bCs/>
+          <w:noProof/>
         </w:rPr>
         <w:drawing>
           <wp:inline distT="0" distB="0" distL="0" distR="0" wp14:anchorId="0AF1DB20" wp14:editId="09BF867B">
@@ -4653,7 +8290,7 @@
                     <pic:cNvPicPr/>
                   </pic:nvPicPr>
                   <pic:blipFill>
-                    <a:blip r:embed="rId15"/>
+                    <a:blip r:embed="rId22"/>
                     <a:stretch>
                       <a:fillRect/>
                     </a:stretch>
@@ -4685,6 +8322,7 @@
         <w:rPr>
           <w:b/>
           <w:bCs/>
+          <w:noProof/>
         </w:rPr>
         <w:lastRenderedPageBreak/>
         <w:drawing>
@@ -4703,7 +8341,7 @@
                     <pic:cNvPicPr/>
                   </pic:nvPicPr>
                   <pic:blipFill>
-                    <a:blip r:embed="rId16"/>
+                    <a:blip r:embed="rId23"/>
                     <a:stretch>
                       <a:fillRect/>
                     </a:stretch>
@@ -4734,11 +8372,19 @@
     </w:p>
     <w:p>
       <w:pPr>
-        <w:pStyle w:val="ListParagraph"/>
-        <w:numPr>
-          <w:ilvl w:val="0"/>
-          <w:numId w:val="20"/>
-        </w:numPr>
+        <w:pStyle w:val="Heading2"/>
+      </w:pPr>
+      <w:bookmarkStart w:id="30" w:name="_Toc211159745"/>
+      <w:r>
+        <w:t xml:space="preserve">9. </w:t>
+      </w:r>
+      <w:r>
+        <w:t>So sánh move strategies</w:t>
+      </w:r>
+      <w:bookmarkEnd w:id="30"/>
+    </w:p>
+    <w:p>
+      <w:pPr>
         <w:rPr>
           <w:b/>
           <w:bCs/>
@@ -4748,21 +8394,7 @@
         <w:rPr>
           <w:b/>
           <w:bCs/>
-        </w:rPr>
-        <w:t>So sánh move strategies</w:t>
-      </w:r>
-    </w:p>
-    <w:p>
-      <w:pPr>
-        <w:rPr>
-          <w:b/>
-          <w:bCs/>
-        </w:rPr>
-      </w:pPr>
-      <w:r>
-        <w:rPr>
-          <w:b/>
-          <w:bCs/>
+          <w:noProof/>
         </w:rPr>
         <w:drawing>
           <wp:inline distT="0" distB="0" distL="0" distR="0" wp14:anchorId="0377481A" wp14:editId="0FF8B42D">
@@ -4780,7 +8412,7 @@
                     <pic:cNvPicPr/>
                   </pic:nvPicPr>
                   <pic:blipFill>
-                    <a:blip r:embed="rId17"/>
+                    <a:blip r:embed="rId24"/>
                     <a:stretch>
                       <a:fillRect/>
                     </a:stretch>
@@ -4820,6 +8452,7 @@
         <w:rPr>
           <w:b/>
           <w:bCs/>
+          <w:noProof/>
         </w:rPr>
         <w:lastRenderedPageBreak/>
         <w:drawing>
@@ -4838,7 +8471,7 @@
                     <pic:cNvPicPr/>
                   </pic:nvPicPr>
                   <pic:blipFill>
-                    <a:blip r:embed="rId18"/>
+                    <a:blip r:embed="rId25"/>
                     <a:stretch>
                       <a:fillRect/>
                     </a:stretch>
@@ -4878,6 +8511,7 @@
         <w:rPr>
           <w:b/>
           <w:bCs/>
+          <w:noProof/>
         </w:rPr>
         <w:drawing>
           <wp:inline distT="0" distB="0" distL="0" distR="0" wp14:anchorId="334C3A63" wp14:editId="45D92139">
@@ -4895,7 +8529,7 @@
                     <pic:cNvPicPr/>
                   </pic:nvPicPr>
                   <pic:blipFill>
-                    <a:blip r:embed="rId19"/>
+                    <a:blip r:embed="rId26"/>
                     <a:stretch>
                       <a:fillRect/>
                     </a:stretch>
@@ -5055,7 +8689,7 @@
           <w:b/>
           <w:bCs/>
         </w:rPr>
-        <w:t>5.2 Gợi ý chọn thuật toán theo mục tiêu</w:t>
+        <w:t>Gợi ý chọn thuật toán theo mục tiêu</w:t>
       </w:r>
     </w:p>
     <w:p>
@@ -5094,30 +8728,16 @@
     <w:p/>
     <w:p>
       <w:pPr>
-        <w:pStyle w:val="ListParagraph"/>
-        <w:numPr>
-          <w:ilvl w:val="0"/>
-          <w:numId w:val="20"/>
-        </w:numPr>
-        <w:rPr>
-          <w:b/>
-          <w:bCs/>
-        </w:rPr>
-      </w:pPr>
-      <w:r>
-        <w:rPr>
-          <w:b/>
-          <w:bCs/>
-        </w:rPr>
-        <w:t xml:space="preserve">So sánh </w:t>
-      </w:r>
-      <w:r>
-        <w:rPr>
-          <w:b/>
-          <w:bCs/>
-        </w:rPr>
-        <w:t>hiệu năng</w:t>
-      </w:r>
+        <w:pStyle w:val="Heading2"/>
+      </w:pPr>
+      <w:bookmarkStart w:id="31" w:name="_Toc211159746"/>
+      <w:r>
+        <w:t xml:space="preserve">10. </w:t>
+      </w:r>
+      <w:r>
+        <w:t>So sánh hiệu năng</w:t>
+      </w:r>
+      <w:bookmarkEnd w:id="31"/>
     </w:p>
     <w:p>
       <w:pPr>
@@ -5782,6 +9402,9 @@
     </w:p>
     <w:p>
       <w:r>
+        <w:rPr>
+          <w:noProof/>
+        </w:rPr>
         <w:drawing>
           <wp:inline distT="0" distB="0" distL="0" distR="0" wp14:anchorId="41A3E178" wp14:editId="43ECD88E">
             <wp:extent cx="3885363" cy="3048000"/>
@@ -5798,7 +9421,7 @@
                     <pic:cNvPicPr/>
                   </pic:nvPicPr>
                   <pic:blipFill>
-                    <a:blip r:embed="rId20"/>
+                    <a:blip r:embed="rId27"/>
                     <a:stretch>
                       <a:fillRect/>
                     </a:stretch>
@@ -5821,6 +9444,9 @@
     </w:p>
     <w:p>
       <w:r>
+        <w:rPr>
+          <w:noProof/>
+        </w:rPr>
         <w:lastRenderedPageBreak/>
         <w:drawing>
           <wp:inline distT="0" distB="0" distL="0" distR="0" wp14:anchorId="305D50AC" wp14:editId="4FECE2BF">
@@ -5838,7 +9464,7 @@
                     <pic:cNvPicPr/>
                   </pic:nvPicPr>
                   <pic:blipFill>
-                    <a:blip r:embed="rId21"/>
+                    <a:blip r:embed="rId28"/>
                     <a:stretch>
                       <a:fillRect/>
                     </a:stretch>
@@ -5871,6 +9497,22 @@
 </w:document>
 </file>
 
+<file path=word/footer1.xml><?xml version="1.0" encoding="utf-8"?>
+<w:ftr xmlns:wpc="http://schemas.microsoft.com/office/word/2010/wordprocessingCanvas" xmlns:cx="http://schemas.microsoft.com/office/drawing/2014/chartex" xmlns:cx1="http://schemas.microsoft.com/office/drawing/2015/9/8/chartex" xmlns:cx2="http://schemas.microsoft.com/office/drawing/2015/10/21/chartex" xmlns:cx3="http://schemas.microsoft.com/office/drawing/2016/5/9/chartex" xmlns:cx4="http://schemas.microsoft.com/office/drawing/2016/5/10/chartex" xmlns:cx5="http://schemas.microsoft.com/office/drawing/2016/5/11/chartex" xmlns:cx6="http://schemas.microsoft.com/office/drawing/2016/5/12/chartex" xmlns:cx7="http://schemas.microsoft.com/office/drawing/2016/5/13/chartex" xmlns:cx8="http://schemas.microsoft.com/office/drawing/2016/5/14/chartex" xmlns:mc="http://schemas.openxmlformats.org/markup-compatibility/2006" xmlns:aink="http://schemas.microsoft.com/office/drawing/2016/ink" xmlns:am3d="http://schemas.microsoft.com/office/drawing/2017/model3d" xmlns:o="urn:schemas-microsoft-com:office:office" xmlns:oel="http://schemas.microsoft.com/office/2019/extlst" xmlns:r="http://schemas.openxmlformats.org/officeDocument/2006/relationships" xmlns:m="http://schemas.openxmlformats.org/officeDocument/2006/math" xmlns:v="urn:schemas-microsoft-com:vml" xmlns:wp14="http://schemas.microsoft.com/office/word/2010/wordprocessingDrawing" xmlns:wp="http://schemas.openxmlformats.org/drawingml/2006/wordprocessingDrawing" xmlns:w10="urn:schemas-microsoft-com:office:word" xmlns:w="http://schemas.openxmlformats.org/wordprocessingml/2006/main" xmlns:w14="http://schemas.microsoft.com/office/word/2010/wordml" xmlns:w15="http://schemas.microsoft.com/office/word/2012/wordml" xmlns:w16cex="http://schemas.microsoft.com/office/word/2018/wordml/cex" xmlns:w16cid="http://schemas.microsoft.com/office/word/2016/wordml/cid" xmlns:w16="http://schemas.microsoft.com/office/word/2018/wordml" xmlns:w16du="http://schemas.microsoft.com/office/word/2023/wordml/word16du" xmlns:w16sdtdh="http://schemas.microsoft.com/office/word/2020/wordml/sdtdatahash" xmlns:w16sdtfl="http://schemas.microsoft.com/office/word/2024/wordml/sdtformatlock" xmlns:w16se="http://schemas.microsoft.com/office/word/2015/wordml/symex" xmlns:wpg="http://schemas.microsoft.com/office/word/2010/wordprocessingGroup" xmlns:wpi="http://schemas.microsoft.com/office/word/2010/wordprocessingInk" xmlns:wne="http://schemas.microsoft.com/office/word/2006/wordml" xmlns:wps="http://schemas.microsoft.com/office/word/2010/wordprocessingShape" mc:Ignorable="w14 w15 w16se w16cid w16 w16cex w16sdtdh w16sdtfl w16du wp14">
+  <w:p>
+    <w:pPr>
+      <w:pStyle w:val="Footer"/>
+      <w:jc w:val="center"/>
+    </w:pPr>
+  </w:p>
+  <w:p>
+    <w:pPr>
+      <w:pStyle w:val="Footer"/>
+    </w:pPr>
+  </w:p>
+</w:ftr>
+</file>
+
 <file path=word/numbering.xml><?xml version="1.0" encoding="utf-8"?>
 <w:numbering xmlns:wpc="http://schemas.microsoft.com/office/word/2010/wordprocessingCanvas" xmlns:cx="http://schemas.microsoft.com/office/drawing/2014/chartex" xmlns:cx1="http://schemas.microsoft.com/office/drawing/2015/9/8/chartex" xmlns:cx2="http://schemas.microsoft.com/office/drawing/2015/10/21/chartex" xmlns:cx3="http://schemas.microsoft.com/office/drawing/2016/5/9/chartex" xmlns:cx4="http://schemas.microsoft.com/office/drawing/2016/5/10/chartex" xmlns:cx5="http://schemas.microsoft.com/office/drawing/2016/5/11/chartex" xmlns:cx6="http://schemas.microsoft.com/office/drawing/2016/5/12/chartex" xmlns:cx7="http://schemas.microsoft.com/office/drawing/2016/5/13/chartex" xmlns:cx8="http://schemas.microsoft.com/office/drawing/2016/5/14/chartex" xmlns:mc="http://schemas.openxmlformats.org/markup-compatibility/2006" xmlns:aink="http://schemas.microsoft.com/office/drawing/2016/ink" xmlns:am3d="http://schemas.microsoft.com/office/drawing/2017/model3d" xmlns:o="urn:schemas-microsoft-com:office:office" xmlns:oel="http://schemas.microsoft.com/office/2019/extlst" xmlns:r="http://schemas.openxmlformats.org/officeDocument/2006/relationships" xmlns:m="http://schemas.openxmlformats.org/officeDocument/2006/math" xmlns:v="urn:schemas-microsoft-com:vml" xmlns:wp14="http://schemas.microsoft.com/office/word/2010/wordprocessingDrawing" xmlns:wp="http://schemas.openxmlformats.org/drawingml/2006/wordprocessingDrawing" xmlns:w10="urn:schemas-microsoft-com:office:word" xmlns:w="http://schemas.openxmlformats.org/wordprocessingml/2006/main" xmlns:w14="http://schemas.microsoft.com/office/word/2010/wordml" xmlns:w15="http://schemas.microsoft.com/office/word/2012/wordml" xmlns:w16cex="http://schemas.microsoft.com/office/word/2018/wordml/cex" xmlns:w16cid="http://schemas.microsoft.com/office/word/2016/wordml/cid" xmlns:w16="http://schemas.microsoft.com/office/word/2018/wordml" xmlns:w16du="http://schemas.microsoft.com/office/word/2023/wordml/word16du" xmlns:w16sdtdh="http://schemas.microsoft.com/office/word/2020/wordml/sdtdatahash" xmlns:w16sdtfl="http://schemas.microsoft.com/office/word/2024/wordml/sdtformatlock" xmlns:w16se="http://schemas.microsoft.com/office/word/2015/wordml/symex" xmlns:wpg="http://schemas.microsoft.com/office/word/2010/wordprocessingGroup" xmlns:wpi="http://schemas.microsoft.com/office/word/2010/wordprocessingInk" xmlns:wne="http://schemas.microsoft.com/office/word/2006/wordml" xmlns:wps="http://schemas.microsoft.com/office/word/2010/wordprocessingShape" mc:Ignorable="w14 w15 w16se w16cid w16 w16cex w16sdtdh w16sdtfl w16du wp14">
   <w:abstractNum w:abstractNumId="0" w15:restartNumberingAfterBreak="0">
@@ -8279,6 +11921,97 @@
     </w:lvl>
   </w:abstractNum>
   <w:abstractNum w:abstractNumId="17" w15:restartNumberingAfterBreak="0">
+    <w:nsid w:val="4B37379A"/>
+    <w:multiLevelType w:val="hybridMultilevel"/>
+    <w:tmpl w:val="40A8C022"/>
+    <w:lvl w:ilvl="0" w:tplc="30EAE83E">
+      <w:start w:val="1"/>
+      <w:numFmt w:val="decimal"/>
+      <w:lvlText w:val="%1)"/>
+      <w:lvlJc w:val="left"/>
+      <w:pPr>
+        <w:ind w:left="720" w:hanging="360"/>
+      </w:pPr>
+      <w:rPr>
+        <w:rFonts w:hint="default"/>
+        <w:b/>
+        <w:color w:val="auto"/>
+      </w:rPr>
+    </w:lvl>
+    <w:lvl w:ilvl="1" w:tplc="04090019" w:tentative="1">
+      <w:start w:val="1"/>
+      <w:numFmt w:val="lowerLetter"/>
+      <w:lvlText w:val="%2."/>
+      <w:lvlJc w:val="left"/>
+      <w:pPr>
+        <w:ind w:left="1440" w:hanging="360"/>
+      </w:pPr>
+    </w:lvl>
+    <w:lvl w:ilvl="2" w:tplc="0409001B" w:tentative="1">
+      <w:start w:val="1"/>
+      <w:numFmt w:val="lowerRoman"/>
+      <w:lvlText w:val="%3."/>
+      <w:lvlJc w:val="right"/>
+      <w:pPr>
+        <w:ind w:left="2160" w:hanging="180"/>
+      </w:pPr>
+    </w:lvl>
+    <w:lvl w:ilvl="3" w:tplc="0409000F" w:tentative="1">
+      <w:start w:val="1"/>
+      <w:numFmt w:val="decimal"/>
+      <w:lvlText w:val="%4."/>
+      <w:lvlJc w:val="left"/>
+      <w:pPr>
+        <w:ind w:left="2880" w:hanging="360"/>
+      </w:pPr>
+    </w:lvl>
+    <w:lvl w:ilvl="4" w:tplc="04090019" w:tentative="1">
+      <w:start w:val="1"/>
+      <w:numFmt w:val="lowerLetter"/>
+      <w:lvlText w:val="%5."/>
+      <w:lvlJc w:val="left"/>
+      <w:pPr>
+        <w:ind w:left="3600" w:hanging="360"/>
+      </w:pPr>
+    </w:lvl>
+    <w:lvl w:ilvl="5" w:tplc="0409001B" w:tentative="1">
+      <w:start w:val="1"/>
+      <w:numFmt w:val="lowerRoman"/>
+      <w:lvlText w:val="%6."/>
+      <w:lvlJc w:val="right"/>
+      <w:pPr>
+        <w:ind w:left="4320" w:hanging="180"/>
+      </w:pPr>
+    </w:lvl>
+    <w:lvl w:ilvl="6" w:tplc="0409000F" w:tentative="1">
+      <w:start w:val="1"/>
+      <w:numFmt w:val="decimal"/>
+      <w:lvlText w:val="%7."/>
+      <w:lvlJc w:val="left"/>
+      <w:pPr>
+        <w:ind w:left="5040" w:hanging="360"/>
+      </w:pPr>
+    </w:lvl>
+    <w:lvl w:ilvl="7" w:tplc="04090019" w:tentative="1">
+      <w:start w:val="1"/>
+      <w:numFmt w:val="lowerLetter"/>
+      <w:lvlText w:val="%8."/>
+      <w:lvlJc w:val="left"/>
+      <w:pPr>
+        <w:ind w:left="5760" w:hanging="360"/>
+      </w:pPr>
+    </w:lvl>
+    <w:lvl w:ilvl="8" w:tplc="0409001B" w:tentative="1">
+      <w:start w:val="1"/>
+      <w:numFmt w:val="lowerRoman"/>
+      <w:lvlText w:val="%9."/>
+      <w:lvlJc w:val="right"/>
+      <w:pPr>
+        <w:ind w:left="6480" w:hanging="180"/>
+      </w:pPr>
+    </w:lvl>
+  </w:abstractNum>
+  <w:abstractNum w:abstractNumId="18" w15:restartNumberingAfterBreak="0">
     <w:nsid w:val="4C4E1356"/>
     <w:multiLevelType w:val="multilevel"/>
     <w:tmpl w:val="227658E0"/>
@@ -8427,7 +12160,7 @@
       </w:rPr>
     </w:lvl>
   </w:abstractNum>
-  <w:abstractNum w:abstractNumId="18" w15:restartNumberingAfterBreak="0">
+  <w:abstractNum w:abstractNumId="19" w15:restartNumberingAfterBreak="0">
     <w:nsid w:val="5C7536F0"/>
     <w:multiLevelType w:val="multilevel"/>
     <w:tmpl w:val="C4940172"/>
@@ -8576,7 +12309,7 @@
       </w:rPr>
     </w:lvl>
   </w:abstractNum>
-  <w:abstractNum w:abstractNumId="19" w15:restartNumberingAfterBreak="0">
+  <w:abstractNum w:abstractNumId="20" w15:restartNumberingAfterBreak="0">
     <w:nsid w:val="691D5492"/>
     <w:multiLevelType w:val="multilevel"/>
     <w:tmpl w:val="50009746"/>
@@ -8725,7 +12458,7 @@
       </w:rPr>
     </w:lvl>
   </w:abstractNum>
-  <w:abstractNum w:abstractNumId="20" w15:restartNumberingAfterBreak="0">
+  <w:abstractNum w:abstractNumId="21" w15:restartNumberingAfterBreak="0">
     <w:nsid w:val="69F82353"/>
     <w:multiLevelType w:val="multilevel"/>
     <w:tmpl w:val="AB94EB5C"/>
@@ -8874,7 +12607,93 @@
       </w:rPr>
     </w:lvl>
   </w:abstractNum>
-  <w:abstractNum w:abstractNumId="21" w15:restartNumberingAfterBreak="0">
+  <w:abstractNum w:abstractNumId="22" w15:restartNumberingAfterBreak="0">
+    <w:nsid w:val="6B321950"/>
+    <w:multiLevelType w:val="hybridMultilevel"/>
+    <w:tmpl w:val="883CC980"/>
+    <w:lvl w:ilvl="0" w:tplc="0409000F">
+      <w:start w:val="1"/>
+      <w:numFmt w:val="decimal"/>
+      <w:lvlText w:val="%1."/>
+      <w:lvlJc w:val="left"/>
+      <w:pPr>
+        <w:ind w:left="720" w:hanging="360"/>
+      </w:pPr>
+    </w:lvl>
+    <w:lvl w:ilvl="1" w:tplc="04090019" w:tentative="1">
+      <w:start w:val="1"/>
+      <w:numFmt w:val="lowerLetter"/>
+      <w:lvlText w:val="%2."/>
+      <w:lvlJc w:val="left"/>
+      <w:pPr>
+        <w:ind w:left="1440" w:hanging="360"/>
+      </w:pPr>
+    </w:lvl>
+    <w:lvl w:ilvl="2" w:tplc="0409001B" w:tentative="1">
+      <w:start w:val="1"/>
+      <w:numFmt w:val="lowerRoman"/>
+      <w:lvlText w:val="%3."/>
+      <w:lvlJc w:val="right"/>
+      <w:pPr>
+        <w:ind w:left="2160" w:hanging="180"/>
+      </w:pPr>
+    </w:lvl>
+    <w:lvl w:ilvl="3" w:tplc="0409000F" w:tentative="1">
+      <w:start w:val="1"/>
+      <w:numFmt w:val="decimal"/>
+      <w:lvlText w:val="%4."/>
+      <w:lvlJc w:val="left"/>
+      <w:pPr>
+        <w:ind w:left="2880" w:hanging="360"/>
+      </w:pPr>
+    </w:lvl>
+    <w:lvl w:ilvl="4" w:tplc="04090019" w:tentative="1">
+      <w:start w:val="1"/>
+      <w:numFmt w:val="lowerLetter"/>
+      <w:lvlText w:val="%5."/>
+      <w:lvlJc w:val="left"/>
+      <w:pPr>
+        <w:ind w:left="3600" w:hanging="360"/>
+      </w:pPr>
+    </w:lvl>
+    <w:lvl w:ilvl="5" w:tplc="0409001B" w:tentative="1">
+      <w:start w:val="1"/>
+      <w:numFmt w:val="lowerRoman"/>
+      <w:lvlText w:val="%6."/>
+      <w:lvlJc w:val="right"/>
+      <w:pPr>
+        <w:ind w:left="4320" w:hanging="180"/>
+      </w:pPr>
+    </w:lvl>
+    <w:lvl w:ilvl="6" w:tplc="0409000F" w:tentative="1">
+      <w:start w:val="1"/>
+      <w:numFmt w:val="decimal"/>
+      <w:lvlText w:val="%7."/>
+      <w:lvlJc w:val="left"/>
+      <w:pPr>
+        <w:ind w:left="5040" w:hanging="360"/>
+      </w:pPr>
+    </w:lvl>
+    <w:lvl w:ilvl="7" w:tplc="04090019" w:tentative="1">
+      <w:start w:val="1"/>
+      <w:numFmt w:val="lowerLetter"/>
+      <w:lvlText w:val="%8."/>
+      <w:lvlJc w:val="left"/>
+      <w:pPr>
+        <w:ind w:left="5760" w:hanging="360"/>
+      </w:pPr>
+    </w:lvl>
+    <w:lvl w:ilvl="8" w:tplc="0409001B" w:tentative="1">
+      <w:start w:val="1"/>
+      <w:numFmt w:val="lowerRoman"/>
+      <w:lvlText w:val="%9."/>
+      <w:lvlJc w:val="right"/>
+      <w:pPr>
+        <w:ind w:left="6480" w:hanging="180"/>
+      </w:pPr>
+    </w:lvl>
+  </w:abstractNum>
+  <w:abstractNum w:abstractNumId="23" w15:restartNumberingAfterBreak="0">
     <w:nsid w:val="6C3029CE"/>
     <w:multiLevelType w:val="multilevel"/>
     <w:tmpl w:val="20B2CF68"/>
@@ -9023,7 +12842,7 @@
       </w:rPr>
     </w:lvl>
   </w:abstractNum>
-  <w:abstractNum w:abstractNumId="22" w15:restartNumberingAfterBreak="0">
+  <w:abstractNum w:abstractNumId="24" w15:restartNumberingAfterBreak="0">
     <w:nsid w:val="6F345C00"/>
     <w:multiLevelType w:val="multilevel"/>
     <w:tmpl w:val="456C97BC"/>
@@ -9172,7 +12991,7 @@
       </w:rPr>
     </w:lvl>
   </w:abstractNum>
-  <w:abstractNum w:abstractNumId="23" w15:restartNumberingAfterBreak="0">
+  <w:abstractNum w:abstractNumId="25" w15:restartNumberingAfterBreak="0">
     <w:nsid w:val="72D23629"/>
     <w:multiLevelType w:val="multilevel"/>
     <w:tmpl w:val="F8F0CE58"/>
@@ -9321,7 +13140,7 @@
       </w:rPr>
     </w:lvl>
   </w:abstractNum>
-  <w:abstractNum w:abstractNumId="24" w15:restartNumberingAfterBreak="0">
+  <w:abstractNum w:abstractNumId="26" w15:restartNumberingAfterBreak="0">
     <w:nsid w:val="793E0305"/>
     <w:multiLevelType w:val="multilevel"/>
     <w:tmpl w:val="221CDF66"/>
@@ -9471,13 +13290,13 @@
     </w:lvl>
   </w:abstractNum>
   <w:num w:numId="1" w16cid:durableId="1215653765">
-    <w:abstractNumId w:val="22"/>
+    <w:abstractNumId w:val="24"/>
   </w:num>
   <w:num w:numId="2" w16cid:durableId="1907646742">
     <w:abstractNumId w:val="12"/>
   </w:num>
   <w:num w:numId="3" w16cid:durableId="528681578">
-    <w:abstractNumId w:val="21"/>
+    <w:abstractNumId w:val="23"/>
   </w:num>
   <w:num w:numId="4" w16cid:durableId="157576546">
     <w:abstractNumId w:val="16"/>
@@ -9495,10 +13314,10 @@
     <w:abstractNumId w:val="15"/>
   </w:num>
   <w:num w:numId="9" w16cid:durableId="1756051116">
-    <w:abstractNumId w:val="20"/>
+    <w:abstractNumId w:val="21"/>
   </w:num>
   <w:num w:numId="10" w16cid:durableId="1866628124">
-    <w:abstractNumId w:val="19"/>
+    <w:abstractNumId w:val="20"/>
   </w:num>
   <w:num w:numId="11" w16cid:durableId="1403794709">
     <w:abstractNumId w:val="5"/>
@@ -9516,7 +13335,7 @@
     <w:abstractNumId w:val="6"/>
   </w:num>
   <w:num w:numId="16" w16cid:durableId="1535000353">
-    <w:abstractNumId w:val="23"/>
+    <w:abstractNumId w:val="25"/>
   </w:num>
   <w:num w:numId="17" w16cid:durableId="94129812">
     <w:abstractNumId w:val="2"/>
@@ -9531,7 +13350,7 @@
     <w:abstractNumId w:val="11"/>
   </w:num>
   <w:num w:numId="21" w16cid:durableId="124593150">
-    <w:abstractNumId w:val="17"/>
+    <w:abstractNumId w:val="18"/>
   </w:num>
   <w:num w:numId="22" w16cid:durableId="2135320177">
     <w:abstractNumId w:val="8"/>
@@ -9540,10 +13359,16 @@
     <w:abstractNumId w:val="14"/>
   </w:num>
   <w:num w:numId="24" w16cid:durableId="1532498273">
-    <w:abstractNumId w:val="18"/>
+    <w:abstractNumId w:val="19"/>
   </w:num>
   <w:num w:numId="25" w16cid:durableId="2128573398">
-    <w:abstractNumId w:val="24"/>
+    <w:abstractNumId w:val="26"/>
+  </w:num>
+  <w:num w:numId="26" w16cid:durableId="272444348">
+    <w:abstractNumId w:val="17"/>
+  </w:num>
+  <w:num w:numId="27" w16cid:durableId="1069687745">
+    <w:abstractNumId w:val="22"/>
   </w:num>
 </w:numbering>
 </file>
@@ -9952,23 +13777,18 @@
   </w:style>
   <w:style w:type="paragraph" w:styleId="Heading1">
     <w:name w:val="heading 1"/>
-    <w:basedOn w:val="Normal"/>
+    <w:basedOn w:val="Title"/>
     <w:next w:val="Normal"/>
     <w:link w:val="Heading1Char"/>
     <w:uiPriority w:val="9"/>
     <w:qFormat/>
-    <w:rsid w:val="003A1D96"/>
+    <w:rsid w:val="00F00F4C"/>
     <w:pPr>
-      <w:keepNext/>
-      <w:keepLines/>
-      <w:spacing w:before="360" w:after="80"/>
+      <w:jc w:val="center"/>
       <w:outlineLvl w:val="0"/>
     </w:pPr>
     <w:rPr>
-      <w:rFonts w:asciiTheme="majorHAnsi" w:eastAsiaTheme="majorEastAsia" w:hAnsiTheme="majorHAnsi" w:cstheme="majorBidi"/>
-      <w:color w:val="0F4761" w:themeColor="accent1" w:themeShade="BF"/>
-      <w:sz w:val="40"/>
-      <w:szCs w:val="40"/>
+      <w:rFonts w:ascii="Times New Roman" w:hAnsi="Times New Roman" w:cs="Times New Roman"/>
     </w:rPr>
   </w:style>
   <w:style w:type="paragraph" w:styleId="Heading2">
@@ -9977,21 +13797,17 @@
     <w:next w:val="Normal"/>
     <w:link w:val="Heading2Char"/>
     <w:uiPriority w:val="9"/>
-    <w:semiHidden/>
     <w:unhideWhenUsed/>
     <w:qFormat/>
-    <w:rsid w:val="003A1D96"/>
+    <w:rsid w:val="00F00F4C"/>
     <w:pPr>
-      <w:keepNext/>
-      <w:keepLines/>
-      <w:spacing w:before="160" w:after="80"/>
       <w:outlineLvl w:val="1"/>
     </w:pPr>
     <w:rPr>
-      <w:rFonts w:asciiTheme="majorHAnsi" w:eastAsiaTheme="majorEastAsia" w:hAnsiTheme="majorHAnsi" w:cstheme="majorBidi"/>
-      <w:color w:val="0F4761" w:themeColor="accent1" w:themeShade="BF"/>
-      <w:sz w:val="32"/>
-      <w:szCs w:val="32"/>
+      <w:b/>
+      <w:bCs/>
+      <w:sz w:val="28"/>
+      <w:szCs w:val="28"/>
     </w:rPr>
   </w:style>
   <w:style w:type="paragraph" w:styleId="Heading3">
@@ -10000,21 +13816,15 @@
     <w:next w:val="Normal"/>
     <w:link w:val="Heading3Char"/>
     <w:uiPriority w:val="9"/>
-    <w:semiHidden/>
     <w:unhideWhenUsed/>
     <w:qFormat/>
-    <w:rsid w:val="003A1D96"/>
+    <w:rsid w:val="00F00F4C"/>
     <w:pPr>
-      <w:keepNext/>
-      <w:keepLines/>
-      <w:spacing w:before="160" w:after="80"/>
       <w:outlineLvl w:val="2"/>
     </w:pPr>
     <w:rPr>
-      <w:rFonts w:eastAsiaTheme="majorEastAsia" w:cstheme="majorBidi"/>
-      <w:color w:val="0F4761" w:themeColor="accent1" w:themeShade="BF"/>
-      <w:sz w:val="28"/>
-      <w:szCs w:val="28"/>
+      <w:b/>
+      <w:bCs/>
     </w:rPr>
   </w:style>
   <w:style w:type="paragraph" w:styleId="Heading4">
@@ -10152,6 +13962,7 @@
   <w:style w:type="character" w:default="1" w:styleId="DefaultParagraphFont">
     <w:name w:val="Default Paragraph Font"/>
     <w:uiPriority w:val="1"/>
+    <w:semiHidden/>
     <w:unhideWhenUsed/>
   </w:style>
   <w:style w:type="table" w:default="1" w:styleId="TableNormal">
@@ -10180,12 +13991,13 @@
     <w:basedOn w:val="DefaultParagraphFont"/>
     <w:link w:val="Heading1"/>
     <w:uiPriority w:val="9"/>
-    <w:rsid w:val="003A1D96"/>
+    <w:rsid w:val="00F00F4C"/>
     <w:rPr>
-      <w:rFonts w:asciiTheme="majorHAnsi" w:eastAsiaTheme="majorEastAsia" w:hAnsiTheme="majorHAnsi" w:cstheme="majorBidi"/>
-      <w:color w:val="0F4761" w:themeColor="accent1" w:themeShade="BF"/>
-      <w:sz w:val="40"/>
-      <w:szCs w:val="40"/>
+      <w:rFonts w:ascii="Times New Roman" w:eastAsiaTheme="majorEastAsia" w:hAnsi="Times New Roman" w:cs="Times New Roman"/>
+      <w:spacing w:val="-10"/>
+      <w:kern w:val="28"/>
+      <w:sz w:val="56"/>
+      <w:szCs w:val="56"/>
     </w:rPr>
   </w:style>
   <w:style w:type="character" w:customStyle="1" w:styleId="Heading2Char">
@@ -10193,13 +14005,12 @@
     <w:basedOn w:val="DefaultParagraphFont"/>
     <w:link w:val="Heading2"/>
     <w:uiPriority w:val="9"/>
-    <w:semiHidden/>
-    <w:rsid w:val="003A1D96"/>
+    <w:rsid w:val="00F00F4C"/>
     <w:rPr>
-      <w:rFonts w:asciiTheme="majorHAnsi" w:eastAsiaTheme="majorEastAsia" w:hAnsiTheme="majorHAnsi" w:cstheme="majorBidi"/>
-      <w:color w:val="0F4761" w:themeColor="accent1" w:themeShade="BF"/>
-      <w:sz w:val="32"/>
-      <w:szCs w:val="32"/>
+      <w:b/>
+      <w:bCs/>
+      <w:sz w:val="28"/>
+      <w:szCs w:val="28"/>
     </w:rPr>
   </w:style>
   <w:style w:type="character" w:customStyle="1" w:styleId="Heading3Char">
@@ -10207,13 +14018,10 @@
     <w:basedOn w:val="DefaultParagraphFont"/>
     <w:link w:val="Heading3"/>
     <w:uiPriority w:val="9"/>
-    <w:semiHidden/>
-    <w:rsid w:val="003A1D96"/>
+    <w:rsid w:val="00F00F4C"/>
     <w:rPr>
-      <w:rFonts w:eastAsiaTheme="majorEastAsia" w:cstheme="majorBidi"/>
-      <w:color w:val="0F4761" w:themeColor="accent1" w:themeShade="BF"/>
-      <w:sz w:val="28"/>
-      <w:szCs w:val="28"/>
+      <w:b/>
+      <w:bCs/>
     </w:rPr>
   </w:style>
   <w:style w:type="character" w:customStyle="1" w:styleId="Heading4Char">
@@ -10464,6 +14272,162 @@
       <w:color w:val="0F4761" w:themeColor="accent1" w:themeShade="BF"/>
       <w:spacing w:val="5"/>
     </w:rPr>
+  </w:style>
+  <w:style w:type="character" w:customStyle="1" w:styleId="fontstyle01">
+    <w:name w:val="fontstyle01"/>
+    <w:basedOn w:val="DefaultParagraphFont"/>
+    <w:rsid w:val="00AD1D3B"/>
+    <w:rPr>
+      <w:rFonts w:ascii="Times New Roman" w:hAnsi="Times New Roman" w:cs="Times New Roman" w:hint="default"/>
+      <w:b/>
+      <w:bCs/>
+      <w:i w:val="0"/>
+      <w:iCs w:val="0"/>
+      <w:color w:val="000000"/>
+      <w:sz w:val="36"/>
+      <w:szCs w:val="36"/>
+    </w:rPr>
+  </w:style>
+  <w:style w:type="table" w:styleId="TableGrid">
+    <w:name w:val="Table Grid"/>
+    <w:basedOn w:val="TableNormal"/>
+    <w:uiPriority w:val="39"/>
+    <w:rsid w:val="00AD1D3B"/>
+    <w:pPr>
+      <w:spacing w:after="0" w:line="240" w:lineRule="auto"/>
+      <w:ind w:firstLine="567"/>
+      <w:jc w:val="both"/>
+    </w:pPr>
+    <w:rPr>
+      <w:rFonts w:ascii="Times New Roman" w:hAnsi="Times New Roman" w:cs="Times New Roman"/>
+      <w:kern w:val="0"/>
+      <w:sz w:val="26"/>
+      <w:lang w:val="vi-VN"/>
+      <w14:ligatures w14:val="none"/>
+    </w:rPr>
+    <w:tblPr>
+      <w:tblBorders>
+        <w:top w:val="single" w:sz="4" w:space="0" w:color="auto"/>
+        <w:left w:val="single" w:sz="4" w:space="0" w:color="auto"/>
+        <w:bottom w:val="single" w:sz="4" w:space="0" w:color="auto"/>
+        <w:right w:val="single" w:sz="4" w:space="0" w:color="auto"/>
+        <w:insideH w:val="single" w:sz="4" w:space="0" w:color="auto"/>
+        <w:insideV w:val="single" w:sz="4" w:space="0" w:color="auto"/>
+      </w:tblBorders>
+    </w:tblPr>
+  </w:style>
+  <w:style w:type="paragraph" w:styleId="Footer">
+    <w:name w:val="footer"/>
+    <w:basedOn w:val="Normal"/>
+    <w:link w:val="FooterChar"/>
+    <w:uiPriority w:val="99"/>
+    <w:unhideWhenUsed/>
+    <w:rsid w:val="00AD1D3B"/>
+    <w:pPr>
+      <w:tabs>
+        <w:tab w:val="center" w:pos="4513"/>
+        <w:tab w:val="right" w:pos="9026"/>
+      </w:tabs>
+      <w:spacing w:after="0" w:line="240" w:lineRule="auto"/>
+      <w:ind w:firstLine="567"/>
+      <w:jc w:val="both"/>
+    </w:pPr>
+    <w:rPr>
+      <w:rFonts w:ascii="Times New Roman" w:hAnsi="Times New Roman" w:cs="Times New Roman"/>
+      <w:kern w:val="0"/>
+      <w:sz w:val="26"/>
+      <w:lang w:val="vi-VN"/>
+      <w14:ligatures w14:val="none"/>
+    </w:rPr>
+  </w:style>
+  <w:style w:type="character" w:customStyle="1" w:styleId="FooterChar">
+    <w:name w:val="Footer Char"/>
+    <w:basedOn w:val="DefaultParagraphFont"/>
+    <w:link w:val="Footer"/>
+    <w:uiPriority w:val="99"/>
+    <w:rsid w:val="00AD1D3B"/>
+    <w:rPr>
+      <w:rFonts w:ascii="Times New Roman" w:hAnsi="Times New Roman" w:cs="Times New Roman"/>
+      <w:kern w:val="0"/>
+      <w:sz w:val="26"/>
+      <w:lang w:val="vi-VN"/>
+      <w14:ligatures w14:val="none"/>
+    </w:rPr>
+  </w:style>
+  <w:style w:type="character" w:styleId="Hyperlink">
+    <w:name w:val="Hyperlink"/>
+    <w:basedOn w:val="DefaultParagraphFont"/>
+    <w:uiPriority w:val="99"/>
+    <w:unhideWhenUsed/>
+    <w:rsid w:val="0036272D"/>
+    <w:rPr>
+      <w:color w:val="467886" w:themeColor="hyperlink"/>
+      <w:u w:val="single"/>
+    </w:rPr>
+  </w:style>
+  <w:style w:type="paragraph" w:styleId="TOCHeading">
+    <w:name w:val="TOC Heading"/>
+    <w:basedOn w:val="Heading1"/>
+    <w:next w:val="Normal"/>
+    <w:uiPriority w:val="39"/>
+    <w:unhideWhenUsed/>
+    <w:qFormat/>
+    <w:rsid w:val="00F00F4C"/>
+    <w:pPr>
+      <w:keepNext/>
+      <w:keepLines/>
+      <w:spacing w:before="240" w:after="0" w:line="259" w:lineRule="auto"/>
+      <w:contextualSpacing w:val="0"/>
+      <w:jc w:val="left"/>
+      <w:outlineLvl w:val="9"/>
+    </w:pPr>
+    <w:rPr>
+      <w:rFonts w:asciiTheme="majorHAnsi" w:hAnsiTheme="majorHAnsi" w:cstheme="majorBidi"/>
+      <w:color w:val="0F4761" w:themeColor="accent1" w:themeShade="BF"/>
+      <w:spacing w:val="0"/>
+      <w:kern w:val="0"/>
+      <w:sz w:val="32"/>
+      <w:szCs w:val="32"/>
+      <w14:ligatures w14:val="none"/>
+    </w:rPr>
+  </w:style>
+  <w:style w:type="paragraph" w:styleId="TOC1">
+    <w:name w:val="toc 1"/>
+    <w:basedOn w:val="Normal"/>
+    <w:next w:val="Normal"/>
+    <w:autoRedefine/>
+    <w:uiPriority w:val="39"/>
+    <w:unhideWhenUsed/>
+    <w:rsid w:val="00F00F4C"/>
+    <w:pPr>
+      <w:spacing w:after="100"/>
+    </w:pPr>
+  </w:style>
+  <w:style w:type="paragraph" w:styleId="TOC2">
+    <w:name w:val="toc 2"/>
+    <w:basedOn w:val="Normal"/>
+    <w:next w:val="Normal"/>
+    <w:autoRedefine/>
+    <w:uiPriority w:val="39"/>
+    <w:unhideWhenUsed/>
+    <w:rsid w:val="00F00F4C"/>
+    <w:pPr>
+      <w:spacing w:after="100"/>
+      <w:ind w:left="240"/>
+    </w:pPr>
+  </w:style>
+  <w:style w:type="paragraph" w:styleId="TOC3">
+    <w:name w:val="toc 3"/>
+    <w:basedOn w:val="Normal"/>
+    <w:next w:val="Normal"/>
+    <w:autoRedefine/>
+    <w:uiPriority w:val="39"/>
+    <w:unhideWhenUsed/>
+    <w:rsid w:val="00F00F4C"/>
+    <w:pPr>
+      <w:spacing w:after="100"/>
+      <w:ind w:left="480"/>
+    </w:pPr>
   </w:style>
 </w:styles>
 </file>
@@ -10761,4 +14725,16 @@
     </a:ext>
   </a:extLst>
 </a:theme>
+</file>
+
+<file path=customXml/item1.xml><?xml version="1.0" encoding="utf-8"?>
+<b:Sources xmlns:b="http://schemas.openxmlformats.org/officeDocument/2006/bibliography" xmlns="http://schemas.openxmlformats.org/officeDocument/2006/bibliography" SelectedStyle="\APASixthEditionOfficeOnline.xsl" StyleName="APA" Version="6"/>
+</file>
+
+<file path=customXml/itemProps1.xml><?xml version="1.0" encoding="utf-8"?>
+<ds:datastoreItem xmlns:ds="http://schemas.openxmlformats.org/officeDocument/2006/customXml" ds:itemID="{E23DD755-BEA8-4353-BE58-BC59BB7D8AA8}">
+  <ds:schemaRefs>
+    <ds:schemaRef ds:uri="http://schemas.openxmlformats.org/officeDocument/2006/bibliography"/>
+  </ds:schemaRefs>
+</ds:datastoreItem>
 </file>